--- a/docs/TaskFlow_Project_Report.docx
+++ b/docs/TaskFlow_Project_Report.docx
@@ -1,8 +1,8 @@
 
 <file path=word/document.xml><?xml version="1.0" encoding="utf-8"?>
-<w:document xmlns:o="urn:schemas-microsoft-com:office:office" xmlns:r="http://schemas.openxmlformats.org/officeDocument/2006/relationships" xmlns:v="urn:schemas-microsoft-com:vml" xmlns:w="http://schemas.openxmlformats.org/wordprocessingml/2006/main" xmlns:w10="urn:schemas-microsoft-com:office:word" xmlns:wp="http://schemas.openxmlformats.org/drawingml/2006/wordprocessingDrawing" xmlns:pic="http://schemas.openxmlformats.org/drawingml/2006/picture" xmlns:wps="http://schemas.microsoft.com/office/word/2010/wordprocessingShape" xmlns:wpg="http://schemas.microsoft.com/office/word/2010/wordprocessingGroup" xmlns:mc="http://schemas.openxmlformats.org/markup-compatibility/2006" xmlns:wp14="http://schemas.microsoft.com/office/word/2010/wordprocessingDrawing" xmlns:w14="http://schemas.microsoft.com/office/word/2010/wordml" xmlns:w15="http://schemas.microsoft.com/office/word/2012/wordml" xmlns:a="http://schemas.openxmlformats.org/drawingml/2006/main" mc:Ignorable="w14 wp14 w15">
+<w:document xmlns:o="urn:schemas-microsoft-com:office:office" xmlns:r="http://schemas.openxmlformats.org/officeDocument/2006/relationships" xmlns:v="urn:schemas-microsoft-com:vml" xmlns:w="http://schemas.openxmlformats.org/wordprocessingml/2006/main" xmlns:w10="urn:schemas-microsoft-com:office:word" xmlns:wp="http://schemas.openxmlformats.org/drawingml/2006/wordprocessingDrawing" xmlns:pic="http://schemas.openxmlformats.org/drawingml/2006/picture" xmlns:wps="http://schemas.microsoft.com/office/word/2010/wordprocessingShape" xmlns:wpg="http://schemas.microsoft.com/office/word/2010/wordprocessingGroup" xmlns:mc="http://schemas.openxmlformats.org/markup-compatibility/2006" xmlns:wp14="http://schemas.microsoft.com/office/word/2010/wordprocessingDrawing" xmlns:w14="http://schemas.microsoft.com/office/word/2010/wordml" xmlns:w15="http://schemas.microsoft.com/office/word/2012/wordml" mc:Ignorable="w14 wp14 w15">
   <w:body>
-    <w:p xmlns:wp14="http://schemas.microsoft.com/office/word/2010/wordml" wp14:textId="77777777">
+    <w:p>
       <w:pPr>
         <w:pStyle w:val="Normal"/>
         <w:spacing w:before="1600" w:after="0"/>
@@ -12,7 +12,7 @@
         <w:rPr/>
       </w:r>
     </w:p>
-    <w:p xmlns:wp14="http://schemas.microsoft.com/office/word/2010/wordml" wp14:textId="77777777">
+    <w:p>
       <w:pPr>
         <w:pStyle w:val="Normal"/>
         <w:spacing w:before="0" w:after="200"/>
@@ -30,7 +30,7 @@
         <w:t>TaskFlow</w:t>
       </w:r>
     </w:p>
-    <w:p xmlns:wp14="http://schemas.microsoft.com/office/word/2010/wordml" wp14:textId="77777777">
+    <w:p>
       <w:pPr>
         <w:pStyle w:val="Normal"/>
         <w:spacing w:before="0" w:after="100"/>
@@ -46,7 +46,7 @@
         <w:t>A Collaborative Team Task &amp; Project Management Web Application</w:t>
       </w:r>
     </w:p>
-    <w:p xmlns:wp14="http://schemas.microsoft.com/office/word/2010/wordml" wp14:textId="77777777">
+    <w:p>
       <w:pPr>
         <w:pStyle w:val="Normal"/>
         <w:spacing w:before="0" w:after="800"/>
@@ -64,7 +64,7 @@
         <w:t>Project Planning &amp; System Architecture Report</w:t>
       </w:r>
     </w:p>
-    <w:p xmlns:wp14="http://schemas.microsoft.com/office/word/2010/wordml" wp14:textId="77777777">
+    <w:p>
       <w:pPr>
         <w:pStyle w:val="Normal"/>
         <w:spacing w:before="0" w:after="100"/>
@@ -80,7 +80,7 @@
         <w:t>Submitted for: Week 1 Task — Project Planning &amp; System Architecture</w:t>
       </w:r>
     </w:p>
-    <w:p xmlns:wp14="http://schemas.microsoft.com/office/word/2010/wordml" wp14:textId="77777777">
+    <w:p>
       <w:pPr>
         <w:pStyle w:val="Normal"/>
         <w:spacing w:before="0" w:after="100"/>
@@ -96,7 +96,7 @@
         <w:t>Role: Junior Full Stack Developer Intern</w:t>
       </w:r>
     </w:p>
-    <w:p xmlns:wp14="http://schemas.microsoft.com/office/word/2010/wordml" wp14:textId="77777777">
+    <w:p>
       <w:pPr>
         <w:pStyle w:val="Normal"/>
         <w:spacing w:before="0" w:after="100"/>
@@ -112,7 +112,7 @@
         <w:t>Internship Duration: 26-Aug-2026 to 07-Oct-2026 (6 Weeks)</w:t>
       </w:r>
     </w:p>
-    <w:p xmlns:wp14="http://schemas.microsoft.com/office/word/2010/wordml" wp14:textId="77777777">
+    <w:p>
       <w:pPr>
         <w:pStyle w:val="Normal"/>
         <w:spacing w:before="0" w:after="1200"/>
@@ -128,7 +128,7 @@
         <w:t>Platform: Yuva Intern</w:t>
       </w:r>
     </w:p>
-    <w:p xmlns:wp14="http://schemas.microsoft.com/office/word/2010/wordml" wp14:textId="77777777">
+    <w:p>
       <w:pPr>
         <w:pStyle w:val="Normal"/>
         <w:spacing w:before="0" w:after="60"/>
@@ -143,30 +143,10 @@
           <w:sz w:val="22"/>
           <w:szCs w:val="22"/>
         </w:rPr>
-        <w:t>[</w:t>
-      </w:r>
-      <w:r>
-        <w:rPr>
-          <w:b/>
-          <w:bCs/>
-          <w:color w:val="222222"/>
-          <w:sz w:val="22"/>
-          <w:szCs w:val="22"/>
-        </w:rPr>
-        <w:t>Aditya yadav</w:t>
-      </w:r>
-      <w:r>
-        <w:rPr>
-          <w:b/>
-          <w:bCs/>
-          <w:color w:val="222222"/>
-          <w:sz w:val="22"/>
-          <w:szCs w:val="22"/>
-        </w:rPr>
-        <w:t>]</w:t>
-      </w:r>
-    </w:p>
-    <w:p xmlns:wp14="http://schemas.microsoft.com/office/word/2010/wordml" wp14:textId="77777777">
+        <w:t>[Aditya yadav]</w:t>
+      </w:r>
+    </w:p>
+    <w:p>
       <w:pPr>
         <w:pStyle w:val="Normal"/>
         <w:spacing w:before="0" w:after="60"/>
@@ -179,59 +159,27 @@
           <w:sz w:val="20"/>
           <w:szCs w:val="20"/>
         </w:rPr>
-        <w:t>[</w:t>
-      </w:r>
+        <w:t>[yosefg7579@gmail.com]</w:t>
+      </w:r>
+    </w:p>
+    <w:p>
+      <w:pPr>
+        <w:pStyle w:val="Normal"/>
+        <w:jc w:val="center"/>
+        <w:rPr/>
+      </w:pPr>
       <w:r>
         <w:rPr>
           <w:color w:val="666666"/>
           <w:sz w:val="20"/>
           <w:szCs w:val="20"/>
         </w:rPr>
-        <w:t>yosefg7579@gmail.com</w:t>
-      </w:r>
-      <w:r>
-        <w:rPr>
-          <w:color w:val="666666"/>
-          <w:sz w:val="20"/>
-          <w:szCs w:val="20"/>
-        </w:rPr>
-        <w:t>]</w:t>
-      </w:r>
-    </w:p>
-    <w:p xmlns:wp14="http://schemas.microsoft.com/office/word/2010/wordml" wp14:textId="77777777">
+        <w:t>Date: [26/08/2026]</w:t>
+      </w:r>
+    </w:p>
+    <w:p>
       <w:pPr>
         <w:pStyle w:val="Normal"/>
-        <w:jc w:val="center"/>
-        <w:rPr/>
-      </w:pPr>
-      <w:r>
-        <w:rPr>
-          <w:color w:val="666666"/>
-          <w:sz w:val="20"/>
-          <w:szCs w:val="20"/>
-        </w:rPr>
-        <w:t>Date: [</w:t>
-      </w:r>
-      <w:r>
-        <w:rPr>
-          <w:color w:val="666666"/>
-          <w:sz w:val="20"/>
-          <w:szCs w:val="20"/>
-        </w:rPr>
-        <w:t>26/08/2026</w:t>
-      </w:r>
-      <w:r>
-        <w:rPr>
-          <w:color w:val="666666"/>
-          <w:sz w:val="20"/>
-          <w:szCs w:val="20"/>
-        </w:rPr>
-        <w:t>]</w:t>
-      </w:r>
-    </w:p>
-    <w:p xmlns:wp14="http://schemas.microsoft.com/office/word/2010/wordml" wp14:textId="77777777">
-      <w:pPr>
-        <w:pStyle w:val="Normal"/>
         <w:rPr/>
       </w:pPr>
       <w:r>
@@ -241,25 +189,10 @@
         <w:br w:type="page"/>
       </w:r>
     </w:p>
-    <w:p xmlns:wp14="http://schemas.microsoft.com/office/word/2010/wordml" wp14:textId="77777777">
+    <w:p>
       <w:pPr>
         <w:pStyle w:val="Heading1"/>
         <w:spacing w:before="0" w:after="160"/>
-      </w:pPr>
-      <w:bookmarkStart w:name="_Toc1731893552" w:id="140991064"/>
-      <w:r>
-        <w:rPr/>
-        <w:t>Table of Contents</w:t>
-      </w:r>
-      <w:bookmarkEnd w:id="140991064"/>
-    </w:p>
-    <w:p xmlns:wp14="http://schemas.microsoft.com/office/word/2010/wordml" wp14:textId="77777777">
-      <w:pPr>
-        <w:pStyle w:val="Normal"/>
-        <w:spacing w:before="0" w:after="200"/>
-        <w:rPr/>
-      </w:pPr>
-      <w:r>
         <w:rPr>
           <w:i/>
           <w:iCs/>
@@ -267,1328 +200,1407 @@
           <w:sz w:val="18"/>
           <w:szCs w:val="18"/>
         </w:rPr>
-        <w:t>(If this table appears empty, right-click it and choose “Update Field”, or press Ctrl+A then F9, to populate it from the headings below.)</w:t>
-      </w:r>
+      </w:pPr>
+      <w:bookmarkStart w:id="0" w:name="_Toc1731893552"/>
+      <w:r>
+        <w:rPr/>
+        <w:t>Table of Contents</w:t>
+      </w:r>
+      <w:bookmarkEnd w:id="0"/>
     </w:p>
     <w:sdt>
       <w:sdtPr>
-        <w:id w:val="1204781508"/>
         <w:docPartObj>
           <w:docPartGallery w:val="Table of Contents"/>
           <w:docPartUnique w:val="true"/>
         </w:docPartObj>
       </w:sdtPr>
       <w:sdtContent>
-        <w:p xmlns:wp14="http://schemas.microsoft.com/office/word/2010/wordml" wp14:textId="1B9297A8">
+        <w:p>
           <w:pPr>
             <w:pStyle w:val="TOC1"/>
             <w:tabs>
-              <w:tab w:val="right" w:leader="dot" w:pos="9360"/>
+              <w:tab w:val="clear" w:pos="720"/>
+              <w:tab w:val="right" w:pos="9360" w:leader="dot"/>
             </w:tabs>
+            <w:rPr/>
           </w:pPr>
           <w:r>
             <w:fldChar w:fldCharType="begin"/>
           </w:r>
           <w:r>
-            <w:instrText xml:space="preserve">TOC \z \u \h</w:instrText>
+            <w:rPr>
+              <w:rStyle w:val="IndexLink"/>
+              <w:webHidden/>
+            </w:rPr>
+            <w:instrText xml:space="preserve"> TOC \z \o "1-9" \u \h</w:instrText>
           </w:r>
           <w:r>
+            <w:rPr>
+              <w:rStyle w:val="IndexLink"/>
+              <w:webHidden/>
+            </w:rPr>
             <w:fldChar w:fldCharType="separate"/>
           </w:r>
-          <w:r>
-            <w:fldChar w:fldCharType="begin"/>
-          </w:r>
-          <w:r>
-            <w:instrText xml:space="preserve">HYPERLINK  \l  "_Toc1731893552" </w:instrText>
-          </w:r>
-          <w:r>
-            <w:fldChar w:fldCharType="separate"/>
-          </w:r>
-          <w:r>
-            <w:rPr/>
-            <w:t>Table of Contents</w:t>
-          </w:r>
-          <w:r>
-            <w:tab/>
-          </w:r>
-          <w:r>
-            <w:fldChar w:fldCharType="begin"/>
-          </w:r>
-          <w:r>
-            <w:instrText xml:space="preserve">PAGEREF _Toc1731893552 \h</w:instrText>
-          </w:r>
-          <w:r>
-            <w:fldChar w:fldCharType="separate"/>
-          </w:r>
-          <w:r>
-            <w:rPr/>
-            <w:t>1</w:t>
-          </w:r>
-          <w:r>
-            <w:fldChar w:fldCharType="end"/>
-          </w:r>
-          <w:r>
-            <w:fldChar w:fldCharType="end"/>
-          </w:r>
+          <w:hyperlink w:anchor="_Toc1731893552">
+            <w:r>
+              <w:rPr>
+                <w:webHidden/>
+              </w:rPr>
+              <w:fldChar w:fldCharType="begin"/>
+            </w:r>
+            <w:r>
+              <w:rPr>
+                <w:webHidden/>
+              </w:rPr>
+              <w:instrText xml:space="preserve">PAGEREF _Toc1731893552 \h</w:instrText>
+            </w:r>
+            <w:r>
+              <w:rPr>
+                <w:webHidden/>
+              </w:rPr>
+              <w:fldChar w:fldCharType="separate"/>
+            </w:r>
+            <w:r>
+              <w:rPr>
+                <w:rStyle w:val="IndexLink"/>
+                <w:webHidden/>
+              </w:rPr>
+              <w:t>Table of Contents</w:t>
+              <w:tab/>
+              <w:t>1</w:t>
+            </w:r>
+            <w:r>
+              <w:rPr>
+                <w:webHidden/>
+              </w:rPr>
+              <w:fldChar w:fldCharType="end"/>
+            </w:r>
+          </w:hyperlink>
         </w:p>
         <w:p>
           <w:pPr>
             <w:pStyle w:val="TOC1"/>
             <w:tabs>
-              <w:tab w:val="right" w:leader="dot" w:pos="9360"/>
+              <w:tab w:val="clear" w:pos="720"/>
+              <w:tab w:val="right" w:pos="9360" w:leader="dot"/>
             </w:tabs>
+            <w:rPr/>
           </w:pPr>
-          <w:r>
-            <w:fldChar w:fldCharType="begin"/>
-          </w:r>
-          <w:r>
-            <w:instrText xml:space="preserve">HYPERLINK  \l  "_Toc973533216" </w:instrText>
-          </w:r>
-          <w:r>
-            <w:fldChar w:fldCharType="separate"/>
-          </w:r>
-          <w:r>
-            <w:rPr/>
-            <w:t>1. Project Brief</w:t>
-          </w:r>
-          <w:r>
-            <w:tab/>
-          </w:r>
-          <w:r>
-            <w:fldChar w:fldCharType="begin"/>
-          </w:r>
-          <w:r>
-            <w:instrText xml:space="preserve">PAGEREF _Toc973533216 \h</w:instrText>
-          </w:r>
-          <w:r>
-            <w:fldChar w:fldCharType="separate"/>
-          </w:r>
-          <w:r>
-            <w:rPr/>
-            <w:t>2</w:t>
-          </w:r>
-          <w:r>
-            <w:fldChar w:fldCharType="end"/>
-          </w:r>
-          <w:r>
-            <w:fldChar w:fldCharType="end"/>
-          </w:r>
+          <w:hyperlink w:anchor="_Toc973533216">
+            <w:r>
+              <w:rPr>
+                <w:webHidden/>
+              </w:rPr>
+              <w:fldChar w:fldCharType="begin"/>
+            </w:r>
+            <w:r>
+              <w:rPr>
+                <w:webHidden/>
+              </w:rPr>
+              <w:instrText xml:space="preserve">PAGEREF _Toc973533216 \h</w:instrText>
+            </w:r>
+            <w:r>
+              <w:rPr>
+                <w:webHidden/>
+              </w:rPr>
+              <w:fldChar w:fldCharType="separate"/>
+            </w:r>
+            <w:r>
+              <w:rPr>
+                <w:rStyle w:val="IndexLink"/>
+                <w:webHidden/>
+              </w:rPr>
+              <w:t>1. Project Brief</w:t>
+              <w:tab/>
+              <w:t>2</w:t>
+            </w:r>
+            <w:r>
+              <w:rPr>
+                <w:webHidden/>
+              </w:rPr>
+              <w:fldChar w:fldCharType="end"/>
+            </w:r>
+          </w:hyperlink>
         </w:p>
         <w:p>
           <w:pPr>
             <w:pStyle w:val="TOC2"/>
             <w:tabs>
-              <w:tab w:val="right" w:leader="dot" w:pos="9360"/>
+              <w:tab w:val="clear" w:pos="720"/>
+              <w:tab w:val="right" w:pos="9360" w:leader="dot"/>
             </w:tabs>
+            <w:rPr/>
           </w:pPr>
-          <w:r>
-            <w:fldChar w:fldCharType="begin"/>
-          </w:r>
-          <w:r>
-            <w:instrText xml:space="preserve">HYPERLINK  \l  "_Toc733848146" </w:instrText>
-          </w:r>
-          <w:r>
-            <w:fldChar w:fldCharType="separate"/>
-          </w:r>
-          <w:r>
-            <w:rPr/>
-            <w:t>1.1 Purpose</w:t>
-          </w:r>
-          <w:r>
-            <w:tab/>
-          </w:r>
-          <w:r>
-            <w:fldChar w:fldCharType="begin"/>
-          </w:r>
-          <w:r>
-            <w:instrText xml:space="preserve">PAGEREF _Toc733848146 \h</w:instrText>
-          </w:r>
-          <w:r>
-            <w:fldChar w:fldCharType="separate"/>
-          </w:r>
-          <w:r>
-            <w:rPr/>
-            <w:t>3</w:t>
-          </w:r>
-          <w:r>
-            <w:fldChar w:fldCharType="end"/>
-          </w:r>
-          <w:r>
-            <w:fldChar w:fldCharType="end"/>
-          </w:r>
+          <w:hyperlink w:anchor="_Toc733848146">
+            <w:r>
+              <w:rPr>
+                <w:webHidden/>
+              </w:rPr>
+              <w:fldChar w:fldCharType="begin"/>
+            </w:r>
+            <w:r>
+              <w:rPr>
+                <w:webHidden/>
+              </w:rPr>
+              <w:instrText xml:space="preserve">PAGEREF _Toc733848146 \h</w:instrText>
+            </w:r>
+            <w:r>
+              <w:rPr>
+                <w:webHidden/>
+              </w:rPr>
+              <w:fldChar w:fldCharType="separate"/>
+            </w:r>
+            <w:r>
+              <w:rPr>
+                <w:rStyle w:val="IndexLink"/>
+                <w:webHidden/>
+              </w:rPr>
+              <w:t>1.1 Purpose</w:t>
+              <w:tab/>
+              <w:t>3</w:t>
+            </w:r>
+            <w:r>
+              <w:rPr>
+                <w:webHidden/>
+              </w:rPr>
+              <w:fldChar w:fldCharType="end"/>
+            </w:r>
+          </w:hyperlink>
         </w:p>
         <w:p>
           <w:pPr>
             <w:pStyle w:val="TOC2"/>
             <w:tabs>
-              <w:tab w:val="right" w:leader="dot" w:pos="9360"/>
+              <w:tab w:val="clear" w:pos="720"/>
+              <w:tab w:val="right" w:pos="9360" w:leader="dot"/>
             </w:tabs>
+            <w:rPr/>
           </w:pPr>
-          <w:r>
-            <w:fldChar w:fldCharType="begin"/>
-          </w:r>
-          <w:r>
-            <w:instrText xml:space="preserve">HYPERLINK  \l  "_Toc1492689181" </w:instrText>
-          </w:r>
-          <w:r>
-            <w:fldChar w:fldCharType="separate"/>
-          </w:r>
-          <w:r>
-            <w:rPr/>
-            <w:t>1.2 Target Users</w:t>
-          </w:r>
-          <w:r>
-            <w:tab/>
-          </w:r>
-          <w:r>
-            <w:fldChar w:fldCharType="begin"/>
-          </w:r>
-          <w:r>
-            <w:instrText xml:space="preserve">PAGEREF _Toc1492689181 \h</w:instrText>
-          </w:r>
-          <w:r>
-            <w:fldChar w:fldCharType="separate"/>
-          </w:r>
-          <w:r>
-            <w:rPr/>
-            <w:t>3</w:t>
-          </w:r>
-          <w:r>
-            <w:fldChar w:fldCharType="end"/>
-          </w:r>
-          <w:r>
-            <w:fldChar w:fldCharType="end"/>
-          </w:r>
+          <w:hyperlink w:anchor="_Toc1492689181">
+            <w:r>
+              <w:rPr>
+                <w:webHidden/>
+              </w:rPr>
+              <w:fldChar w:fldCharType="begin"/>
+            </w:r>
+            <w:r>
+              <w:rPr>
+                <w:webHidden/>
+              </w:rPr>
+              <w:instrText xml:space="preserve">PAGEREF _Toc1492689181 \h</w:instrText>
+            </w:r>
+            <w:r>
+              <w:rPr>
+                <w:webHidden/>
+              </w:rPr>
+              <w:fldChar w:fldCharType="separate"/>
+            </w:r>
+            <w:r>
+              <w:rPr>
+                <w:rStyle w:val="IndexLink"/>
+                <w:webHidden/>
+              </w:rPr>
+              <w:t>1.2 Target Users</w:t>
+              <w:tab/>
+              <w:t>3</w:t>
+            </w:r>
+            <w:r>
+              <w:rPr>
+                <w:webHidden/>
+              </w:rPr>
+              <w:fldChar w:fldCharType="end"/>
+            </w:r>
+          </w:hyperlink>
         </w:p>
         <w:p>
           <w:pPr>
             <w:pStyle w:val="TOC2"/>
             <w:tabs>
-              <w:tab w:val="right" w:leader="dot" w:pos="9360"/>
+              <w:tab w:val="clear" w:pos="720"/>
+              <w:tab w:val="right" w:pos="9360" w:leader="dot"/>
             </w:tabs>
+            <w:rPr/>
           </w:pPr>
-          <w:r>
-            <w:fldChar w:fldCharType="begin"/>
-          </w:r>
-          <w:r>
-            <w:instrText xml:space="preserve">HYPERLINK  \l  "_Toc183968473" </w:instrText>
-          </w:r>
-          <w:r>
-            <w:fldChar w:fldCharType="separate"/>
-          </w:r>
-          <w:r>
-            <w:rPr/>
-            <w:t>1.3 Problem Statement</w:t>
-          </w:r>
-          <w:r>
-            <w:tab/>
-          </w:r>
-          <w:r>
-            <w:fldChar w:fldCharType="begin"/>
-          </w:r>
-          <w:r>
-            <w:instrText xml:space="preserve">PAGEREF _Toc183968473 \h</w:instrText>
-          </w:r>
-          <w:r>
-            <w:fldChar w:fldCharType="separate"/>
-          </w:r>
-          <w:r>
-            <w:rPr/>
-            <w:t>3</w:t>
-          </w:r>
-          <w:r>
-            <w:fldChar w:fldCharType="end"/>
-          </w:r>
-          <w:r>
-            <w:fldChar w:fldCharType="end"/>
-          </w:r>
+          <w:hyperlink w:anchor="_Toc183968473">
+            <w:r>
+              <w:rPr>
+                <w:webHidden/>
+              </w:rPr>
+              <w:fldChar w:fldCharType="begin"/>
+            </w:r>
+            <w:r>
+              <w:rPr>
+                <w:webHidden/>
+              </w:rPr>
+              <w:instrText xml:space="preserve">PAGEREF _Toc183968473 \h</w:instrText>
+            </w:r>
+            <w:r>
+              <w:rPr>
+                <w:webHidden/>
+              </w:rPr>
+              <w:fldChar w:fldCharType="separate"/>
+            </w:r>
+            <w:r>
+              <w:rPr>
+                <w:rStyle w:val="IndexLink"/>
+                <w:webHidden/>
+              </w:rPr>
+              <w:t>1.3 Problem Statement</w:t>
+              <w:tab/>
+              <w:t>3</w:t>
+            </w:r>
+            <w:r>
+              <w:rPr>
+                <w:webHidden/>
+              </w:rPr>
+              <w:fldChar w:fldCharType="end"/>
+            </w:r>
+          </w:hyperlink>
         </w:p>
         <w:p>
           <w:pPr>
             <w:pStyle w:val="TOC2"/>
             <w:tabs>
-              <w:tab w:val="right" w:leader="dot" w:pos="9360"/>
+              <w:tab w:val="clear" w:pos="720"/>
+              <w:tab w:val="right" w:pos="9360" w:leader="dot"/>
             </w:tabs>
+            <w:rPr/>
           </w:pPr>
-          <w:r>
-            <w:fldChar w:fldCharType="begin"/>
-          </w:r>
-          <w:r>
-            <w:instrText xml:space="preserve">HYPERLINK  \l  "_Toc1815198910" </w:instrText>
-          </w:r>
-          <w:r>
-            <w:fldChar w:fldCharType="separate"/>
-          </w:r>
-          <w:r>
-            <w:rPr/>
-            <w:t>1.4 Core Features</w:t>
-          </w:r>
-          <w:r>
-            <w:tab/>
-          </w:r>
-          <w:r>
-            <w:fldChar w:fldCharType="begin"/>
-          </w:r>
-          <w:r>
-            <w:instrText xml:space="preserve">PAGEREF _Toc1815198910 \h</w:instrText>
-          </w:r>
-          <w:r>
-            <w:fldChar w:fldCharType="separate"/>
-          </w:r>
-          <w:r>
-            <w:rPr/>
-            <w:t>3</w:t>
-          </w:r>
-          <w:r>
-            <w:fldChar w:fldCharType="end"/>
-          </w:r>
-          <w:r>
-            <w:fldChar w:fldCharType="end"/>
-          </w:r>
+          <w:hyperlink w:anchor="_Toc1815198910">
+            <w:r>
+              <w:rPr>
+                <w:webHidden/>
+              </w:rPr>
+              <w:fldChar w:fldCharType="begin"/>
+            </w:r>
+            <w:r>
+              <w:rPr>
+                <w:webHidden/>
+              </w:rPr>
+              <w:instrText xml:space="preserve">PAGEREF _Toc1815198910 \h</w:instrText>
+            </w:r>
+            <w:r>
+              <w:rPr>
+                <w:webHidden/>
+              </w:rPr>
+              <w:fldChar w:fldCharType="separate"/>
+            </w:r>
+            <w:r>
+              <w:rPr>
+                <w:rStyle w:val="IndexLink"/>
+                <w:webHidden/>
+              </w:rPr>
+              <w:t>1.4 Core Features</w:t>
+              <w:tab/>
+              <w:t>3</w:t>
+            </w:r>
+            <w:r>
+              <w:rPr>
+                <w:webHidden/>
+              </w:rPr>
+              <w:fldChar w:fldCharType="end"/>
+            </w:r>
+          </w:hyperlink>
         </w:p>
         <w:p>
           <w:pPr>
             <w:pStyle w:val="TOC1"/>
             <w:tabs>
-              <w:tab w:val="right" w:leader="dot" w:pos="9360"/>
+              <w:tab w:val="clear" w:pos="720"/>
+              <w:tab w:val="right" w:pos="9360" w:leader="dot"/>
             </w:tabs>
+            <w:rPr/>
           </w:pPr>
-          <w:r>
-            <w:fldChar w:fldCharType="begin"/>
-          </w:r>
-          <w:r>
-            <w:instrText xml:space="preserve">HYPERLINK  \l  "_Toc1846573532" </w:instrText>
-          </w:r>
-          <w:r>
-            <w:fldChar w:fldCharType="separate"/>
-          </w:r>
-          <w:r>
-            <w:rPr/>
-            <w:t>2. Objectives &amp; Success Criteria</w:t>
-          </w:r>
-          <w:r>
-            <w:tab/>
-          </w:r>
-          <w:r>
-            <w:fldChar w:fldCharType="begin"/>
-          </w:r>
-          <w:r>
-            <w:instrText xml:space="preserve">PAGEREF _Toc1846573532 \h</w:instrText>
-          </w:r>
-          <w:r>
-            <w:fldChar w:fldCharType="separate"/>
-          </w:r>
-          <w:r>
-            <w:rPr/>
-            <w:t>3</w:t>
-          </w:r>
-          <w:r>
-            <w:fldChar w:fldCharType="end"/>
-          </w:r>
-          <w:r>
-            <w:fldChar w:fldCharType="end"/>
-          </w:r>
+          <w:hyperlink w:anchor="_Toc1846573532">
+            <w:r>
+              <w:rPr>
+                <w:webHidden/>
+              </w:rPr>
+              <w:fldChar w:fldCharType="begin"/>
+            </w:r>
+            <w:r>
+              <w:rPr>
+                <w:webHidden/>
+              </w:rPr>
+              <w:instrText xml:space="preserve">PAGEREF _Toc1846573532 \h</w:instrText>
+            </w:r>
+            <w:r>
+              <w:rPr>
+                <w:webHidden/>
+              </w:rPr>
+              <w:fldChar w:fldCharType="separate"/>
+            </w:r>
+            <w:r>
+              <w:rPr>
+                <w:rStyle w:val="IndexLink"/>
+                <w:webHidden/>
+              </w:rPr>
+              <w:t>2. Objectives &amp; Success Criteria</w:t>
+              <w:tab/>
+              <w:t>3</w:t>
+            </w:r>
+            <w:r>
+              <w:rPr>
+                <w:webHidden/>
+              </w:rPr>
+              <w:fldChar w:fldCharType="end"/>
+            </w:r>
+          </w:hyperlink>
         </w:p>
         <w:p>
           <w:pPr>
             <w:pStyle w:val="TOC1"/>
             <w:tabs>
-              <w:tab w:val="right" w:leader="dot" w:pos="9360"/>
+              <w:tab w:val="clear" w:pos="720"/>
+              <w:tab w:val="right" w:pos="9360" w:leader="dot"/>
             </w:tabs>
+            <w:rPr/>
           </w:pPr>
-          <w:r>
-            <w:fldChar w:fldCharType="begin"/>
-          </w:r>
-          <w:r>
-            <w:instrText xml:space="preserve">HYPERLINK  \l  "_Toc1245284458" </w:instrText>
-          </w:r>
-          <w:r>
-            <w:fldChar w:fldCharType="separate"/>
-          </w:r>
-          <w:r>
-            <w:rPr/>
-            <w:t>3. Requirements</w:t>
-          </w:r>
-          <w:r>
-            <w:tab/>
-          </w:r>
-          <w:r>
-            <w:fldChar w:fldCharType="begin"/>
-          </w:r>
-          <w:r>
-            <w:instrText xml:space="preserve">PAGEREF _Toc1245284458 \h</w:instrText>
-          </w:r>
-          <w:r>
-            <w:fldChar w:fldCharType="separate"/>
-          </w:r>
-          <w:r>
-            <w:rPr/>
-            <w:t>4</w:t>
-          </w:r>
-          <w:r>
-            <w:fldChar w:fldCharType="end"/>
-          </w:r>
-          <w:r>
-            <w:fldChar w:fldCharType="end"/>
-          </w:r>
+          <w:hyperlink w:anchor="_Toc1245284458">
+            <w:r>
+              <w:rPr>
+                <w:webHidden/>
+              </w:rPr>
+              <w:fldChar w:fldCharType="begin"/>
+            </w:r>
+            <w:r>
+              <w:rPr>
+                <w:webHidden/>
+              </w:rPr>
+              <w:instrText xml:space="preserve">PAGEREF _Toc1245284458 \h</w:instrText>
+            </w:r>
+            <w:r>
+              <w:rPr>
+                <w:webHidden/>
+              </w:rPr>
+              <w:fldChar w:fldCharType="separate"/>
+            </w:r>
+            <w:r>
+              <w:rPr>
+                <w:rStyle w:val="IndexLink"/>
+                <w:webHidden/>
+              </w:rPr>
+              <w:t>3. Requirements</w:t>
+              <w:tab/>
+              <w:t>4</w:t>
+            </w:r>
+            <w:r>
+              <w:rPr>
+                <w:webHidden/>
+              </w:rPr>
+              <w:fldChar w:fldCharType="end"/>
+            </w:r>
+          </w:hyperlink>
         </w:p>
         <w:p>
           <w:pPr>
             <w:pStyle w:val="TOC2"/>
             <w:tabs>
-              <w:tab w:val="right" w:leader="dot" w:pos="9360"/>
+              <w:tab w:val="clear" w:pos="720"/>
+              <w:tab w:val="right" w:pos="9360" w:leader="dot"/>
             </w:tabs>
+            <w:rPr/>
           </w:pPr>
-          <w:r>
-            <w:fldChar w:fldCharType="begin"/>
-          </w:r>
-          <w:r>
-            <w:instrText xml:space="preserve">HYPERLINK  \l  "_Toc487035996" </w:instrText>
-          </w:r>
-          <w:r>
-            <w:fldChar w:fldCharType="separate"/>
-          </w:r>
-          <w:r>
-            <w:rPr/>
-            <w:t>3.1 Functional Requirements</w:t>
-          </w:r>
-          <w:r>
-            <w:tab/>
-          </w:r>
-          <w:r>
-            <w:fldChar w:fldCharType="begin"/>
-          </w:r>
-          <w:r>
-            <w:instrText xml:space="preserve">PAGEREF _Toc487035996 \h</w:instrText>
-          </w:r>
-          <w:r>
-            <w:fldChar w:fldCharType="separate"/>
-          </w:r>
-          <w:r>
-            <w:rPr/>
-            <w:t>4</w:t>
-          </w:r>
-          <w:r>
-            <w:fldChar w:fldCharType="end"/>
-          </w:r>
-          <w:r>
-            <w:fldChar w:fldCharType="end"/>
-          </w:r>
+          <w:hyperlink w:anchor="_Toc487035996">
+            <w:r>
+              <w:rPr>
+                <w:webHidden/>
+              </w:rPr>
+              <w:fldChar w:fldCharType="begin"/>
+            </w:r>
+            <w:r>
+              <w:rPr>
+                <w:webHidden/>
+              </w:rPr>
+              <w:instrText xml:space="preserve">PAGEREF _Toc487035996 \h</w:instrText>
+            </w:r>
+            <w:r>
+              <w:rPr>
+                <w:webHidden/>
+              </w:rPr>
+              <w:fldChar w:fldCharType="separate"/>
+            </w:r>
+            <w:r>
+              <w:rPr>
+                <w:rStyle w:val="IndexLink"/>
+                <w:webHidden/>
+              </w:rPr>
+              <w:t>3.1 Functional Requirements</w:t>
+              <w:tab/>
+              <w:t>4</w:t>
+            </w:r>
+            <w:r>
+              <w:rPr>
+                <w:webHidden/>
+              </w:rPr>
+              <w:fldChar w:fldCharType="end"/>
+            </w:r>
+          </w:hyperlink>
         </w:p>
         <w:p>
           <w:pPr>
             <w:pStyle w:val="TOC2"/>
             <w:tabs>
-              <w:tab w:val="right" w:leader="dot" w:pos="9360"/>
+              <w:tab w:val="clear" w:pos="720"/>
+              <w:tab w:val="right" w:pos="9360" w:leader="dot"/>
             </w:tabs>
+            <w:rPr/>
           </w:pPr>
-          <w:r>
-            <w:fldChar w:fldCharType="begin"/>
-          </w:r>
-          <w:r>
-            <w:instrText xml:space="preserve">HYPERLINK  \l  "_Toc1839525249" </w:instrText>
-          </w:r>
-          <w:r>
-            <w:fldChar w:fldCharType="separate"/>
-          </w:r>
-          <w:r>
-            <w:rPr/>
-            <w:t>3.2 Non-Functional Requirements</w:t>
-          </w:r>
-          <w:r>
-            <w:tab/>
-          </w:r>
-          <w:r>
-            <w:fldChar w:fldCharType="begin"/>
-          </w:r>
-          <w:r>
-            <w:instrText xml:space="preserve">PAGEREF _Toc1839525249 \h</w:instrText>
-          </w:r>
-          <w:r>
-            <w:fldChar w:fldCharType="separate"/>
-          </w:r>
-          <w:r>
-            <w:rPr/>
-            <w:t>4</w:t>
-          </w:r>
-          <w:r>
-            <w:fldChar w:fldCharType="end"/>
-          </w:r>
-          <w:r>
-            <w:fldChar w:fldCharType="end"/>
-          </w:r>
+          <w:hyperlink w:anchor="_Toc1839525249">
+            <w:r>
+              <w:rPr>
+                <w:webHidden/>
+              </w:rPr>
+              <w:fldChar w:fldCharType="begin"/>
+            </w:r>
+            <w:r>
+              <w:rPr>
+                <w:webHidden/>
+              </w:rPr>
+              <w:instrText xml:space="preserve">PAGEREF _Toc1839525249 \h</w:instrText>
+            </w:r>
+            <w:r>
+              <w:rPr>
+                <w:webHidden/>
+              </w:rPr>
+              <w:fldChar w:fldCharType="separate"/>
+            </w:r>
+            <w:r>
+              <w:rPr>
+                <w:rStyle w:val="IndexLink"/>
+                <w:webHidden/>
+              </w:rPr>
+              <w:t>3.2 Non-Functional Requirements</w:t>
+              <w:tab/>
+              <w:t>4</w:t>
+            </w:r>
+            <w:r>
+              <w:rPr>
+                <w:webHidden/>
+              </w:rPr>
+              <w:fldChar w:fldCharType="end"/>
+            </w:r>
+          </w:hyperlink>
         </w:p>
         <w:p>
           <w:pPr>
             <w:pStyle w:val="TOC1"/>
             <w:tabs>
-              <w:tab w:val="right" w:leader="dot" w:pos="9360"/>
+              <w:tab w:val="clear" w:pos="720"/>
+              <w:tab w:val="right" w:pos="9360" w:leader="dot"/>
             </w:tabs>
+            <w:rPr/>
           </w:pPr>
-          <w:r>
-            <w:fldChar w:fldCharType="begin"/>
-          </w:r>
-          <w:r>
-            <w:instrText xml:space="preserve">HYPERLINK  \l  "_Toc1549822083" </w:instrText>
-          </w:r>
-          <w:r>
-            <w:fldChar w:fldCharType="separate"/>
-          </w:r>
-          <w:r>
-            <w:rPr/>
-            <w:t>4. User Interaction Flowcharts</w:t>
-          </w:r>
-          <w:r>
-            <w:tab/>
-          </w:r>
-          <w:r>
-            <w:fldChar w:fldCharType="begin"/>
-          </w:r>
-          <w:r>
-            <w:instrText xml:space="preserve">PAGEREF _Toc1549822083 \h</w:instrText>
-          </w:r>
-          <w:r>
-            <w:fldChar w:fldCharType="separate"/>
-          </w:r>
-          <w:r>
-            <w:rPr/>
-            <w:t>4</w:t>
-          </w:r>
-          <w:r>
-            <w:fldChar w:fldCharType="end"/>
-          </w:r>
-          <w:r>
-            <w:fldChar w:fldCharType="end"/>
-          </w:r>
+          <w:hyperlink w:anchor="_Toc1549822083">
+            <w:r>
+              <w:rPr>
+                <w:webHidden/>
+              </w:rPr>
+              <w:fldChar w:fldCharType="begin"/>
+            </w:r>
+            <w:r>
+              <w:rPr>
+                <w:webHidden/>
+              </w:rPr>
+              <w:instrText xml:space="preserve">PAGEREF _Toc1549822083 \h</w:instrText>
+            </w:r>
+            <w:r>
+              <w:rPr>
+                <w:webHidden/>
+              </w:rPr>
+              <w:fldChar w:fldCharType="separate"/>
+            </w:r>
+            <w:r>
+              <w:rPr>
+                <w:rStyle w:val="IndexLink"/>
+                <w:webHidden/>
+              </w:rPr>
+              <w:t>4. User Interaction Flowcharts</w:t>
+              <w:tab/>
+              <w:t>4</w:t>
+            </w:r>
+            <w:r>
+              <w:rPr>
+                <w:webHidden/>
+              </w:rPr>
+              <w:fldChar w:fldCharType="end"/>
+            </w:r>
+          </w:hyperlink>
         </w:p>
         <w:p>
           <w:pPr>
             <w:pStyle w:val="TOC2"/>
             <w:tabs>
-              <w:tab w:val="right" w:leader="dot" w:pos="9360"/>
+              <w:tab w:val="clear" w:pos="720"/>
+              <w:tab w:val="right" w:pos="9360" w:leader="dot"/>
             </w:tabs>
+            <w:rPr/>
           </w:pPr>
-          <w:r>
-            <w:fldChar w:fldCharType="begin"/>
-          </w:r>
-          <w:r>
-            <w:instrText xml:space="preserve">HYPERLINK  \l  "_Toc176687226" </w:instrText>
-          </w:r>
-          <w:r>
-            <w:fldChar w:fldCharType="separate"/>
-          </w:r>
-          <w:r>
-            <w:rPr/>
-            <w:t>4.1 Overall User Journey</w:t>
-          </w:r>
-          <w:r>
-            <w:tab/>
-          </w:r>
-          <w:r>
-            <w:fldChar w:fldCharType="begin"/>
-          </w:r>
-          <w:r>
-            <w:instrText xml:space="preserve">PAGEREF _Toc176687226 \h</w:instrText>
-          </w:r>
-          <w:r>
-            <w:fldChar w:fldCharType="separate"/>
-          </w:r>
-          <w:r>
-            <w:rPr/>
-            <w:t>4</w:t>
-          </w:r>
-          <w:r>
-            <w:fldChar w:fldCharType="end"/>
-          </w:r>
-          <w:r>
-            <w:fldChar w:fldCharType="end"/>
-          </w:r>
+          <w:hyperlink w:anchor="_Toc176687226">
+            <w:r>
+              <w:rPr>
+                <w:webHidden/>
+              </w:rPr>
+              <w:fldChar w:fldCharType="begin"/>
+            </w:r>
+            <w:r>
+              <w:rPr>
+                <w:webHidden/>
+              </w:rPr>
+              <w:instrText xml:space="preserve">PAGEREF _Toc176687226 \h</w:instrText>
+            </w:r>
+            <w:r>
+              <w:rPr>
+                <w:webHidden/>
+              </w:rPr>
+              <w:fldChar w:fldCharType="separate"/>
+            </w:r>
+            <w:r>
+              <w:rPr>
+                <w:rStyle w:val="IndexLink"/>
+                <w:webHidden/>
+              </w:rPr>
+              <w:t>4.1 Overall User Journey</w:t>
+              <w:tab/>
+              <w:t>4</w:t>
+            </w:r>
+            <w:r>
+              <w:rPr>
+                <w:webHidden/>
+              </w:rPr>
+              <w:fldChar w:fldCharType="end"/>
+            </w:r>
+          </w:hyperlink>
         </w:p>
         <w:p>
           <w:pPr>
             <w:pStyle w:val="TOC2"/>
             <w:tabs>
-              <w:tab w:val="right" w:leader="dot" w:pos="9360"/>
+              <w:tab w:val="clear" w:pos="720"/>
+              <w:tab w:val="right" w:pos="9360" w:leader="dot"/>
             </w:tabs>
+            <w:rPr/>
           </w:pPr>
-          <w:r>
-            <w:fldChar w:fldCharType="begin"/>
-          </w:r>
-          <w:r>
-            <w:instrText xml:space="preserve">HYPERLINK  \l  "_Toc1114175359" </w:instrText>
-          </w:r>
-          <w:r>
-            <w:fldChar w:fldCharType="separate"/>
-          </w:r>
-          <w:r>
-            <w:rPr/>
-            <w:t>4.2 Task Status Lifecycle</w:t>
-          </w:r>
-          <w:r>
-            <w:tab/>
-          </w:r>
-          <w:r>
-            <w:fldChar w:fldCharType="begin"/>
-          </w:r>
-          <w:r>
-            <w:instrText xml:space="preserve">PAGEREF _Toc1114175359 \h</w:instrText>
-          </w:r>
-          <w:r>
-            <w:fldChar w:fldCharType="separate"/>
-          </w:r>
-          <w:r>
-            <w:rPr/>
-            <w:t>5</w:t>
-          </w:r>
-          <w:r>
-            <w:fldChar w:fldCharType="end"/>
-          </w:r>
-          <w:r>
-            <w:fldChar w:fldCharType="end"/>
-          </w:r>
+          <w:hyperlink w:anchor="_Toc1114175359">
+            <w:r>
+              <w:rPr>
+                <w:webHidden/>
+              </w:rPr>
+              <w:fldChar w:fldCharType="begin"/>
+            </w:r>
+            <w:r>
+              <w:rPr>
+                <w:webHidden/>
+              </w:rPr>
+              <w:instrText xml:space="preserve">PAGEREF _Toc1114175359 \h</w:instrText>
+            </w:r>
+            <w:r>
+              <w:rPr>
+                <w:webHidden/>
+              </w:rPr>
+              <w:fldChar w:fldCharType="separate"/>
+            </w:r>
+            <w:r>
+              <w:rPr>
+                <w:rStyle w:val="IndexLink"/>
+                <w:webHidden/>
+              </w:rPr>
+              <w:t>4.2 Task Status Lifecycle</w:t>
+              <w:tab/>
+              <w:t>5</w:t>
+            </w:r>
+            <w:r>
+              <w:rPr>
+                <w:webHidden/>
+              </w:rPr>
+              <w:fldChar w:fldCharType="end"/>
+            </w:r>
+          </w:hyperlink>
         </w:p>
         <w:p>
           <w:pPr>
             <w:pStyle w:val="TOC1"/>
             <w:tabs>
-              <w:tab w:val="right" w:leader="dot" w:pos="9360"/>
+              <w:tab w:val="clear" w:pos="720"/>
+              <w:tab w:val="right" w:pos="9360" w:leader="dot"/>
             </w:tabs>
+            <w:rPr/>
           </w:pPr>
-          <w:r>
-            <w:fldChar w:fldCharType="begin"/>
-          </w:r>
-          <w:r>
-            <w:instrText xml:space="preserve">HYPERLINK  \l  "_Toc1770173711" </w:instrText>
-          </w:r>
-          <w:r>
-            <w:fldChar w:fldCharType="separate"/>
-          </w:r>
-          <w:r>
-            <w:rPr/>
-            <w:t>5. Wireframes</w:t>
-          </w:r>
-          <w:r>
-            <w:tab/>
-          </w:r>
-          <w:r>
-            <w:fldChar w:fldCharType="begin"/>
-          </w:r>
-          <w:r>
-            <w:instrText xml:space="preserve">PAGEREF _Toc1770173711 \h</w:instrText>
-          </w:r>
-          <w:r>
-            <w:fldChar w:fldCharType="separate"/>
-          </w:r>
-          <w:r>
-            <w:rPr/>
-            <w:t>6</w:t>
-          </w:r>
-          <w:r>
-            <w:fldChar w:fldCharType="end"/>
-          </w:r>
-          <w:r>
-            <w:fldChar w:fldCharType="end"/>
-          </w:r>
+          <w:hyperlink w:anchor="_Toc1770173711">
+            <w:r>
+              <w:rPr>
+                <w:webHidden/>
+              </w:rPr>
+              <w:fldChar w:fldCharType="begin"/>
+            </w:r>
+            <w:r>
+              <w:rPr>
+                <w:webHidden/>
+              </w:rPr>
+              <w:instrText xml:space="preserve">PAGEREF _Toc1770173711 \h</w:instrText>
+            </w:r>
+            <w:r>
+              <w:rPr>
+                <w:webHidden/>
+              </w:rPr>
+              <w:fldChar w:fldCharType="separate"/>
+            </w:r>
+            <w:r>
+              <w:rPr>
+                <w:rStyle w:val="IndexLink"/>
+                <w:webHidden/>
+              </w:rPr>
+              <w:t>5. Wireframes</w:t>
+              <w:tab/>
+              <w:t>6</w:t>
+            </w:r>
+            <w:r>
+              <w:rPr>
+                <w:webHidden/>
+              </w:rPr>
+              <w:fldChar w:fldCharType="end"/>
+            </w:r>
+          </w:hyperlink>
         </w:p>
         <w:p>
           <w:pPr>
             <w:pStyle w:val="TOC2"/>
             <w:tabs>
-              <w:tab w:val="right" w:leader="dot" w:pos="9360"/>
+              <w:tab w:val="clear" w:pos="720"/>
+              <w:tab w:val="right" w:pos="9360" w:leader="dot"/>
             </w:tabs>
+            <w:rPr/>
           </w:pPr>
-          <w:r>
-            <w:fldChar w:fldCharType="begin"/>
-          </w:r>
-          <w:r>
-            <w:instrText xml:space="preserve">HYPERLINK  \l  "_Toc1545017094" </w:instrText>
-          </w:r>
-          <w:r>
-            <w:fldChar w:fldCharType="separate"/>
-          </w:r>
-          <w:r>
-            <w:rPr/>
-            <w:t>5.1 Login / Sign Up</w:t>
-          </w:r>
-          <w:r>
-            <w:tab/>
-          </w:r>
-          <w:r>
-            <w:fldChar w:fldCharType="begin"/>
-          </w:r>
-          <w:r>
-            <w:instrText xml:space="preserve">PAGEREF _Toc1545017094 \h</w:instrText>
-          </w:r>
-          <w:r>
-            <w:fldChar w:fldCharType="separate"/>
-          </w:r>
-          <w:r>
-            <w:rPr/>
-            <w:t>6</w:t>
-          </w:r>
-          <w:r>
-            <w:fldChar w:fldCharType="end"/>
-          </w:r>
-          <w:r>
-            <w:fldChar w:fldCharType="end"/>
-          </w:r>
+          <w:hyperlink w:anchor="_Toc1545017094">
+            <w:r>
+              <w:rPr>
+                <w:webHidden/>
+              </w:rPr>
+              <w:fldChar w:fldCharType="begin"/>
+            </w:r>
+            <w:r>
+              <w:rPr>
+                <w:webHidden/>
+              </w:rPr>
+              <w:instrText xml:space="preserve">PAGEREF _Toc1545017094 \h</w:instrText>
+            </w:r>
+            <w:r>
+              <w:rPr>
+                <w:webHidden/>
+              </w:rPr>
+              <w:fldChar w:fldCharType="separate"/>
+            </w:r>
+            <w:r>
+              <w:rPr>
+                <w:rStyle w:val="IndexLink"/>
+                <w:webHidden/>
+              </w:rPr>
+              <w:t>5.1 Login / Sign Up</w:t>
+              <w:tab/>
+              <w:t>6</w:t>
+            </w:r>
+            <w:r>
+              <w:rPr>
+                <w:webHidden/>
+              </w:rPr>
+              <w:fldChar w:fldCharType="end"/>
+            </w:r>
+          </w:hyperlink>
         </w:p>
         <w:p>
           <w:pPr>
             <w:pStyle w:val="TOC2"/>
             <w:tabs>
-              <w:tab w:val="right" w:leader="dot" w:pos="9360"/>
+              <w:tab w:val="clear" w:pos="720"/>
+              <w:tab w:val="right" w:pos="9360" w:leader="dot"/>
             </w:tabs>
+            <w:rPr/>
           </w:pPr>
-          <w:r>
-            <w:fldChar w:fldCharType="begin"/>
-          </w:r>
-          <w:r>
-            <w:instrText xml:space="preserve">HYPERLINK  \l  "_Toc567655644" </w:instrText>
-          </w:r>
-          <w:r>
-            <w:fldChar w:fldCharType="separate"/>
-          </w:r>
-          <w:r>
-            <w:rPr/>
-            <w:t>5.2 Dashboard — Project List</w:t>
-          </w:r>
-          <w:r>
-            <w:tab/>
-          </w:r>
-          <w:r>
-            <w:fldChar w:fldCharType="begin"/>
-          </w:r>
-          <w:r>
-            <w:instrText xml:space="preserve">PAGEREF _Toc567655644 \h</w:instrText>
-          </w:r>
-          <w:r>
-            <w:fldChar w:fldCharType="separate"/>
-          </w:r>
-          <w:r>
-            <w:rPr/>
-            <w:t>6</w:t>
-          </w:r>
-          <w:r>
-            <w:fldChar w:fldCharType="end"/>
-          </w:r>
-          <w:r>
-            <w:fldChar w:fldCharType="end"/>
-          </w:r>
+          <w:hyperlink w:anchor="_Toc567655644">
+            <w:r>
+              <w:rPr>
+                <w:webHidden/>
+              </w:rPr>
+              <w:fldChar w:fldCharType="begin"/>
+            </w:r>
+            <w:r>
+              <w:rPr>
+                <w:webHidden/>
+              </w:rPr>
+              <w:instrText xml:space="preserve">PAGEREF _Toc567655644 \h</w:instrText>
+            </w:r>
+            <w:r>
+              <w:rPr>
+                <w:webHidden/>
+              </w:rPr>
+              <w:fldChar w:fldCharType="separate"/>
+            </w:r>
+            <w:r>
+              <w:rPr>
+                <w:rStyle w:val="IndexLink"/>
+                <w:webHidden/>
+              </w:rPr>
+              <w:t>5.2 Dashboard — Project List</w:t>
+              <w:tab/>
+              <w:t>6</w:t>
+            </w:r>
+            <w:r>
+              <w:rPr>
+                <w:webHidden/>
+              </w:rPr>
+              <w:fldChar w:fldCharType="end"/>
+            </w:r>
+          </w:hyperlink>
         </w:p>
         <w:p>
           <w:pPr>
             <w:pStyle w:val="TOC2"/>
             <w:tabs>
-              <w:tab w:val="right" w:leader="dot" w:pos="9360"/>
+              <w:tab w:val="clear" w:pos="720"/>
+              <w:tab w:val="right" w:pos="9360" w:leader="dot"/>
             </w:tabs>
+            <w:rPr/>
           </w:pPr>
-          <w:r>
-            <w:fldChar w:fldCharType="begin"/>
-          </w:r>
-          <w:r>
-            <w:instrText xml:space="preserve">HYPERLINK  \l  "_Toc1452039316" </w:instrText>
-          </w:r>
-          <w:r>
-            <w:fldChar w:fldCharType="separate"/>
-          </w:r>
-          <w:r>
-            <w:rPr/>
-            <w:t>5.3 Kanban Board</w:t>
-          </w:r>
-          <w:r>
-            <w:tab/>
-          </w:r>
-          <w:r>
-            <w:fldChar w:fldCharType="begin"/>
-          </w:r>
-          <w:r>
-            <w:instrText xml:space="preserve">PAGEREF _Toc1452039316 \h</w:instrText>
-          </w:r>
-          <w:r>
-            <w:fldChar w:fldCharType="separate"/>
-          </w:r>
-          <w:r>
-            <w:rPr/>
-            <w:t>7</w:t>
-          </w:r>
-          <w:r>
-            <w:fldChar w:fldCharType="end"/>
-          </w:r>
-          <w:r>
-            <w:fldChar w:fldCharType="end"/>
-          </w:r>
+          <w:hyperlink w:anchor="_Toc1452039316">
+            <w:r>
+              <w:rPr>
+                <w:webHidden/>
+              </w:rPr>
+              <w:fldChar w:fldCharType="begin"/>
+            </w:r>
+            <w:r>
+              <w:rPr>
+                <w:webHidden/>
+              </w:rPr>
+              <w:instrText xml:space="preserve">PAGEREF _Toc1452039316 \h</w:instrText>
+            </w:r>
+            <w:r>
+              <w:rPr>
+                <w:webHidden/>
+              </w:rPr>
+              <w:fldChar w:fldCharType="separate"/>
+            </w:r>
+            <w:r>
+              <w:rPr>
+                <w:rStyle w:val="IndexLink"/>
+                <w:webHidden/>
+              </w:rPr>
+              <w:t>5.3 Kanban Board</w:t>
+              <w:tab/>
+              <w:t>7</w:t>
+            </w:r>
+            <w:r>
+              <w:rPr>
+                <w:webHidden/>
+              </w:rPr>
+              <w:fldChar w:fldCharType="end"/>
+            </w:r>
+          </w:hyperlink>
         </w:p>
         <w:p>
           <w:pPr>
             <w:pStyle w:val="TOC2"/>
             <w:tabs>
-              <w:tab w:val="right" w:leader="dot" w:pos="9360"/>
+              <w:tab w:val="clear" w:pos="720"/>
+              <w:tab w:val="right" w:pos="9360" w:leader="dot"/>
             </w:tabs>
+            <w:rPr/>
           </w:pPr>
-          <w:r>
-            <w:fldChar w:fldCharType="begin"/>
-          </w:r>
-          <w:r>
-            <w:instrText xml:space="preserve">HYPERLINK  \l  "_Toc359405977" </w:instrText>
-          </w:r>
-          <w:r>
-            <w:fldChar w:fldCharType="separate"/>
-          </w:r>
-          <w:r>
-            <w:rPr/>
-            <w:t>5.4 Task Detail Panel</w:t>
-          </w:r>
-          <w:r>
-            <w:tab/>
-          </w:r>
-          <w:r>
-            <w:fldChar w:fldCharType="begin"/>
-          </w:r>
-          <w:r>
-            <w:instrText xml:space="preserve">PAGEREF _Toc359405977 \h</w:instrText>
-          </w:r>
-          <w:r>
-            <w:fldChar w:fldCharType="separate"/>
-          </w:r>
-          <w:r>
-            <w:rPr/>
-            <w:t>7</w:t>
-          </w:r>
-          <w:r>
-            <w:fldChar w:fldCharType="end"/>
-          </w:r>
-          <w:r>
-            <w:fldChar w:fldCharType="end"/>
-          </w:r>
+          <w:hyperlink w:anchor="_Toc359405977">
+            <w:r>
+              <w:rPr>
+                <w:webHidden/>
+              </w:rPr>
+              <w:fldChar w:fldCharType="begin"/>
+            </w:r>
+            <w:r>
+              <w:rPr>
+                <w:webHidden/>
+              </w:rPr>
+              <w:instrText xml:space="preserve">PAGEREF _Toc359405977 \h</w:instrText>
+            </w:r>
+            <w:r>
+              <w:rPr>
+                <w:webHidden/>
+              </w:rPr>
+              <w:fldChar w:fldCharType="separate"/>
+            </w:r>
+            <w:r>
+              <w:rPr>
+                <w:rStyle w:val="IndexLink"/>
+                <w:webHidden/>
+              </w:rPr>
+              <w:t>5.4 Task Detail Panel</w:t>
+              <w:tab/>
+              <w:t>7</w:t>
+            </w:r>
+            <w:r>
+              <w:rPr>
+                <w:webHidden/>
+              </w:rPr>
+              <w:fldChar w:fldCharType="end"/>
+            </w:r>
+          </w:hyperlink>
         </w:p>
         <w:p>
           <w:pPr>
             <w:pStyle w:val="TOC1"/>
             <w:tabs>
-              <w:tab w:val="right" w:leader="dot" w:pos="9360"/>
+              <w:tab w:val="clear" w:pos="720"/>
+              <w:tab w:val="right" w:pos="9360" w:leader="dot"/>
             </w:tabs>
+            <w:rPr/>
           </w:pPr>
-          <w:r>
-            <w:fldChar w:fldCharType="begin"/>
-          </w:r>
-          <w:r>
-            <w:instrText xml:space="preserve">HYPERLINK  \l  "_Toc1859219649" </w:instrText>
-          </w:r>
-          <w:r>
-            <w:fldChar w:fldCharType="separate"/>
-          </w:r>
-          <w:r>
-            <w:rPr/>
-            <w:t>6. Technical Architecture</w:t>
-          </w:r>
-          <w:r>
-            <w:tab/>
-          </w:r>
-          <w:r>
-            <w:fldChar w:fldCharType="begin"/>
-          </w:r>
-          <w:r>
-            <w:instrText xml:space="preserve">PAGEREF _Toc1859219649 \h</w:instrText>
-          </w:r>
-          <w:r>
-            <w:fldChar w:fldCharType="separate"/>
-          </w:r>
-          <w:r>
-            <w:rPr/>
-            <w:t>7</w:t>
-          </w:r>
-          <w:r>
-            <w:fldChar w:fldCharType="end"/>
-          </w:r>
-          <w:r>
-            <w:fldChar w:fldCharType="end"/>
-          </w:r>
+          <w:hyperlink w:anchor="_Toc1859219649">
+            <w:r>
+              <w:rPr>
+                <w:webHidden/>
+              </w:rPr>
+              <w:fldChar w:fldCharType="begin"/>
+            </w:r>
+            <w:r>
+              <w:rPr>
+                <w:webHidden/>
+              </w:rPr>
+              <w:instrText xml:space="preserve">PAGEREF _Toc1859219649 \h</w:instrText>
+            </w:r>
+            <w:r>
+              <w:rPr>
+                <w:webHidden/>
+              </w:rPr>
+              <w:fldChar w:fldCharType="separate"/>
+            </w:r>
+            <w:r>
+              <w:rPr>
+                <w:rStyle w:val="IndexLink"/>
+                <w:webHidden/>
+              </w:rPr>
+              <w:t>6. Technical Architecture</w:t>
+              <w:tab/>
+              <w:t>7</w:t>
+            </w:r>
+            <w:r>
+              <w:rPr>
+                <w:webHidden/>
+              </w:rPr>
+              <w:fldChar w:fldCharType="end"/>
+            </w:r>
+          </w:hyperlink>
         </w:p>
         <w:p>
           <w:pPr>
             <w:pStyle w:val="TOC2"/>
             <w:tabs>
-              <w:tab w:val="right" w:leader="dot" w:pos="9360"/>
+              <w:tab w:val="clear" w:pos="720"/>
+              <w:tab w:val="right" w:pos="9360" w:leader="dot"/>
             </w:tabs>
+            <w:rPr/>
           </w:pPr>
-          <w:r>
-            <w:fldChar w:fldCharType="begin"/>
-          </w:r>
-          <w:r>
-            <w:instrText xml:space="preserve">HYPERLINK  \l  "_Toc802795650" </w:instrText>
-          </w:r>
-          <w:r>
-            <w:fldChar w:fldCharType="separate"/>
-          </w:r>
-          <w:r>
-            <w:rPr/>
-            <w:t>6.1 Technology Stack &amp; Rationale</w:t>
-          </w:r>
-          <w:r>
-            <w:tab/>
-          </w:r>
-          <w:r>
-            <w:fldChar w:fldCharType="begin"/>
-          </w:r>
-          <w:r>
-            <w:instrText xml:space="preserve">PAGEREF _Toc802795650 \h</w:instrText>
-          </w:r>
-          <w:r>
-            <w:fldChar w:fldCharType="separate"/>
-          </w:r>
-          <w:r>
-            <w:rPr/>
-            <w:t>8</w:t>
-          </w:r>
-          <w:r>
-            <w:fldChar w:fldCharType="end"/>
-          </w:r>
-          <w:r>
-            <w:fldChar w:fldCharType="end"/>
-          </w:r>
+          <w:hyperlink w:anchor="_Toc802795650">
+            <w:r>
+              <w:rPr>
+                <w:webHidden/>
+              </w:rPr>
+              <w:fldChar w:fldCharType="begin"/>
+            </w:r>
+            <w:r>
+              <w:rPr>
+                <w:webHidden/>
+              </w:rPr>
+              <w:instrText xml:space="preserve">PAGEREF _Toc802795650 \h</w:instrText>
+            </w:r>
+            <w:r>
+              <w:rPr>
+                <w:webHidden/>
+              </w:rPr>
+              <w:fldChar w:fldCharType="separate"/>
+            </w:r>
+            <w:r>
+              <w:rPr>
+                <w:rStyle w:val="IndexLink"/>
+                <w:webHidden/>
+              </w:rPr>
+              <w:t>6.1 Technology Stack &amp; Rationale</w:t>
+              <w:tab/>
+              <w:t>8</w:t>
+            </w:r>
+            <w:r>
+              <w:rPr>
+                <w:webHidden/>
+              </w:rPr>
+              <w:fldChar w:fldCharType="end"/>
+            </w:r>
+          </w:hyperlink>
         </w:p>
         <w:p>
           <w:pPr>
             <w:pStyle w:val="TOC1"/>
             <w:tabs>
-              <w:tab w:val="right" w:leader="dot" w:pos="9360"/>
+              <w:tab w:val="clear" w:pos="720"/>
+              <w:tab w:val="right" w:pos="9360" w:leader="dot"/>
             </w:tabs>
+            <w:rPr/>
           </w:pPr>
-          <w:r>
-            <w:fldChar w:fldCharType="begin"/>
-          </w:r>
-          <w:r>
-            <w:instrText xml:space="preserve">HYPERLINK  \l  "_Toc142763804" </w:instrText>
-          </w:r>
-          <w:r>
-            <w:fldChar w:fldCharType="separate"/>
-          </w:r>
-          <w:r>
-            <w:rPr/>
-            <w:t>7. Database Schema</w:t>
-          </w:r>
-          <w:r>
-            <w:tab/>
-          </w:r>
-          <w:r>
-            <w:fldChar w:fldCharType="begin"/>
-          </w:r>
-          <w:r>
-            <w:instrText xml:space="preserve">PAGEREF _Toc142763804 \h</w:instrText>
-          </w:r>
-          <w:r>
-            <w:fldChar w:fldCharType="separate"/>
-          </w:r>
-          <w:r>
-            <w:rPr/>
-            <w:t>9</w:t>
-          </w:r>
-          <w:r>
-            <w:fldChar w:fldCharType="end"/>
-          </w:r>
-          <w:r>
-            <w:fldChar w:fldCharType="end"/>
-          </w:r>
+          <w:hyperlink w:anchor="_Toc142763804">
+            <w:r>
+              <w:rPr>
+                <w:webHidden/>
+              </w:rPr>
+              <w:fldChar w:fldCharType="begin"/>
+            </w:r>
+            <w:r>
+              <w:rPr>
+                <w:webHidden/>
+              </w:rPr>
+              <w:instrText xml:space="preserve">PAGEREF _Toc142763804 \h</w:instrText>
+            </w:r>
+            <w:r>
+              <w:rPr>
+                <w:webHidden/>
+              </w:rPr>
+              <w:fldChar w:fldCharType="separate"/>
+            </w:r>
+            <w:r>
+              <w:rPr>
+                <w:rStyle w:val="IndexLink"/>
+                <w:webHidden/>
+              </w:rPr>
+              <w:t>7. Database Schema</w:t>
+              <w:tab/>
+              <w:t>9</w:t>
+            </w:r>
+            <w:r>
+              <w:rPr>
+                <w:webHidden/>
+              </w:rPr>
+              <w:fldChar w:fldCharType="end"/>
+            </w:r>
+          </w:hyperlink>
         </w:p>
         <w:p>
           <w:pPr>
             <w:pStyle w:val="TOC2"/>
             <w:tabs>
-              <w:tab w:val="right" w:leader="dot" w:pos="9360"/>
+              <w:tab w:val="clear" w:pos="720"/>
+              <w:tab w:val="right" w:pos="9360" w:leader="dot"/>
             </w:tabs>
+            <w:rPr/>
           </w:pPr>
-          <w:r>
-            <w:fldChar w:fldCharType="begin"/>
-          </w:r>
-          <w:r>
-            <w:instrText xml:space="preserve">HYPERLINK  \l  "_Toc469845514" </w:instrText>
-          </w:r>
-          <w:r>
-            <w:fldChar w:fldCharType="separate"/>
-          </w:r>
-          <w:r>
-            <w:rPr/>
-            <w:t>7.1 Table Reference</w:t>
-          </w:r>
-          <w:r>
-            <w:tab/>
-          </w:r>
-          <w:r>
-            <w:fldChar w:fldCharType="begin"/>
-          </w:r>
-          <w:r>
-            <w:instrText xml:space="preserve">PAGEREF _Toc469845514 \h</w:instrText>
-          </w:r>
-          <w:r>
-            <w:fldChar w:fldCharType="separate"/>
-          </w:r>
-          <w:r>
-            <w:rPr/>
-            <w:t>9</w:t>
-          </w:r>
-          <w:r>
-            <w:fldChar w:fldCharType="end"/>
-          </w:r>
-          <w:r>
-            <w:fldChar w:fldCharType="end"/>
-          </w:r>
+          <w:hyperlink w:anchor="_Toc469845514">
+            <w:r>
+              <w:rPr>
+                <w:webHidden/>
+              </w:rPr>
+              <w:fldChar w:fldCharType="begin"/>
+            </w:r>
+            <w:r>
+              <w:rPr>
+                <w:webHidden/>
+              </w:rPr>
+              <w:instrText xml:space="preserve">PAGEREF _Toc469845514 \h</w:instrText>
+            </w:r>
+            <w:r>
+              <w:rPr>
+                <w:webHidden/>
+              </w:rPr>
+              <w:fldChar w:fldCharType="separate"/>
+            </w:r>
+            <w:r>
+              <w:rPr>
+                <w:rStyle w:val="IndexLink"/>
+                <w:webHidden/>
+              </w:rPr>
+              <w:t>7.1 Table Reference</w:t>
+              <w:tab/>
+              <w:t>9</w:t>
+            </w:r>
+            <w:r>
+              <w:rPr>
+                <w:webHidden/>
+              </w:rPr>
+              <w:fldChar w:fldCharType="end"/>
+            </w:r>
+          </w:hyperlink>
         </w:p>
         <w:p>
           <w:pPr>
             <w:pStyle w:val="TOC1"/>
             <w:tabs>
-              <w:tab w:val="right" w:leader="dot" w:pos="9360"/>
+              <w:tab w:val="clear" w:pos="720"/>
+              <w:tab w:val="right" w:pos="9360" w:leader="dot"/>
             </w:tabs>
+            <w:rPr/>
           </w:pPr>
-          <w:r>
-            <w:fldChar w:fldCharType="begin"/>
-          </w:r>
-          <w:r>
-            <w:instrText xml:space="preserve">HYPERLINK  \l  "_Toc609990947" </w:instrText>
-          </w:r>
-          <w:r>
-            <w:fldChar w:fldCharType="separate"/>
-          </w:r>
-          <w:r>
-            <w:rPr/>
-            <w:t>8. API Endpoint Design</w:t>
-          </w:r>
-          <w:r>
-            <w:tab/>
-          </w:r>
-          <w:r>
-            <w:fldChar w:fldCharType="begin"/>
-          </w:r>
-          <w:r>
-            <w:instrText xml:space="preserve">PAGEREF _Toc609990947 \h</w:instrText>
-          </w:r>
-          <w:r>
-            <w:fldChar w:fldCharType="separate"/>
-          </w:r>
-          <w:r>
-            <w:rPr/>
-            <w:t>10</w:t>
-          </w:r>
-          <w:r>
-            <w:fldChar w:fldCharType="end"/>
-          </w:r>
-          <w:r>
-            <w:fldChar w:fldCharType="end"/>
-          </w:r>
+          <w:hyperlink w:anchor="_Toc609990947">
+            <w:r>
+              <w:rPr>
+                <w:webHidden/>
+              </w:rPr>
+              <w:fldChar w:fldCharType="begin"/>
+            </w:r>
+            <w:r>
+              <w:rPr>
+                <w:webHidden/>
+              </w:rPr>
+              <w:instrText xml:space="preserve">PAGEREF _Toc609990947 \h</w:instrText>
+            </w:r>
+            <w:r>
+              <w:rPr>
+                <w:webHidden/>
+              </w:rPr>
+              <w:fldChar w:fldCharType="separate"/>
+            </w:r>
+            <w:r>
+              <w:rPr>
+                <w:rStyle w:val="IndexLink"/>
+                <w:webHidden/>
+              </w:rPr>
+              <w:t>8. API Endpoint Design</w:t>
+              <w:tab/>
+              <w:t>10</w:t>
+            </w:r>
+            <w:r>
+              <w:rPr>
+                <w:webHidden/>
+              </w:rPr>
+              <w:fldChar w:fldCharType="end"/>
+            </w:r>
+          </w:hyperlink>
         </w:p>
         <w:p>
           <w:pPr>
             <w:pStyle w:val="TOC1"/>
             <w:tabs>
-              <w:tab w:val="right" w:leader="dot" w:pos="9360"/>
+              <w:tab w:val="clear" w:pos="720"/>
+              <w:tab w:val="right" w:pos="9360" w:leader="dot"/>
             </w:tabs>
+            <w:rPr/>
           </w:pPr>
-          <w:r>
-            <w:fldChar w:fldCharType="begin"/>
-          </w:r>
-          <w:r>
-            <w:instrText xml:space="preserve">HYPERLINK  \l  "_Toc455321331" </w:instrText>
-          </w:r>
-          <w:r>
-            <w:fldChar w:fldCharType="separate"/>
-          </w:r>
-          <w:r>
-            <w:rPr/>
-            <w:t>9. Design Rationale &amp; Key Decisions</w:t>
-          </w:r>
-          <w:r>
-            <w:tab/>
-          </w:r>
-          <w:r>
-            <w:fldChar w:fldCharType="begin"/>
-          </w:r>
-          <w:r>
-            <w:instrText xml:space="preserve">PAGEREF _Toc455321331 \h</w:instrText>
-          </w:r>
-          <w:r>
-            <w:fldChar w:fldCharType="separate"/>
-          </w:r>
-          <w:r>
-            <w:rPr/>
-            <w:t>10</w:t>
-          </w:r>
-          <w:r>
-            <w:fldChar w:fldCharType="end"/>
-          </w:r>
-          <w:r>
-            <w:fldChar w:fldCharType="end"/>
-          </w:r>
+          <w:hyperlink w:anchor="_Toc455321331">
+            <w:r>
+              <w:rPr>
+                <w:webHidden/>
+              </w:rPr>
+              <w:fldChar w:fldCharType="begin"/>
+            </w:r>
+            <w:r>
+              <w:rPr>
+                <w:webHidden/>
+              </w:rPr>
+              <w:instrText xml:space="preserve">PAGEREF _Toc455321331 \h</w:instrText>
+            </w:r>
+            <w:r>
+              <w:rPr>
+                <w:webHidden/>
+              </w:rPr>
+              <w:fldChar w:fldCharType="separate"/>
+            </w:r>
+            <w:r>
+              <w:rPr>
+                <w:rStyle w:val="IndexLink"/>
+                <w:webHidden/>
+              </w:rPr>
+              <w:t>9. Design Rationale &amp; Key Decisions</w:t>
+              <w:tab/>
+              <w:t>10</w:t>
+            </w:r>
+            <w:r>
+              <w:rPr>
+                <w:webHidden/>
+              </w:rPr>
+              <w:fldChar w:fldCharType="end"/>
+            </w:r>
+          </w:hyperlink>
         </w:p>
         <w:p>
           <w:pPr>
             <w:pStyle w:val="TOC2"/>
             <w:tabs>
-              <w:tab w:val="right" w:leader="dot" w:pos="9360"/>
+              <w:tab w:val="clear" w:pos="720"/>
+              <w:tab w:val="right" w:pos="9360" w:leader="dot"/>
             </w:tabs>
+            <w:rPr/>
           </w:pPr>
-          <w:r>
-            <w:fldChar w:fldCharType="begin"/>
-          </w:r>
-          <w:r>
-            <w:instrText xml:space="preserve">HYPERLINK  \l  "_Toc360185762" </w:instrText>
-          </w:r>
-          <w:r>
-            <w:fldChar w:fldCharType="separate"/>
-          </w:r>
-          <w:r>
-            <w:rPr/>
-            <w:t>9.1 Why a Kanban board instead of a flat task list</w:t>
-          </w:r>
-          <w:r>
-            <w:tab/>
-          </w:r>
-          <w:r>
-            <w:fldChar w:fldCharType="begin"/>
-          </w:r>
-          <w:r>
-            <w:instrText xml:space="preserve">PAGEREF _Toc360185762 \h</w:instrText>
-          </w:r>
-          <w:r>
-            <w:fldChar w:fldCharType="separate"/>
-          </w:r>
-          <w:r>
-            <w:rPr/>
-            <w:t>11</w:t>
-          </w:r>
-          <w:r>
-            <w:fldChar w:fldCharType="end"/>
-          </w:r>
-          <w:r>
-            <w:fldChar w:fldCharType="end"/>
-          </w:r>
+          <w:hyperlink w:anchor="_Toc360185762">
+            <w:r>
+              <w:rPr>
+                <w:webHidden/>
+              </w:rPr>
+              <w:fldChar w:fldCharType="begin"/>
+            </w:r>
+            <w:r>
+              <w:rPr>
+                <w:webHidden/>
+              </w:rPr>
+              <w:instrText xml:space="preserve">PAGEREF _Toc360185762 \h</w:instrText>
+            </w:r>
+            <w:r>
+              <w:rPr>
+                <w:webHidden/>
+              </w:rPr>
+              <w:fldChar w:fldCharType="separate"/>
+            </w:r>
+            <w:r>
+              <w:rPr>
+                <w:rStyle w:val="IndexLink"/>
+                <w:webHidden/>
+              </w:rPr>
+              <w:t>9.1 Why a Kanban board instead of a flat task list</w:t>
+              <w:tab/>
+              <w:t>11</w:t>
+            </w:r>
+            <w:r>
+              <w:rPr>
+                <w:webHidden/>
+              </w:rPr>
+              <w:fldChar w:fldCharType="end"/>
+            </w:r>
+          </w:hyperlink>
         </w:p>
         <w:p>
           <w:pPr>
             <w:pStyle w:val="TOC2"/>
             <w:tabs>
-              <w:tab w:val="right" w:leader="dot" w:pos="9360"/>
+              <w:tab w:val="clear" w:pos="720"/>
+              <w:tab w:val="right" w:pos="9360" w:leader="dot"/>
             </w:tabs>
+            <w:rPr/>
           </w:pPr>
-          <w:r>
-            <w:fldChar w:fldCharType="begin"/>
-          </w:r>
-          <w:r>
-            <w:instrText xml:space="preserve">HYPERLINK  \l  "_Toc1064148020" </w:instrText>
-          </w:r>
-          <w:r>
-            <w:fldChar w:fldCharType="separate"/>
-          </w:r>
-          <w:r>
-            <w:rPr/>
-            <w:t>9.2 Why a fixed status enum instead of freeform status text</w:t>
-          </w:r>
-          <w:r>
-            <w:tab/>
-          </w:r>
-          <w:r>
-            <w:fldChar w:fldCharType="begin"/>
-          </w:r>
-          <w:r>
-            <w:instrText xml:space="preserve">PAGEREF _Toc1064148020 \h</w:instrText>
-          </w:r>
-          <w:r>
-            <w:fldChar w:fldCharType="separate"/>
-          </w:r>
-          <w:r>
-            <w:rPr/>
-            <w:t>11</w:t>
-          </w:r>
-          <w:r>
-            <w:fldChar w:fldCharType="end"/>
-          </w:r>
-          <w:r>
-            <w:fldChar w:fldCharType="end"/>
-          </w:r>
+          <w:hyperlink w:anchor="_Toc1064148020">
+            <w:r>
+              <w:rPr>
+                <w:webHidden/>
+              </w:rPr>
+              <w:fldChar w:fldCharType="begin"/>
+            </w:r>
+            <w:r>
+              <w:rPr>
+                <w:webHidden/>
+              </w:rPr>
+              <w:instrText xml:space="preserve">PAGEREF _Toc1064148020 \h</w:instrText>
+            </w:r>
+            <w:r>
+              <w:rPr>
+                <w:webHidden/>
+              </w:rPr>
+              <w:fldChar w:fldCharType="separate"/>
+            </w:r>
+            <w:r>
+              <w:rPr>
+                <w:rStyle w:val="IndexLink"/>
+                <w:webHidden/>
+              </w:rPr>
+              <w:t>9.2 Why a fixed status enum instead of freeform status text</w:t>
+              <w:tab/>
+              <w:t>11</w:t>
+            </w:r>
+            <w:r>
+              <w:rPr>
+                <w:webHidden/>
+              </w:rPr>
+              <w:fldChar w:fldCharType="end"/>
+            </w:r>
+          </w:hyperlink>
         </w:p>
         <w:p>
           <w:pPr>
             <w:pStyle w:val="TOC2"/>
             <w:tabs>
-              <w:tab w:val="right" w:leader="dot" w:pos="9360"/>
+              <w:tab w:val="clear" w:pos="720"/>
+              <w:tab w:val="right" w:pos="9360" w:leader="dot"/>
             </w:tabs>
+            <w:rPr/>
           </w:pPr>
-          <w:r>
-            <w:fldChar w:fldCharType="begin"/>
-          </w:r>
-          <w:r>
-            <w:instrText xml:space="preserve">HYPERLINK  \l  "_Toc1745869291" </w:instrText>
-          </w:r>
-          <w:r>
-            <w:fldChar w:fldCharType="separate"/>
-          </w:r>
-          <w:r>
-            <w:rPr/>
-            <w:t>9.3 Why WebSockets for board updates rather than polling</w:t>
-          </w:r>
-          <w:r>
-            <w:tab/>
-          </w:r>
-          <w:r>
-            <w:fldChar w:fldCharType="begin"/>
-          </w:r>
-          <w:r>
-            <w:instrText xml:space="preserve">PAGEREF _Toc1745869291 \h</w:instrText>
-          </w:r>
-          <w:r>
-            <w:fldChar w:fldCharType="separate"/>
-          </w:r>
-          <w:r>
-            <w:rPr/>
-            <w:t>11</w:t>
-          </w:r>
-          <w:r>
-            <w:fldChar w:fldCharType="end"/>
-          </w:r>
-          <w:r>
-            <w:fldChar w:fldCharType="end"/>
-          </w:r>
+          <w:hyperlink w:anchor="_Toc1745869291">
+            <w:r>
+              <w:rPr>
+                <w:webHidden/>
+              </w:rPr>
+              <w:fldChar w:fldCharType="begin"/>
+            </w:r>
+            <w:r>
+              <w:rPr>
+                <w:webHidden/>
+              </w:rPr>
+              <w:instrText xml:space="preserve">PAGEREF _Toc1745869291 \h</w:instrText>
+            </w:r>
+            <w:r>
+              <w:rPr>
+                <w:webHidden/>
+              </w:rPr>
+              <w:fldChar w:fldCharType="separate"/>
+            </w:r>
+            <w:r>
+              <w:rPr>
+                <w:rStyle w:val="IndexLink"/>
+                <w:webHidden/>
+              </w:rPr>
+              <w:t>9.3 Why WebSockets for board updates rather than polling</w:t>
+              <w:tab/>
+              <w:t>11</w:t>
+            </w:r>
+            <w:r>
+              <w:rPr>
+                <w:webHidden/>
+              </w:rPr>
+              <w:fldChar w:fldCharType="end"/>
+            </w:r>
+          </w:hyperlink>
         </w:p>
         <w:p>
           <w:pPr>
             <w:pStyle w:val="TOC2"/>
             <w:tabs>
-              <w:tab w:val="right" w:leader="dot" w:pos="9360"/>
+              <w:tab w:val="clear" w:pos="720"/>
+              <w:tab w:val="right" w:pos="9360" w:leader="dot"/>
             </w:tabs>
+            <w:rPr/>
           </w:pPr>
-          <w:r>
-            <w:fldChar w:fldCharType="begin"/>
-          </w:r>
-          <w:r>
-            <w:instrText xml:space="preserve">HYPERLINK  \l  "_Toc1224487545" </w:instrText>
-          </w:r>
-          <w:r>
-            <w:fldChar w:fldCharType="separate"/>
-          </w:r>
-          <w:r>
-            <w:rPr/>
-            <w:t>9.4 Why role-based access at the project level, not the task level</w:t>
-          </w:r>
-          <w:r>
-            <w:tab/>
-          </w:r>
-          <w:r>
-            <w:fldChar w:fldCharType="begin"/>
-          </w:r>
-          <w:r>
-            <w:instrText xml:space="preserve">PAGEREF _Toc1224487545 \h</w:instrText>
-          </w:r>
-          <w:r>
-            <w:fldChar w:fldCharType="separate"/>
-          </w:r>
-          <w:r>
-            <w:rPr/>
-            <w:t>11</w:t>
-          </w:r>
-          <w:r>
-            <w:fldChar w:fldCharType="end"/>
-          </w:r>
-          <w:r>
-            <w:fldChar w:fldCharType="end"/>
-          </w:r>
+          <w:hyperlink w:anchor="_Toc1224487545">
+            <w:r>
+              <w:rPr>
+                <w:webHidden/>
+              </w:rPr>
+              <w:fldChar w:fldCharType="begin"/>
+            </w:r>
+            <w:r>
+              <w:rPr>
+                <w:webHidden/>
+              </w:rPr>
+              <w:instrText xml:space="preserve">PAGEREF _Toc1224487545 \h</w:instrText>
+            </w:r>
+            <w:r>
+              <w:rPr>
+                <w:webHidden/>
+              </w:rPr>
+              <w:fldChar w:fldCharType="separate"/>
+            </w:r>
+            <w:r>
+              <w:rPr>
+                <w:rStyle w:val="IndexLink"/>
+                <w:webHidden/>
+              </w:rPr>
+              <w:t>9.4 Why role-based access at the project level, not the task level</w:t>
+              <w:tab/>
+              <w:t>11</w:t>
+            </w:r>
+            <w:r>
+              <w:rPr>
+                <w:webHidden/>
+              </w:rPr>
+              <w:fldChar w:fldCharType="end"/>
+            </w:r>
+          </w:hyperlink>
         </w:p>
         <w:p>
           <w:pPr>
             <w:pStyle w:val="TOC2"/>
             <w:tabs>
-              <w:tab w:val="right" w:leader="dot" w:pos="9360"/>
+              <w:tab w:val="clear" w:pos="720"/>
+              <w:tab w:val="right" w:pos="9360" w:leader="dot"/>
             </w:tabs>
+            <w:rPr/>
           </w:pPr>
-          <w:r>
-            <w:fldChar w:fldCharType="begin"/>
-          </w:r>
-          <w:r>
-            <w:instrText xml:space="preserve">HYPERLINK  \l  "_Toc1074671857" </w:instrText>
-          </w:r>
-          <w:r>
-            <w:fldChar w:fldCharType="separate"/>
-          </w:r>
-          <w:r>
-            <w:rPr/>
-            <w:t>9.5 Scope Deliberately Left Out of Version 1</w:t>
-          </w:r>
-          <w:r>
-            <w:tab/>
-          </w:r>
-          <w:r>
-            <w:fldChar w:fldCharType="begin"/>
-          </w:r>
-          <w:r>
-            <w:instrText xml:space="preserve">PAGEREF _Toc1074671857 \h</w:instrText>
-          </w:r>
-          <w:r>
-            <w:fldChar w:fldCharType="separate"/>
-          </w:r>
-          <w:r>
-            <w:rPr/>
-            <w:t>11</w:t>
-          </w:r>
-          <w:r>
-            <w:fldChar w:fldCharType="end"/>
-          </w:r>
-          <w:r>
-            <w:fldChar w:fldCharType="end"/>
-          </w:r>
+          <w:hyperlink w:anchor="_Toc1074671857">
+            <w:r>
+              <w:rPr>
+                <w:webHidden/>
+              </w:rPr>
+              <w:fldChar w:fldCharType="begin"/>
+            </w:r>
+            <w:r>
+              <w:rPr>
+                <w:webHidden/>
+              </w:rPr>
+              <w:instrText xml:space="preserve">PAGEREF _Toc1074671857 \h</w:instrText>
+            </w:r>
+            <w:r>
+              <w:rPr>
+                <w:webHidden/>
+              </w:rPr>
+              <w:fldChar w:fldCharType="separate"/>
+            </w:r>
+            <w:r>
+              <w:rPr>
+                <w:rStyle w:val="IndexLink"/>
+                <w:webHidden/>
+              </w:rPr>
+              <w:t>9.5 Scope Deliberately Left Out of Version 1</w:t>
+              <w:tab/>
+              <w:t>11</w:t>
+            </w:r>
+            <w:r>
+              <w:rPr>
+                <w:webHidden/>
+              </w:rPr>
+              <w:fldChar w:fldCharType="end"/>
+            </w:r>
+          </w:hyperlink>
         </w:p>
         <w:p>
           <w:pPr>
             <w:pStyle w:val="TOC1"/>
             <w:tabs>
-              <w:tab w:val="right" w:leader="dot" w:pos="9360"/>
+              <w:tab w:val="clear" w:pos="720"/>
+              <w:tab w:val="right" w:pos="9360" w:leader="dot"/>
             </w:tabs>
+            <w:rPr/>
           </w:pPr>
+          <w:hyperlink w:anchor="_Toc240739033">
+            <w:r>
+              <w:rPr>
+                <w:webHidden/>
+              </w:rPr>
+              <w:fldChar w:fldCharType="begin"/>
+            </w:r>
+            <w:r>
+              <w:rPr>
+                <w:webHidden/>
+              </w:rPr>
+              <w:instrText xml:space="preserve">PAGEREF _Toc240739033 \h</w:instrText>
+            </w:r>
+            <w:r>
+              <w:rPr>
+                <w:webHidden/>
+              </w:rPr>
+              <w:fldChar w:fldCharType="separate"/>
+            </w:r>
+            <w:r>
+              <w:rPr>
+                <w:rStyle w:val="IndexLink"/>
+                <w:webHidden/>
+              </w:rPr>
+              <w:t>10. Conclusion &amp; Next Steps</w:t>
+              <w:tab/>
+              <w:t>11</w:t>
+            </w:r>
+            <w:r>
+              <w:rPr>
+                <w:webHidden/>
+              </w:rPr>
+              <w:fldChar w:fldCharType="end"/>
+            </w:r>
+          </w:hyperlink>
           <w:r>
-            <w:fldChar w:fldCharType="begin"/>
-          </w:r>
-          <w:r>
-            <w:instrText xml:space="preserve">HYPERLINK  \l  "_Toc240739033" </w:instrText>
-          </w:r>
-          <w:r>
-            <w:fldChar w:fldCharType="separate"/>
-          </w:r>
-          <w:r>
-            <w:rPr/>
-            <w:t>10. Conclusion &amp; Next Steps</w:t>
-          </w:r>
-          <w:r>
-            <w:tab/>
-          </w:r>
-          <w:r>
-            <w:fldChar w:fldCharType="begin"/>
-          </w:r>
-          <w:r>
-            <w:instrText xml:space="preserve">PAGEREF _Toc240739033 \h</w:instrText>
-          </w:r>
-          <w:r>
-            <w:fldChar w:fldCharType="separate"/>
-          </w:r>
-          <w:r>
-            <w:rPr/>
-            <w:t>11</w:t>
-          </w:r>
-          <w:r>
-            <w:fldChar w:fldCharType="end"/>
-          </w:r>
-          <w:r>
-            <w:fldChar w:fldCharType="end"/>
-          </w:r>
-        </w:p>
-        <w:p>
-          <w:pPr>
-            <w:pStyle w:val="TOC1"/>
-          </w:pPr>
-          <w:r>
+            <w:rPr>
+              <w:rStyle w:val="IndexLink"/>
+            </w:rPr>
             <w:fldChar w:fldCharType="end"/>
           </w:r>
         </w:p>
       </w:sdtContent>
     </w:sdt>
-    <w:p xmlns:wp14="http://schemas.microsoft.com/office/word/2010/wordml" wp14:textId="77777777">
+    <w:p>
+      <w:pPr>
+        <w:pStyle w:val="TOC1"/>
+        <w:rPr/>
+      </w:pPr>
+      <w:r>
+        <w:rPr/>
+      </w:r>
+    </w:p>
+    <w:p>
       <w:pPr>
         <w:pStyle w:val="Normal"/>
         <w:rPr/>
@@ -1597,7 +1609,7 @@
         <w:rPr/>
       </w:r>
     </w:p>
-    <w:p xmlns:wp14="http://schemas.microsoft.com/office/word/2010/wordml" wp14:textId="77777777">
+    <w:p>
       <w:pPr>
         <w:pStyle w:val="Normal"/>
         <w:rPr/>
@@ -1609,34 +1621,36 @@
         <w:br w:type="page"/>
       </w:r>
     </w:p>
-    <w:p xmlns:wp14="http://schemas.microsoft.com/office/word/2010/wordml" wp14:textId="77777777">
+    <w:p>
       <w:pPr>
         <w:pStyle w:val="Heading1"/>
         <w:spacing w:before="0" w:after="160"/>
-      </w:pPr>
-      <w:bookmarkStart w:name="_Toc973533216" w:id="1975315979"/>
+        <w:rPr/>
+      </w:pPr>
+      <w:bookmarkStart w:id="1" w:name="_Toc973533216"/>
       <w:r>
         <w:rPr/>
         <w:t>1. Project Brief</w:t>
       </w:r>
-      <w:bookmarkEnd w:id="1975315979"/>
-    </w:p>
-    <w:p xmlns:wp14="http://schemas.microsoft.com/office/word/2010/wordml" wp14:textId="77777777">
+      <w:bookmarkEnd w:id="1"/>
+    </w:p>
+    <w:p>
       <w:pPr>
         <w:pStyle w:val="Heading2"/>
         <w:spacing w:before="320" w:after="160"/>
-      </w:pPr>
-      <w:bookmarkStart w:name="_Toc733848146" w:id="801154536"/>
+        <w:rPr/>
+      </w:pPr>
+      <w:bookmarkStart w:id="2" w:name="_Toc733848146"/>
       <w:r>
         <w:rPr/>
         <w:t>1.1 Purpose</w:t>
       </w:r>
-      <w:bookmarkEnd w:id="801154536"/>
-    </w:p>
-    <w:p xmlns:wp14="http://schemas.microsoft.com/office/word/2010/wordml" wp14:textId="77777777">
+      <w:bookmarkEnd w:id="2"/>
+    </w:p>
+    <w:p>
       <w:pPr>
         <w:pStyle w:val="Normal"/>
-        <w:spacing w:before="0" w:after="160" w:line="300" w:lineRule="auto"/>
+        <w:spacing w:lineRule="auto" w:line="300" w:before="0" w:after="160"/>
         <w:jc w:val="start"/>
         <w:rPr/>
       </w:pPr>
@@ -1645,26 +1659,27 @@
         <w:t>Small and mid-sized teams frequently coordinate work across scattered channels — chat messages, spreadsheets, and email threads — which makes it hard to see who is working on what, what is overdue, and what is blocked. TaskFlow is a full-stack web application that gives a team a single shared space to organise projects, break work into tasks, track progress visually on a Kanban board, and communicate directly on each task. The goal is to reduce coordination overhead so teams spend less time asking “what's the status?” and more time doing the work.</w:t>
       </w:r>
     </w:p>
-    <w:p xmlns:wp14="http://schemas.microsoft.com/office/word/2010/wordml" wp14:textId="77777777">
+    <w:p>
       <w:pPr>
         <w:pStyle w:val="Heading2"/>
         <w:spacing w:before="320" w:after="160"/>
-      </w:pPr>
-      <w:bookmarkStart w:name="_Toc1492689181" w:id="1971216940"/>
+        <w:rPr/>
+      </w:pPr>
+      <w:bookmarkStart w:id="3" w:name="_Toc1492689181"/>
       <w:r>
         <w:rPr/>
         <w:t>1.2 Target Users</w:t>
       </w:r>
-      <w:bookmarkEnd w:id="1971216940"/>
-    </w:p>
-    <w:p xmlns:wp14="http://schemas.microsoft.com/office/word/2010/wordml" wp14:textId="77777777">
+      <w:bookmarkEnd w:id="3"/>
+    </w:p>
+    <w:p>
       <w:pPr>
         <w:pStyle w:val="ListParagraph"/>
         <w:numPr>
           <w:ilvl w:val="0"/>
-          <w:numId w:val="3"/>
+          <w:numId w:val="4"/>
         </w:numPr>
-        <w:spacing w:before="0" w:after="90" w:line="281" w:lineRule="auto"/>
+        <w:spacing w:lineRule="auto" w:line="281" w:before="0" w:after="90"/>
         <w:rPr/>
       </w:pPr>
       <w:r>
@@ -1672,14 +1687,14 @@
         <w:t>Project Owners / Team Leads — create projects, invite members, assign tasks, and monitor overall progress.</w:t>
       </w:r>
     </w:p>
-    <w:p xmlns:wp14="http://schemas.microsoft.com/office/word/2010/wordml" wp14:textId="77777777">
+    <w:p>
       <w:pPr>
         <w:pStyle w:val="ListParagraph"/>
         <w:numPr>
           <w:ilvl w:val="0"/>
-          <w:numId w:val="1"/>
+          <w:numId w:val="2"/>
         </w:numPr>
-        <w:spacing w:before="0" w:after="90" w:line="281" w:lineRule="auto"/>
+        <w:spacing w:lineRule="auto" w:line="281" w:before="0" w:after="90"/>
         <w:rPr/>
       </w:pPr>
       <w:r>
@@ -1687,14 +1702,14 @@
         <w:t>Team Members / Contributors — view assigned tasks, update status, comment, and attach files.</w:t>
       </w:r>
     </w:p>
-    <w:p xmlns:wp14="http://schemas.microsoft.com/office/word/2010/wordml" wp14:textId="77777777">
+    <w:p>
       <w:pPr>
         <w:pStyle w:val="ListParagraph"/>
         <w:numPr>
           <w:ilvl w:val="0"/>
-          <w:numId w:val="1"/>
+          <w:numId w:val="2"/>
         </w:numPr>
-        <w:spacing w:before="0" w:after="90" w:line="281" w:lineRule="auto"/>
+        <w:spacing w:lineRule="auto" w:line="281" w:before="0" w:after="90"/>
         <w:rPr/>
       </w:pPr>
       <w:r>
@@ -1702,22 +1717,23 @@
         <w:t>Guests / Viewers (stretch goal) — read-only access to a project's board for stakeholders who need visibility without edit rights.</w:t>
       </w:r>
     </w:p>
-    <w:p xmlns:wp14="http://schemas.microsoft.com/office/word/2010/wordml" wp14:textId="77777777">
+    <w:p>
       <w:pPr>
         <w:pStyle w:val="Heading2"/>
         <w:spacing w:before="320" w:after="160"/>
-      </w:pPr>
-      <w:bookmarkStart w:name="_Toc183968473" w:id="590181621"/>
+        <w:rPr/>
+      </w:pPr>
+      <w:bookmarkStart w:id="4" w:name="_Toc183968473"/>
       <w:r>
         <w:rPr/>
         <w:t>1.3 Problem Statement</w:t>
       </w:r>
-      <w:bookmarkEnd w:id="590181621"/>
-    </w:p>
-    <w:p xmlns:wp14="http://schemas.microsoft.com/office/word/2010/wordml" wp14:textId="77777777">
+      <w:bookmarkEnd w:id="4"/>
+    </w:p>
+    <w:p>
       <w:pPr>
         <w:pStyle w:val="Normal"/>
-        <w:spacing w:before="0" w:after="160" w:line="300" w:lineRule="auto"/>
+        <w:spacing w:lineRule="auto" w:line="300" w:before="0" w:after="160"/>
         <w:jc w:val="start"/>
         <w:rPr/>
       </w:pPr>
@@ -1726,26 +1742,27 @@
         <w:t>Teams without a dedicated tool tend to lose track of task ownership and deadlines, duplicate effort, and struggle to reconstruct decisions after the fact because discussion is scattered across tools. TaskFlow addresses this by tying every task to one owner, one status, one due date, and one comment thread, all visible on a shared board.</w:t>
       </w:r>
     </w:p>
-    <w:p xmlns:wp14="http://schemas.microsoft.com/office/word/2010/wordml" wp14:textId="77777777">
+    <w:p>
       <w:pPr>
         <w:pStyle w:val="Heading2"/>
         <w:spacing w:before="320" w:after="160"/>
-      </w:pPr>
-      <w:bookmarkStart w:name="_Toc1815198910" w:id="925609690"/>
+        <w:rPr/>
+      </w:pPr>
+      <w:bookmarkStart w:id="5" w:name="_Toc1815198910"/>
       <w:r>
         <w:rPr/>
         <w:t>1.4 Core Features</w:t>
       </w:r>
-      <w:bookmarkEnd w:id="925609690"/>
-    </w:p>
-    <w:p xmlns:wp14="http://schemas.microsoft.com/office/word/2010/wordml" wp14:textId="77777777">
+      <w:bookmarkEnd w:id="5"/>
+    </w:p>
+    <w:p>
       <w:pPr>
         <w:pStyle w:val="ListParagraph"/>
         <w:numPr>
           <w:ilvl w:val="0"/>
-          <w:numId w:val="1"/>
+          <w:numId w:val="2"/>
         </w:numPr>
-        <w:spacing w:before="0" w:after="90" w:line="281" w:lineRule="auto"/>
+        <w:spacing w:lineRule="auto" w:line="281" w:before="0" w:after="90"/>
         <w:rPr/>
       </w:pPr>
       <w:r>
@@ -1753,14 +1770,14 @@
         <w:t>User authentication (sign up, log in, JWT-based sessions)</w:t>
       </w:r>
     </w:p>
-    <w:p xmlns:wp14="http://schemas.microsoft.com/office/word/2010/wordml" wp14:textId="77777777">
+    <w:p>
       <w:pPr>
         <w:pStyle w:val="ListParagraph"/>
         <w:numPr>
           <w:ilvl w:val="0"/>
-          <w:numId w:val="1"/>
+          <w:numId w:val="2"/>
         </w:numPr>
-        <w:spacing w:before="0" w:after="90" w:line="281" w:lineRule="auto"/>
+        <w:spacing w:lineRule="auto" w:line="281" w:before="0" w:after="90"/>
         <w:rPr/>
       </w:pPr>
       <w:r>
@@ -1768,14 +1785,14 @@
         <w:t>Project creation and membership management (roles: owner, editor, viewer)</w:t>
       </w:r>
     </w:p>
-    <w:p xmlns:wp14="http://schemas.microsoft.com/office/word/2010/wordml" wp14:textId="77777777">
+    <w:p>
       <w:pPr>
         <w:pStyle w:val="ListParagraph"/>
         <w:numPr>
           <w:ilvl w:val="0"/>
-          <w:numId w:val="1"/>
+          <w:numId w:val="2"/>
         </w:numPr>
-        <w:spacing w:before="0" w:after="90" w:line="281" w:lineRule="auto"/>
+        <w:spacing w:lineRule="auto" w:line="281" w:before="0" w:after="90"/>
         <w:rPr/>
       </w:pPr>
       <w:r>
@@ -1783,14 +1800,14 @@
         <w:t>Kanban board per project with four columns: To Do, In Progress, In Review, Done</w:t>
       </w:r>
     </w:p>
-    <w:p xmlns:wp14="http://schemas.microsoft.com/office/word/2010/wordml" wp14:textId="77777777">
+    <w:p>
       <w:pPr>
         <w:pStyle w:val="ListParagraph"/>
         <w:numPr>
           <w:ilvl w:val="0"/>
-          <w:numId w:val="1"/>
+          <w:numId w:val="2"/>
         </w:numPr>
-        <w:spacing w:before="0" w:after="90" w:line="281" w:lineRule="auto"/>
+        <w:spacing w:lineRule="auto" w:line="281" w:before="0" w:after="90"/>
         <w:rPr/>
       </w:pPr>
       <w:r>
@@ -1798,14 +1815,14 @@
         <w:t>Task creation with title, description, assignee, priority, and due date</w:t>
       </w:r>
     </w:p>
-    <w:p xmlns:wp14="http://schemas.microsoft.com/office/word/2010/wordml" wp14:textId="77777777">
+    <w:p>
       <w:pPr>
         <w:pStyle w:val="ListParagraph"/>
         <w:numPr>
           <w:ilvl w:val="0"/>
-          <w:numId w:val="1"/>
+          <w:numId w:val="2"/>
         </w:numPr>
-        <w:spacing w:before="0" w:after="90" w:line="281" w:lineRule="auto"/>
+        <w:spacing w:lineRule="auto" w:line="281" w:before="0" w:after="90"/>
         <w:rPr/>
       </w:pPr>
       <w:r>
@@ -1813,14 +1830,14 @@
         <w:t>Drag-and-drop status updates that persist to the database</w:t>
       </w:r>
     </w:p>
-    <w:p xmlns:wp14="http://schemas.microsoft.com/office/word/2010/wordml" wp14:textId="77777777">
+    <w:p>
       <w:pPr>
         <w:pStyle w:val="ListParagraph"/>
         <w:numPr>
           <w:ilvl w:val="0"/>
-          <w:numId w:val="1"/>
+          <w:numId w:val="2"/>
         </w:numPr>
-        <w:spacing w:before="0" w:after="90" w:line="281" w:lineRule="auto"/>
+        <w:spacing w:lineRule="auto" w:line="281" w:before="0" w:after="90"/>
         <w:rPr/>
       </w:pPr>
       <w:r>
@@ -1828,14 +1845,14 @@
         <w:t>Threaded comments and file attachments on each task</w:t>
       </w:r>
     </w:p>
-    <w:p xmlns:wp14="http://schemas.microsoft.com/office/word/2010/wordml" wp14:textId="77777777">
+    <w:p>
       <w:pPr>
         <w:pStyle w:val="ListParagraph"/>
         <w:numPr>
           <w:ilvl w:val="0"/>
-          <w:numId w:val="1"/>
+          <w:numId w:val="2"/>
         </w:numPr>
-        <w:spacing w:before="0" w:after="90" w:line="281" w:lineRule="auto"/>
+        <w:spacing w:lineRule="auto" w:line="281" w:before="0" w:after="90"/>
         <w:rPr/>
       </w:pPr>
       <w:r>
@@ -1843,14 +1860,14 @@
         <w:t>In-app and email notifications for assignment, comments, and due-date reminders</w:t>
       </w:r>
     </w:p>
-    <w:p xmlns:wp14="http://schemas.microsoft.com/office/word/2010/wordml" wp14:textId="77777777">
+    <w:p>
       <w:pPr>
         <w:pStyle w:val="ListParagraph"/>
         <w:numPr>
           <w:ilvl w:val="0"/>
-          <w:numId w:val="1"/>
+          <w:numId w:val="2"/>
         </w:numPr>
-        <w:spacing w:before="0" w:after="90" w:line="281" w:lineRule="auto"/>
+        <w:spacing w:lineRule="auto" w:line="281" w:before="0" w:after="90"/>
         <w:rPr/>
       </w:pPr>
       <w:r>
@@ -1858,26 +1875,27 @@
         <w:t>Real-time board updates across all connected members using WebSockets</w:t>
       </w:r>
     </w:p>
-    <w:p xmlns:wp14="http://schemas.microsoft.com/office/word/2010/wordml" wp14:textId="77777777">
+    <w:p>
       <w:pPr>
         <w:pStyle w:val="Heading1"/>
         <w:spacing w:before="320" w:after="160"/>
-      </w:pPr>
-      <w:bookmarkStart w:name="_Toc1846573532" w:id="1640292457"/>
+        <w:rPr/>
+      </w:pPr>
+      <w:bookmarkStart w:id="6" w:name="_Toc1846573532"/>
       <w:r>
         <w:rPr/>
         <w:t>2. Objectives &amp; Success Criteria</w:t>
       </w:r>
-      <w:bookmarkEnd w:id="1640292457"/>
-    </w:p>
-    <w:p xmlns:wp14="http://schemas.microsoft.com/office/word/2010/wordml" wp14:textId="77777777">
+      <w:bookmarkEnd w:id="6"/>
+    </w:p>
+    <w:p>
       <w:pPr>
         <w:pStyle w:val="ListParagraph"/>
         <w:numPr>
           <w:ilvl w:val="0"/>
-          <w:numId w:val="1"/>
+          <w:numId w:val="2"/>
         </w:numPr>
-        <w:spacing w:before="0" w:after="90" w:line="281" w:lineRule="auto"/>
+        <w:spacing w:lineRule="auto" w:line="281" w:before="0" w:after="90"/>
         <w:rPr/>
       </w:pPr>
       <w:r>
@@ -1885,14 +1903,14 @@
         <w:t>Enable a team of up to ~25 members per project to plan, assign, and track work without leaving the app.</w:t>
       </w:r>
     </w:p>
-    <w:p xmlns:wp14="http://schemas.microsoft.com/office/word/2010/wordml" wp14:textId="77777777">
+    <w:p>
       <w:pPr>
         <w:pStyle w:val="ListParagraph"/>
         <w:numPr>
           <w:ilvl w:val="0"/>
-          <w:numId w:val="1"/>
+          <w:numId w:val="2"/>
         </w:numPr>
-        <w:spacing w:before="0" w:after="90" w:line="281" w:lineRule="auto"/>
+        <w:spacing w:lineRule="auto" w:line="281" w:before="0" w:after="90"/>
         <w:rPr/>
       </w:pPr>
       <w:r>
@@ -1900,14 +1918,14 @@
         <w:t>Keep the time from task creation to visibility on the board under one second (excluding network latency) via real-time sync.</w:t>
       </w:r>
     </w:p>
-    <w:p xmlns:wp14="http://schemas.microsoft.com/office/word/2010/wordml" wp14:textId="77777777">
+    <w:p>
       <w:pPr>
         <w:pStyle w:val="ListParagraph"/>
         <w:numPr>
           <w:ilvl w:val="0"/>
-          <w:numId w:val="1"/>
+          <w:numId w:val="2"/>
         </w:numPr>
-        <w:spacing w:before="0" w:after="90" w:line="281" w:lineRule="auto"/>
+        <w:spacing w:lineRule="auto" w:line="281" w:before="0" w:after="90"/>
         <w:rPr/>
       </w:pPr>
       <w:r>
@@ -1915,14 +1933,14 @@
         <w:t>Ensure only authenticated, authorised members of a project can view or modify its tasks (role-based access control).</w:t>
       </w:r>
     </w:p>
-    <w:p xmlns:wp14="http://schemas.microsoft.com/office/word/2010/wordml" wp14:textId="77777777">
+    <w:p>
       <w:pPr>
         <w:pStyle w:val="ListParagraph"/>
         <w:numPr>
           <w:ilvl w:val="0"/>
-          <w:numId w:val="1"/>
+          <w:numId w:val="2"/>
         </w:numPr>
-        <w:spacing w:before="0" w:after="90" w:line="281" w:lineRule="auto"/>
+        <w:spacing w:lineRule="auto" w:line="281" w:before="0" w:after="90"/>
         <w:rPr/>
       </w:pPr>
       <w:r>
@@ -1930,14 +1948,14 @@
         <w:t>Provide a responsive UI that works on both desktop and tablet screen sizes.</w:t>
       </w:r>
     </w:p>
-    <w:p xmlns:wp14="http://schemas.microsoft.com/office/word/2010/wordml" wp14:textId="77777777">
+    <w:p>
       <w:pPr>
         <w:pStyle w:val="ListParagraph"/>
         <w:numPr>
           <w:ilvl w:val="0"/>
-          <w:numId w:val="1"/>
+          <w:numId w:val="2"/>
         </w:numPr>
-        <w:spacing w:before="0" w:after="90" w:line="281" w:lineRule="auto"/>
+        <w:spacing w:lineRule="auto" w:line="281" w:before="0" w:after="90"/>
         <w:rPr/>
       </w:pPr>
       <w:r>
@@ -1945,29 +1963,31 @@
         <w:t>Keep the initial feature set small enough to be buildable within a 6-week internship timeline, while leaving clear extension points (see Section 9.3).</w:t>
       </w:r>
     </w:p>
-    <w:p xmlns:wp14="http://schemas.microsoft.com/office/word/2010/wordml" wp14:textId="77777777">
+    <w:p>
       <w:pPr>
         <w:pStyle w:val="Heading1"/>
         <w:spacing w:before="320" w:after="160"/>
-      </w:pPr>
-      <w:bookmarkStart w:name="_Toc1245284458" w:id="608122744"/>
+        <w:rPr/>
+      </w:pPr>
+      <w:bookmarkStart w:id="7" w:name="_Toc1245284458"/>
       <w:r>
         <w:rPr/>
         <w:t>3. Requirements</w:t>
       </w:r>
-      <w:bookmarkEnd w:id="608122744"/>
-    </w:p>
-    <w:p xmlns:wp14="http://schemas.microsoft.com/office/word/2010/wordml" wp14:textId="77777777">
+      <w:bookmarkEnd w:id="7"/>
+    </w:p>
+    <w:p>
       <w:pPr>
         <w:pStyle w:val="Heading2"/>
         <w:spacing w:before="320" w:after="160"/>
-      </w:pPr>
-      <w:bookmarkStart w:name="_Toc487035996" w:id="1020241095"/>
+        <w:rPr/>
+      </w:pPr>
+      <w:bookmarkStart w:id="8" w:name="_Toc487035996"/>
       <w:r>
         <w:rPr/>
         <w:t>3.1 Functional Requirements</w:t>
       </w:r>
-      <w:bookmarkEnd w:id="1020241095"/>
+      <w:bookmarkEnd w:id="8"/>
     </w:p>
     <w:tbl>
       <w:tblPr>
@@ -1983,23 +2003,23 @@
         </w:tblCellMar>
       </w:tblPr>
       <w:tblGrid>
-        <w:gridCol w:w="1199"/>
-        <w:gridCol w:w="8151"/>
+        <w:gridCol w:w="1198"/>
+        <w:gridCol w:w="8152"/>
       </w:tblGrid>
-      <w:tr xmlns:wp14="http://schemas.microsoft.com/office/word/2010/wordml" wp14:textId="77777777">
+      <w:tr>
         <w:trPr/>
         <w:tc>
           <w:tcPr>
-            <w:tcW w:w="1199" w:type="dxa"/>
-            <w:tcBorders>
-              <w:top w:val="single" w:color="000000" w:sz="4" w:space="0"/>
-              <w:start w:val="single" w:color="000000" w:sz="4" w:space="0"/>
-              <w:bottom w:val="single" w:color="000000" w:sz="4" w:space="0"/>
-              <w:end w:val="single" w:color="000000" w:sz="4" w:space="0"/>
-            </w:tcBorders>
-            <w:shd w:val="clear" w:fill="2C5F8A"/>
-          </w:tcPr>
-          <w:p wp14:textId="77777777">
+            <w:tcW w:w="1198" w:type="dxa"/>
+            <w:tcBorders>
+              <w:top w:val="single" w:sz="4" w:space="0" w:color="000000"/>
+              <w:start w:val="single" w:sz="4" w:space="0" w:color="000000"/>
+              <w:bottom w:val="single" w:sz="4" w:space="0" w:color="000000"/>
+              <w:end w:val="single" w:sz="4" w:space="0" w:color="000000"/>
+            </w:tcBorders>
+            <w:shd w:fill="2C5F8A" w:val="clear"/>
+          </w:tcPr>
+          <w:p>
             <w:pPr>
               <w:pStyle w:val="Normal"/>
               <w:rPr/>
@@ -2018,16 +2038,16 @@
         </w:tc>
         <w:tc>
           <w:tcPr>
-            <w:tcW w:w="8151" w:type="dxa"/>
-            <w:tcBorders>
-              <w:top w:val="single" w:color="000000" w:sz="4" w:space="0"/>
-              <w:start w:val="single" w:color="000000" w:sz="4" w:space="0"/>
-              <w:bottom w:val="single" w:color="000000" w:sz="4" w:space="0"/>
-              <w:end w:val="single" w:color="000000" w:sz="4" w:space="0"/>
-            </w:tcBorders>
-            <w:shd w:val="clear" w:fill="2C5F8A"/>
-          </w:tcPr>
-          <w:p wp14:textId="77777777">
+            <w:tcW w:w="8152" w:type="dxa"/>
+            <w:tcBorders>
+              <w:top w:val="single" w:sz="4" w:space="0" w:color="000000"/>
+              <w:start w:val="single" w:sz="4" w:space="0" w:color="000000"/>
+              <w:bottom w:val="single" w:sz="4" w:space="0" w:color="000000"/>
+              <w:end w:val="single" w:sz="4" w:space="0" w:color="000000"/>
+            </w:tcBorders>
+            <w:shd w:fill="2C5F8A" w:val="clear"/>
+          </w:tcPr>
+          <w:p>
             <w:pPr>
               <w:pStyle w:val="Normal"/>
               <w:rPr/>
@@ -2045,19 +2065,19 @@
           </w:p>
         </w:tc>
       </w:tr>
-      <w:tr xmlns:wp14="http://schemas.microsoft.com/office/word/2010/wordml" wp14:textId="77777777">
+      <w:tr>
         <w:trPr/>
         <w:tc>
           <w:tcPr>
-            <w:tcW w:w="1199" w:type="dxa"/>
-            <w:tcBorders>
-              <w:top w:val="single" w:color="000000" w:sz="4" w:space="0"/>
-              <w:start w:val="single" w:color="000000" w:sz="4" w:space="0"/>
-              <w:bottom w:val="single" w:color="000000" w:sz="4" w:space="0"/>
-              <w:end w:val="single" w:color="000000" w:sz="4" w:space="0"/>
-            </w:tcBorders>
-          </w:tcPr>
-          <w:p wp14:textId="77777777">
+            <w:tcW w:w="1198" w:type="dxa"/>
+            <w:tcBorders>
+              <w:top w:val="single" w:sz="4" w:space="0" w:color="000000"/>
+              <w:start w:val="single" w:sz="4" w:space="0" w:color="000000"/>
+              <w:bottom w:val="single" w:sz="4" w:space="0" w:color="000000"/>
+              <w:end w:val="single" w:sz="4" w:space="0" w:color="000000"/>
+            </w:tcBorders>
+          </w:tcPr>
+          <w:p>
             <w:pPr>
               <w:pStyle w:val="Normal"/>
               <w:rPr/>
@@ -2076,15 +2096,15 @@
         </w:tc>
         <w:tc>
           <w:tcPr>
-            <w:tcW w:w="8151" w:type="dxa"/>
-            <w:tcBorders>
-              <w:top w:val="single" w:color="000000" w:sz="4" w:space="0"/>
-              <w:start w:val="single" w:color="000000" w:sz="4" w:space="0"/>
-              <w:bottom w:val="single" w:color="000000" w:sz="4" w:space="0"/>
-              <w:end w:val="single" w:color="000000" w:sz="4" w:space="0"/>
-            </w:tcBorders>
-          </w:tcPr>
-          <w:p wp14:textId="77777777">
+            <w:tcW w:w="8152" w:type="dxa"/>
+            <w:tcBorders>
+              <w:top w:val="single" w:sz="4" w:space="0" w:color="000000"/>
+              <w:start w:val="single" w:sz="4" w:space="0" w:color="000000"/>
+              <w:bottom w:val="single" w:sz="4" w:space="0" w:color="000000"/>
+              <w:end w:val="single" w:sz="4" w:space="0" w:color="000000"/>
+            </w:tcBorders>
+          </w:tcPr>
+          <w:p>
             <w:pPr>
               <w:pStyle w:val="Normal"/>
               <w:rPr/>
@@ -2102,19 +2122,19 @@
           </w:p>
         </w:tc>
       </w:tr>
-      <w:tr xmlns:wp14="http://schemas.microsoft.com/office/word/2010/wordml" wp14:textId="77777777">
+      <w:tr>
         <w:trPr/>
         <w:tc>
           <w:tcPr>
-            <w:tcW w:w="1199" w:type="dxa"/>
-            <w:tcBorders>
-              <w:top w:val="single" w:color="000000" w:sz="4" w:space="0"/>
-              <w:start w:val="single" w:color="000000" w:sz="4" w:space="0"/>
-              <w:bottom w:val="single" w:color="000000" w:sz="4" w:space="0"/>
-              <w:end w:val="single" w:color="000000" w:sz="4" w:space="0"/>
-            </w:tcBorders>
-          </w:tcPr>
-          <w:p wp14:textId="77777777">
+            <w:tcW w:w="1198" w:type="dxa"/>
+            <w:tcBorders>
+              <w:top w:val="single" w:sz="4" w:space="0" w:color="000000"/>
+              <w:start w:val="single" w:sz="4" w:space="0" w:color="000000"/>
+              <w:bottom w:val="single" w:sz="4" w:space="0" w:color="000000"/>
+              <w:end w:val="single" w:sz="4" w:space="0" w:color="000000"/>
+            </w:tcBorders>
+          </w:tcPr>
+          <w:p>
             <w:pPr>
               <w:pStyle w:val="Normal"/>
               <w:rPr/>
@@ -2133,15 +2153,15 @@
         </w:tc>
         <w:tc>
           <w:tcPr>
-            <w:tcW w:w="8151" w:type="dxa"/>
-            <w:tcBorders>
-              <w:top w:val="single" w:color="000000" w:sz="4" w:space="0"/>
-              <w:start w:val="single" w:color="000000" w:sz="4" w:space="0"/>
-              <w:bottom w:val="single" w:color="000000" w:sz="4" w:space="0"/>
-              <w:end w:val="single" w:color="000000" w:sz="4" w:space="0"/>
-            </w:tcBorders>
-          </w:tcPr>
-          <w:p wp14:textId="77777777">
+            <w:tcW w:w="8152" w:type="dxa"/>
+            <w:tcBorders>
+              <w:top w:val="single" w:sz="4" w:space="0" w:color="000000"/>
+              <w:start w:val="single" w:sz="4" w:space="0" w:color="000000"/>
+              <w:bottom w:val="single" w:sz="4" w:space="0" w:color="000000"/>
+              <w:end w:val="single" w:sz="4" w:space="0" w:color="000000"/>
+            </w:tcBorders>
+          </w:tcPr>
+          <w:p>
             <w:pPr>
               <w:pStyle w:val="Normal"/>
               <w:rPr/>
@@ -2159,19 +2179,19 @@
           </w:p>
         </w:tc>
       </w:tr>
-      <w:tr xmlns:wp14="http://schemas.microsoft.com/office/word/2010/wordml" wp14:textId="77777777">
+      <w:tr>
         <w:trPr/>
         <w:tc>
           <w:tcPr>
-            <w:tcW w:w="1199" w:type="dxa"/>
-            <w:tcBorders>
-              <w:top w:val="single" w:color="000000" w:sz="4" w:space="0"/>
-              <w:start w:val="single" w:color="000000" w:sz="4" w:space="0"/>
-              <w:bottom w:val="single" w:color="000000" w:sz="4" w:space="0"/>
-              <w:end w:val="single" w:color="000000" w:sz="4" w:space="0"/>
-            </w:tcBorders>
-          </w:tcPr>
-          <w:p wp14:textId="77777777">
+            <w:tcW w:w="1198" w:type="dxa"/>
+            <w:tcBorders>
+              <w:top w:val="single" w:sz="4" w:space="0" w:color="000000"/>
+              <w:start w:val="single" w:sz="4" w:space="0" w:color="000000"/>
+              <w:bottom w:val="single" w:sz="4" w:space="0" w:color="000000"/>
+              <w:end w:val="single" w:sz="4" w:space="0" w:color="000000"/>
+            </w:tcBorders>
+          </w:tcPr>
+          <w:p>
             <w:pPr>
               <w:pStyle w:val="Normal"/>
               <w:rPr/>
@@ -2190,15 +2210,15 @@
         </w:tc>
         <w:tc>
           <w:tcPr>
-            <w:tcW w:w="8151" w:type="dxa"/>
-            <w:tcBorders>
-              <w:top w:val="single" w:color="000000" w:sz="4" w:space="0"/>
-              <w:start w:val="single" w:color="000000" w:sz="4" w:space="0"/>
-              <w:bottom w:val="single" w:color="000000" w:sz="4" w:space="0"/>
-              <w:end w:val="single" w:color="000000" w:sz="4" w:space="0"/>
-            </w:tcBorders>
-          </w:tcPr>
-          <w:p wp14:textId="77777777">
+            <w:tcW w:w="8152" w:type="dxa"/>
+            <w:tcBorders>
+              <w:top w:val="single" w:sz="4" w:space="0" w:color="000000"/>
+              <w:start w:val="single" w:sz="4" w:space="0" w:color="000000"/>
+              <w:bottom w:val="single" w:sz="4" w:space="0" w:color="000000"/>
+              <w:end w:val="single" w:sz="4" w:space="0" w:color="000000"/>
+            </w:tcBorders>
+          </w:tcPr>
+          <w:p>
             <w:pPr>
               <w:pStyle w:val="Normal"/>
               <w:rPr/>
@@ -2216,19 +2236,19 @@
           </w:p>
         </w:tc>
       </w:tr>
-      <w:tr xmlns:wp14="http://schemas.microsoft.com/office/word/2010/wordml" wp14:textId="77777777">
+      <w:tr>
         <w:trPr/>
         <w:tc>
           <w:tcPr>
-            <w:tcW w:w="1199" w:type="dxa"/>
-            <w:tcBorders>
-              <w:top w:val="single" w:color="000000" w:sz="4" w:space="0"/>
-              <w:start w:val="single" w:color="000000" w:sz="4" w:space="0"/>
-              <w:bottom w:val="single" w:color="000000" w:sz="4" w:space="0"/>
-              <w:end w:val="single" w:color="000000" w:sz="4" w:space="0"/>
-            </w:tcBorders>
-          </w:tcPr>
-          <w:p wp14:textId="77777777">
+            <w:tcW w:w="1198" w:type="dxa"/>
+            <w:tcBorders>
+              <w:top w:val="single" w:sz="4" w:space="0" w:color="000000"/>
+              <w:start w:val="single" w:sz="4" w:space="0" w:color="000000"/>
+              <w:bottom w:val="single" w:sz="4" w:space="0" w:color="000000"/>
+              <w:end w:val="single" w:sz="4" w:space="0" w:color="000000"/>
+            </w:tcBorders>
+          </w:tcPr>
+          <w:p>
             <w:pPr>
               <w:pStyle w:val="Normal"/>
               <w:rPr/>
@@ -2247,15 +2267,15 @@
         </w:tc>
         <w:tc>
           <w:tcPr>
-            <w:tcW w:w="8151" w:type="dxa"/>
-            <w:tcBorders>
-              <w:top w:val="single" w:color="000000" w:sz="4" w:space="0"/>
-              <w:start w:val="single" w:color="000000" w:sz="4" w:space="0"/>
-              <w:bottom w:val="single" w:color="000000" w:sz="4" w:space="0"/>
-              <w:end w:val="single" w:color="000000" w:sz="4" w:space="0"/>
-            </w:tcBorders>
-          </w:tcPr>
-          <w:p wp14:textId="77777777">
+            <w:tcW w:w="8152" w:type="dxa"/>
+            <w:tcBorders>
+              <w:top w:val="single" w:sz="4" w:space="0" w:color="000000"/>
+              <w:start w:val="single" w:sz="4" w:space="0" w:color="000000"/>
+              <w:bottom w:val="single" w:sz="4" w:space="0" w:color="000000"/>
+              <w:end w:val="single" w:sz="4" w:space="0" w:color="000000"/>
+            </w:tcBorders>
+          </w:tcPr>
+          <w:p>
             <w:pPr>
               <w:pStyle w:val="Normal"/>
               <w:rPr/>
@@ -2273,19 +2293,19 @@
           </w:p>
         </w:tc>
       </w:tr>
-      <w:tr xmlns:wp14="http://schemas.microsoft.com/office/word/2010/wordml" wp14:textId="77777777">
+      <w:tr>
         <w:trPr/>
         <w:tc>
           <w:tcPr>
-            <w:tcW w:w="1199" w:type="dxa"/>
-            <w:tcBorders>
-              <w:top w:val="single" w:color="000000" w:sz="4" w:space="0"/>
-              <w:start w:val="single" w:color="000000" w:sz="4" w:space="0"/>
-              <w:bottom w:val="single" w:color="000000" w:sz="4" w:space="0"/>
-              <w:end w:val="single" w:color="000000" w:sz="4" w:space="0"/>
-            </w:tcBorders>
-          </w:tcPr>
-          <w:p wp14:textId="77777777">
+            <w:tcW w:w="1198" w:type="dxa"/>
+            <w:tcBorders>
+              <w:top w:val="single" w:sz="4" w:space="0" w:color="000000"/>
+              <w:start w:val="single" w:sz="4" w:space="0" w:color="000000"/>
+              <w:bottom w:val="single" w:sz="4" w:space="0" w:color="000000"/>
+              <w:end w:val="single" w:sz="4" w:space="0" w:color="000000"/>
+            </w:tcBorders>
+          </w:tcPr>
+          <w:p>
             <w:pPr>
               <w:pStyle w:val="Normal"/>
               <w:rPr/>
@@ -2304,15 +2324,15 @@
         </w:tc>
         <w:tc>
           <w:tcPr>
-            <w:tcW w:w="8151" w:type="dxa"/>
-            <w:tcBorders>
-              <w:top w:val="single" w:color="000000" w:sz="4" w:space="0"/>
-              <w:start w:val="single" w:color="000000" w:sz="4" w:space="0"/>
-              <w:bottom w:val="single" w:color="000000" w:sz="4" w:space="0"/>
-              <w:end w:val="single" w:color="000000" w:sz="4" w:space="0"/>
-            </w:tcBorders>
-          </w:tcPr>
-          <w:p wp14:textId="77777777">
+            <w:tcW w:w="8152" w:type="dxa"/>
+            <w:tcBorders>
+              <w:top w:val="single" w:sz="4" w:space="0" w:color="000000"/>
+              <w:start w:val="single" w:sz="4" w:space="0" w:color="000000"/>
+              <w:bottom w:val="single" w:sz="4" w:space="0" w:color="000000"/>
+              <w:end w:val="single" w:sz="4" w:space="0" w:color="000000"/>
+            </w:tcBorders>
+          </w:tcPr>
+          <w:p>
             <w:pPr>
               <w:pStyle w:val="Normal"/>
               <w:rPr/>
@@ -2330,19 +2350,19 @@
           </w:p>
         </w:tc>
       </w:tr>
-      <w:tr xmlns:wp14="http://schemas.microsoft.com/office/word/2010/wordml" wp14:textId="77777777">
+      <w:tr>
         <w:trPr/>
         <w:tc>
           <w:tcPr>
-            <w:tcW w:w="1199" w:type="dxa"/>
-            <w:tcBorders>
-              <w:top w:val="single" w:color="000000" w:sz="4" w:space="0"/>
-              <w:start w:val="single" w:color="000000" w:sz="4" w:space="0"/>
-              <w:bottom w:val="single" w:color="000000" w:sz="4" w:space="0"/>
-              <w:end w:val="single" w:color="000000" w:sz="4" w:space="0"/>
-            </w:tcBorders>
-          </w:tcPr>
-          <w:p wp14:textId="77777777">
+            <w:tcW w:w="1198" w:type="dxa"/>
+            <w:tcBorders>
+              <w:top w:val="single" w:sz="4" w:space="0" w:color="000000"/>
+              <w:start w:val="single" w:sz="4" w:space="0" w:color="000000"/>
+              <w:bottom w:val="single" w:sz="4" w:space="0" w:color="000000"/>
+              <w:end w:val="single" w:sz="4" w:space="0" w:color="000000"/>
+            </w:tcBorders>
+          </w:tcPr>
+          <w:p>
             <w:pPr>
               <w:pStyle w:val="Normal"/>
               <w:rPr/>
@@ -2361,15 +2381,15 @@
         </w:tc>
         <w:tc>
           <w:tcPr>
-            <w:tcW w:w="8151" w:type="dxa"/>
-            <w:tcBorders>
-              <w:top w:val="single" w:color="000000" w:sz="4" w:space="0"/>
-              <w:start w:val="single" w:color="000000" w:sz="4" w:space="0"/>
-              <w:bottom w:val="single" w:color="000000" w:sz="4" w:space="0"/>
-              <w:end w:val="single" w:color="000000" w:sz="4" w:space="0"/>
-            </w:tcBorders>
-          </w:tcPr>
-          <w:p wp14:textId="77777777">
+            <w:tcW w:w="8152" w:type="dxa"/>
+            <w:tcBorders>
+              <w:top w:val="single" w:sz="4" w:space="0" w:color="000000"/>
+              <w:start w:val="single" w:sz="4" w:space="0" w:color="000000"/>
+              <w:bottom w:val="single" w:sz="4" w:space="0" w:color="000000"/>
+              <w:end w:val="single" w:sz="4" w:space="0" w:color="000000"/>
+            </w:tcBorders>
+          </w:tcPr>
+          <w:p>
             <w:pPr>
               <w:pStyle w:val="Normal"/>
               <w:rPr/>
@@ -2387,19 +2407,19 @@
           </w:p>
         </w:tc>
       </w:tr>
-      <w:tr xmlns:wp14="http://schemas.microsoft.com/office/word/2010/wordml" wp14:textId="77777777">
+      <w:tr>
         <w:trPr/>
         <w:tc>
           <w:tcPr>
-            <w:tcW w:w="1199" w:type="dxa"/>
-            <w:tcBorders>
-              <w:top w:val="single" w:color="000000" w:sz="4" w:space="0"/>
-              <w:start w:val="single" w:color="000000" w:sz="4" w:space="0"/>
-              <w:bottom w:val="single" w:color="000000" w:sz="4" w:space="0"/>
-              <w:end w:val="single" w:color="000000" w:sz="4" w:space="0"/>
-            </w:tcBorders>
-          </w:tcPr>
-          <w:p wp14:textId="77777777">
+            <w:tcW w:w="1198" w:type="dxa"/>
+            <w:tcBorders>
+              <w:top w:val="single" w:sz="4" w:space="0" w:color="000000"/>
+              <w:start w:val="single" w:sz="4" w:space="0" w:color="000000"/>
+              <w:bottom w:val="single" w:sz="4" w:space="0" w:color="000000"/>
+              <w:end w:val="single" w:sz="4" w:space="0" w:color="000000"/>
+            </w:tcBorders>
+          </w:tcPr>
+          <w:p>
             <w:pPr>
               <w:pStyle w:val="Normal"/>
               <w:rPr/>
@@ -2418,15 +2438,15 @@
         </w:tc>
         <w:tc>
           <w:tcPr>
-            <w:tcW w:w="8151" w:type="dxa"/>
-            <w:tcBorders>
-              <w:top w:val="single" w:color="000000" w:sz="4" w:space="0"/>
-              <w:start w:val="single" w:color="000000" w:sz="4" w:space="0"/>
-              <w:bottom w:val="single" w:color="000000" w:sz="4" w:space="0"/>
-              <w:end w:val="single" w:color="000000" w:sz="4" w:space="0"/>
-            </w:tcBorders>
-          </w:tcPr>
-          <w:p wp14:textId="77777777">
+            <w:tcW w:w="8152" w:type="dxa"/>
+            <w:tcBorders>
+              <w:top w:val="single" w:sz="4" w:space="0" w:color="000000"/>
+              <w:start w:val="single" w:sz="4" w:space="0" w:color="000000"/>
+              <w:bottom w:val="single" w:sz="4" w:space="0" w:color="000000"/>
+              <w:end w:val="single" w:sz="4" w:space="0" w:color="000000"/>
+            </w:tcBorders>
+          </w:tcPr>
+          <w:p>
             <w:pPr>
               <w:pStyle w:val="Normal"/>
               <w:rPr/>
@@ -2444,19 +2464,19 @@
           </w:p>
         </w:tc>
       </w:tr>
-      <w:tr xmlns:wp14="http://schemas.microsoft.com/office/word/2010/wordml" wp14:textId="77777777">
+      <w:tr>
         <w:trPr/>
         <w:tc>
           <w:tcPr>
-            <w:tcW w:w="1199" w:type="dxa"/>
-            <w:tcBorders>
-              <w:top w:val="single" w:color="000000" w:sz="4" w:space="0"/>
-              <w:start w:val="single" w:color="000000" w:sz="4" w:space="0"/>
-              <w:bottom w:val="single" w:color="000000" w:sz="4" w:space="0"/>
-              <w:end w:val="single" w:color="000000" w:sz="4" w:space="0"/>
-            </w:tcBorders>
-          </w:tcPr>
-          <w:p wp14:textId="77777777">
+            <w:tcW w:w="1198" w:type="dxa"/>
+            <w:tcBorders>
+              <w:top w:val="single" w:sz="4" w:space="0" w:color="000000"/>
+              <w:start w:val="single" w:sz="4" w:space="0" w:color="000000"/>
+              <w:bottom w:val="single" w:sz="4" w:space="0" w:color="000000"/>
+              <w:end w:val="single" w:sz="4" w:space="0" w:color="000000"/>
+            </w:tcBorders>
+          </w:tcPr>
+          <w:p>
             <w:pPr>
               <w:pStyle w:val="Normal"/>
               <w:rPr/>
@@ -2475,15 +2495,15 @@
         </w:tc>
         <w:tc>
           <w:tcPr>
-            <w:tcW w:w="8151" w:type="dxa"/>
-            <w:tcBorders>
-              <w:top w:val="single" w:color="000000" w:sz="4" w:space="0"/>
-              <w:start w:val="single" w:color="000000" w:sz="4" w:space="0"/>
-              <w:bottom w:val="single" w:color="000000" w:sz="4" w:space="0"/>
-              <w:end w:val="single" w:color="000000" w:sz="4" w:space="0"/>
-            </w:tcBorders>
-          </w:tcPr>
-          <w:p wp14:textId="77777777">
+            <w:tcW w:w="8152" w:type="dxa"/>
+            <w:tcBorders>
+              <w:top w:val="single" w:sz="4" w:space="0" w:color="000000"/>
+              <w:start w:val="single" w:sz="4" w:space="0" w:color="000000"/>
+              <w:bottom w:val="single" w:sz="4" w:space="0" w:color="000000"/>
+              <w:end w:val="single" w:sz="4" w:space="0" w:color="000000"/>
+            </w:tcBorders>
+          </w:tcPr>
+          <w:p>
             <w:pPr>
               <w:pStyle w:val="Normal"/>
               <w:rPr/>
@@ -2501,19 +2521,19 @@
           </w:p>
         </w:tc>
       </w:tr>
-      <w:tr xmlns:wp14="http://schemas.microsoft.com/office/word/2010/wordml" wp14:textId="77777777">
+      <w:tr>
         <w:trPr/>
         <w:tc>
           <w:tcPr>
-            <w:tcW w:w="1199" w:type="dxa"/>
-            <w:tcBorders>
-              <w:top w:val="single" w:color="000000" w:sz="4" w:space="0"/>
-              <w:start w:val="single" w:color="000000" w:sz="4" w:space="0"/>
-              <w:bottom w:val="single" w:color="000000" w:sz="4" w:space="0"/>
-              <w:end w:val="single" w:color="000000" w:sz="4" w:space="0"/>
-            </w:tcBorders>
-          </w:tcPr>
-          <w:p wp14:textId="77777777">
+            <w:tcW w:w="1198" w:type="dxa"/>
+            <w:tcBorders>
+              <w:top w:val="single" w:sz="4" w:space="0" w:color="000000"/>
+              <w:start w:val="single" w:sz="4" w:space="0" w:color="000000"/>
+              <w:bottom w:val="single" w:sz="4" w:space="0" w:color="000000"/>
+              <w:end w:val="single" w:sz="4" w:space="0" w:color="000000"/>
+            </w:tcBorders>
+          </w:tcPr>
+          <w:p>
             <w:pPr>
               <w:pStyle w:val="Normal"/>
               <w:rPr/>
@@ -2532,15 +2552,15 @@
         </w:tc>
         <w:tc>
           <w:tcPr>
-            <w:tcW w:w="8151" w:type="dxa"/>
-            <w:tcBorders>
-              <w:top w:val="single" w:color="000000" w:sz="4" w:space="0"/>
-              <w:start w:val="single" w:color="000000" w:sz="4" w:space="0"/>
-              <w:bottom w:val="single" w:color="000000" w:sz="4" w:space="0"/>
-              <w:end w:val="single" w:color="000000" w:sz="4" w:space="0"/>
-            </w:tcBorders>
-          </w:tcPr>
-          <w:p wp14:textId="77777777">
+            <w:tcW w:w="8152" w:type="dxa"/>
+            <w:tcBorders>
+              <w:top w:val="single" w:sz="4" w:space="0" w:color="000000"/>
+              <w:start w:val="single" w:sz="4" w:space="0" w:color="000000"/>
+              <w:bottom w:val="single" w:sz="4" w:space="0" w:color="000000"/>
+              <w:end w:val="single" w:sz="4" w:space="0" w:color="000000"/>
+            </w:tcBorders>
+          </w:tcPr>
+          <w:p>
             <w:pPr>
               <w:pStyle w:val="Normal"/>
               <w:rPr/>
@@ -2559,17 +2579,18 @@
         </w:tc>
       </w:tr>
     </w:tbl>
-    <w:p xmlns:wp14="http://schemas.microsoft.com/office/word/2010/wordml" wp14:textId="77777777">
+    <w:p>
       <w:pPr>
         <w:pStyle w:val="Heading2"/>
         <w:spacing w:before="320" w:after="160"/>
-      </w:pPr>
-      <w:bookmarkStart w:name="_Toc1839525249" w:id="221434965"/>
+        <w:rPr/>
+      </w:pPr>
+      <w:bookmarkStart w:id="9" w:name="_Toc1839525249"/>
       <w:r>
         <w:rPr/>
         <w:t>3.2 Non-Functional Requirements</w:t>
       </w:r>
-      <w:bookmarkEnd w:id="221434965"/>
+      <w:bookmarkEnd w:id="9"/>
     </w:p>
     <w:tbl>
       <w:tblPr>
@@ -2585,23 +2606,23 @@
         </w:tblCellMar>
       </w:tblPr>
       <w:tblGrid>
-        <w:gridCol w:w="1199"/>
-        <w:gridCol w:w="8151"/>
+        <w:gridCol w:w="1198"/>
+        <w:gridCol w:w="8152"/>
       </w:tblGrid>
-      <w:tr xmlns:wp14="http://schemas.microsoft.com/office/word/2010/wordml" wp14:textId="77777777">
+      <w:tr>
         <w:trPr/>
         <w:tc>
           <w:tcPr>
-            <w:tcW w:w="1199" w:type="dxa"/>
-            <w:tcBorders>
-              <w:top w:val="single" w:color="000000" w:sz="4" w:space="0"/>
-              <w:start w:val="single" w:color="000000" w:sz="4" w:space="0"/>
-              <w:bottom w:val="single" w:color="000000" w:sz="4" w:space="0"/>
-              <w:end w:val="single" w:color="000000" w:sz="4" w:space="0"/>
-            </w:tcBorders>
-            <w:shd w:val="clear" w:fill="2C5F8A"/>
-          </w:tcPr>
-          <w:p wp14:textId="77777777">
+            <w:tcW w:w="1198" w:type="dxa"/>
+            <w:tcBorders>
+              <w:top w:val="single" w:sz="4" w:space="0" w:color="000000"/>
+              <w:start w:val="single" w:sz="4" w:space="0" w:color="000000"/>
+              <w:bottom w:val="single" w:sz="4" w:space="0" w:color="000000"/>
+              <w:end w:val="single" w:sz="4" w:space="0" w:color="000000"/>
+            </w:tcBorders>
+            <w:shd w:fill="2C5F8A" w:val="clear"/>
+          </w:tcPr>
+          <w:p>
             <w:pPr>
               <w:pStyle w:val="Normal"/>
               <w:rPr/>
@@ -2620,16 +2641,16 @@
         </w:tc>
         <w:tc>
           <w:tcPr>
-            <w:tcW w:w="8151" w:type="dxa"/>
-            <w:tcBorders>
-              <w:top w:val="single" w:color="000000" w:sz="4" w:space="0"/>
-              <w:start w:val="single" w:color="000000" w:sz="4" w:space="0"/>
-              <w:bottom w:val="single" w:color="000000" w:sz="4" w:space="0"/>
-              <w:end w:val="single" w:color="000000" w:sz="4" w:space="0"/>
-            </w:tcBorders>
-            <w:shd w:val="clear" w:fill="2C5F8A"/>
-          </w:tcPr>
-          <w:p wp14:textId="77777777">
+            <w:tcW w:w="8152" w:type="dxa"/>
+            <w:tcBorders>
+              <w:top w:val="single" w:sz="4" w:space="0" w:color="000000"/>
+              <w:start w:val="single" w:sz="4" w:space="0" w:color="000000"/>
+              <w:bottom w:val="single" w:sz="4" w:space="0" w:color="000000"/>
+              <w:end w:val="single" w:sz="4" w:space="0" w:color="000000"/>
+            </w:tcBorders>
+            <w:shd w:fill="2C5F8A" w:val="clear"/>
+          </w:tcPr>
+          <w:p>
             <w:pPr>
               <w:pStyle w:val="Normal"/>
               <w:rPr/>
@@ -2647,19 +2668,19 @@
           </w:p>
         </w:tc>
       </w:tr>
-      <w:tr xmlns:wp14="http://schemas.microsoft.com/office/word/2010/wordml" wp14:textId="77777777">
+      <w:tr>
         <w:trPr/>
         <w:tc>
           <w:tcPr>
-            <w:tcW w:w="1199" w:type="dxa"/>
-            <w:tcBorders>
-              <w:top w:val="single" w:color="000000" w:sz="4" w:space="0"/>
-              <w:start w:val="single" w:color="000000" w:sz="4" w:space="0"/>
-              <w:bottom w:val="single" w:color="000000" w:sz="4" w:space="0"/>
-              <w:end w:val="single" w:color="000000" w:sz="4" w:space="0"/>
-            </w:tcBorders>
-          </w:tcPr>
-          <w:p wp14:textId="77777777">
+            <w:tcW w:w="1198" w:type="dxa"/>
+            <w:tcBorders>
+              <w:top w:val="single" w:sz="4" w:space="0" w:color="000000"/>
+              <w:start w:val="single" w:sz="4" w:space="0" w:color="000000"/>
+              <w:bottom w:val="single" w:sz="4" w:space="0" w:color="000000"/>
+              <w:end w:val="single" w:sz="4" w:space="0" w:color="000000"/>
+            </w:tcBorders>
+          </w:tcPr>
+          <w:p>
             <w:pPr>
               <w:pStyle w:val="Normal"/>
               <w:rPr/>
@@ -2678,15 +2699,15 @@
         </w:tc>
         <w:tc>
           <w:tcPr>
-            <w:tcW w:w="8151" w:type="dxa"/>
-            <w:tcBorders>
-              <w:top w:val="single" w:color="000000" w:sz="4" w:space="0"/>
-              <w:start w:val="single" w:color="000000" w:sz="4" w:space="0"/>
-              <w:bottom w:val="single" w:color="000000" w:sz="4" w:space="0"/>
-              <w:end w:val="single" w:color="000000" w:sz="4" w:space="0"/>
-            </w:tcBorders>
-          </w:tcPr>
-          <w:p wp14:textId="77777777">
+            <w:tcW w:w="8152" w:type="dxa"/>
+            <w:tcBorders>
+              <w:top w:val="single" w:sz="4" w:space="0" w:color="000000"/>
+              <w:start w:val="single" w:sz="4" w:space="0" w:color="000000"/>
+              <w:bottom w:val="single" w:sz="4" w:space="0" w:color="000000"/>
+              <w:end w:val="single" w:sz="4" w:space="0" w:color="000000"/>
+            </w:tcBorders>
+          </w:tcPr>
+          <w:p>
             <w:pPr>
               <w:pStyle w:val="Normal"/>
               <w:rPr/>
@@ -2704,19 +2725,19 @@
           </w:p>
         </w:tc>
       </w:tr>
-      <w:tr xmlns:wp14="http://schemas.microsoft.com/office/word/2010/wordml" wp14:textId="77777777">
+      <w:tr>
         <w:trPr/>
         <w:tc>
           <w:tcPr>
-            <w:tcW w:w="1199" w:type="dxa"/>
-            <w:tcBorders>
-              <w:top w:val="single" w:color="000000" w:sz="4" w:space="0"/>
-              <w:start w:val="single" w:color="000000" w:sz="4" w:space="0"/>
-              <w:bottom w:val="single" w:color="000000" w:sz="4" w:space="0"/>
-              <w:end w:val="single" w:color="000000" w:sz="4" w:space="0"/>
-            </w:tcBorders>
-          </w:tcPr>
-          <w:p wp14:textId="77777777">
+            <w:tcW w:w="1198" w:type="dxa"/>
+            <w:tcBorders>
+              <w:top w:val="single" w:sz="4" w:space="0" w:color="000000"/>
+              <w:start w:val="single" w:sz="4" w:space="0" w:color="000000"/>
+              <w:bottom w:val="single" w:sz="4" w:space="0" w:color="000000"/>
+              <w:end w:val="single" w:sz="4" w:space="0" w:color="000000"/>
+            </w:tcBorders>
+          </w:tcPr>
+          <w:p>
             <w:pPr>
               <w:pStyle w:val="Normal"/>
               <w:rPr/>
@@ -2735,15 +2756,15 @@
         </w:tc>
         <w:tc>
           <w:tcPr>
-            <w:tcW w:w="8151" w:type="dxa"/>
-            <w:tcBorders>
-              <w:top w:val="single" w:color="000000" w:sz="4" w:space="0"/>
-              <w:start w:val="single" w:color="000000" w:sz="4" w:space="0"/>
-              <w:bottom w:val="single" w:color="000000" w:sz="4" w:space="0"/>
-              <w:end w:val="single" w:color="000000" w:sz="4" w:space="0"/>
-            </w:tcBorders>
-          </w:tcPr>
-          <w:p wp14:textId="77777777">
+            <w:tcW w:w="8152" w:type="dxa"/>
+            <w:tcBorders>
+              <w:top w:val="single" w:sz="4" w:space="0" w:color="000000"/>
+              <w:start w:val="single" w:sz="4" w:space="0" w:color="000000"/>
+              <w:bottom w:val="single" w:sz="4" w:space="0" w:color="000000"/>
+              <w:end w:val="single" w:sz="4" w:space="0" w:color="000000"/>
+            </w:tcBorders>
+          </w:tcPr>
+          <w:p>
             <w:pPr>
               <w:pStyle w:val="Normal"/>
               <w:rPr/>
@@ -2761,19 +2782,19 @@
           </w:p>
         </w:tc>
       </w:tr>
-      <w:tr xmlns:wp14="http://schemas.microsoft.com/office/word/2010/wordml" wp14:textId="77777777">
+      <w:tr>
         <w:trPr/>
         <w:tc>
           <w:tcPr>
-            <w:tcW w:w="1199" w:type="dxa"/>
-            <w:tcBorders>
-              <w:top w:val="single" w:color="000000" w:sz="4" w:space="0"/>
-              <w:start w:val="single" w:color="000000" w:sz="4" w:space="0"/>
-              <w:bottom w:val="single" w:color="000000" w:sz="4" w:space="0"/>
-              <w:end w:val="single" w:color="000000" w:sz="4" w:space="0"/>
-            </w:tcBorders>
-          </w:tcPr>
-          <w:p wp14:textId="77777777">
+            <w:tcW w:w="1198" w:type="dxa"/>
+            <w:tcBorders>
+              <w:top w:val="single" w:sz="4" w:space="0" w:color="000000"/>
+              <w:start w:val="single" w:sz="4" w:space="0" w:color="000000"/>
+              <w:bottom w:val="single" w:sz="4" w:space="0" w:color="000000"/>
+              <w:end w:val="single" w:sz="4" w:space="0" w:color="000000"/>
+            </w:tcBorders>
+          </w:tcPr>
+          <w:p>
             <w:pPr>
               <w:pStyle w:val="Normal"/>
               <w:rPr/>
@@ -2792,15 +2813,15 @@
         </w:tc>
         <w:tc>
           <w:tcPr>
-            <w:tcW w:w="8151" w:type="dxa"/>
-            <w:tcBorders>
-              <w:top w:val="single" w:color="000000" w:sz="4" w:space="0"/>
-              <w:start w:val="single" w:color="000000" w:sz="4" w:space="0"/>
-              <w:bottom w:val="single" w:color="000000" w:sz="4" w:space="0"/>
-              <w:end w:val="single" w:color="000000" w:sz="4" w:space="0"/>
-            </w:tcBorders>
-          </w:tcPr>
-          <w:p wp14:textId="77777777">
+            <w:tcW w:w="8152" w:type="dxa"/>
+            <w:tcBorders>
+              <w:top w:val="single" w:sz="4" w:space="0" w:color="000000"/>
+              <w:start w:val="single" w:sz="4" w:space="0" w:color="000000"/>
+              <w:bottom w:val="single" w:sz="4" w:space="0" w:color="000000"/>
+              <w:end w:val="single" w:sz="4" w:space="0" w:color="000000"/>
+            </w:tcBorders>
+          </w:tcPr>
+          <w:p>
             <w:pPr>
               <w:pStyle w:val="Normal"/>
               <w:rPr/>
@@ -2818,19 +2839,19 @@
           </w:p>
         </w:tc>
       </w:tr>
-      <w:tr xmlns:wp14="http://schemas.microsoft.com/office/word/2010/wordml" wp14:textId="77777777">
+      <w:tr>
         <w:trPr/>
         <w:tc>
           <w:tcPr>
-            <w:tcW w:w="1199" w:type="dxa"/>
-            <w:tcBorders>
-              <w:top w:val="single" w:color="000000" w:sz="4" w:space="0"/>
-              <w:start w:val="single" w:color="000000" w:sz="4" w:space="0"/>
-              <w:bottom w:val="single" w:color="000000" w:sz="4" w:space="0"/>
-              <w:end w:val="single" w:color="000000" w:sz="4" w:space="0"/>
-            </w:tcBorders>
-          </w:tcPr>
-          <w:p wp14:textId="77777777">
+            <w:tcW w:w="1198" w:type="dxa"/>
+            <w:tcBorders>
+              <w:top w:val="single" w:sz="4" w:space="0" w:color="000000"/>
+              <w:start w:val="single" w:sz="4" w:space="0" w:color="000000"/>
+              <w:bottom w:val="single" w:sz="4" w:space="0" w:color="000000"/>
+              <w:end w:val="single" w:sz="4" w:space="0" w:color="000000"/>
+            </w:tcBorders>
+          </w:tcPr>
+          <w:p>
             <w:pPr>
               <w:pStyle w:val="Normal"/>
               <w:rPr/>
@@ -2849,15 +2870,15 @@
         </w:tc>
         <w:tc>
           <w:tcPr>
-            <w:tcW w:w="8151" w:type="dxa"/>
-            <w:tcBorders>
-              <w:top w:val="single" w:color="000000" w:sz="4" w:space="0"/>
-              <w:start w:val="single" w:color="000000" w:sz="4" w:space="0"/>
-              <w:bottom w:val="single" w:color="000000" w:sz="4" w:space="0"/>
-              <w:end w:val="single" w:color="000000" w:sz="4" w:space="0"/>
-            </w:tcBorders>
-          </w:tcPr>
-          <w:p wp14:textId="77777777">
+            <w:tcW w:w="8152" w:type="dxa"/>
+            <w:tcBorders>
+              <w:top w:val="single" w:sz="4" w:space="0" w:color="000000"/>
+              <w:start w:val="single" w:sz="4" w:space="0" w:color="000000"/>
+              <w:bottom w:val="single" w:sz="4" w:space="0" w:color="000000"/>
+              <w:end w:val="single" w:sz="4" w:space="0" w:color="000000"/>
+            </w:tcBorders>
+          </w:tcPr>
+          <w:p>
             <w:pPr>
               <w:pStyle w:val="Normal"/>
               <w:rPr/>
@@ -2875,19 +2896,19 @@
           </w:p>
         </w:tc>
       </w:tr>
-      <w:tr xmlns:wp14="http://schemas.microsoft.com/office/word/2010/wordml" wp14:textId="77777777">
+      <w:tr>
         <w:trPr/>
         <w:tc>
           <w:tcPr>
-            <w:tcW w:w="1199" w:type="dxa"/>
-            <w:tcBorders>
-              <w:top w:val="single" w:color="000000" w:sz="4" w:space="0"/>
-              <w:start w:val="single" w:color="000000" w:sz="4" w:space="0"/>
-              <w:bottom w:val="single" w:color="000000" w:sz="4" w:space="0"/>
-              <w:end w:val="single" w:color="000000" w:sz="4" w:space="0"/>
-            </w:tcBorders>
-          </w:tcPr>
-          <w:p wp14:textId="77777777">
+            <w:tcW w:w="1198" w:type="dxa"/>
+            <w:tcBorders>
+              <w:top w:val="single" w:sz="4" w:space="0" w:color="000000"/>
+              <w:start w:val="single" w:sz="4" w:space="0" w:color="000000"/>
+              <w:bottom w:val="single" w:sz="4" w:space="0" w:color="000000"/>
+              <w:end w:val="single" w:sz="4" w:space="0" w:color="000000"/>
+            </w:tcBorders>
+          </w:tcPr>
+          <w:p>
             <w:pPr>
               <w:pStyle w:val="Normal"/>
               <w:rPr/>
@@ -2906,15 +2927,15 @@
         </w:tc>
         <w:tc>
           <w:tcPr>
-            <w:tcW w:w="8151" w:type="dxa"/>
-            <w:tcBorders>
-              <w:top w:val="single" w:color="000000" w:sz="4" w:space="0"/>
-              <w:start w:val="single" w:color="000000" w:sz="4" w:space="0"/>
-              <w:bottom w:val="single" w:color="000000" w:sz="4" w:space="0"/>
-              <w:end w:val="single" w:color="000000" w:sz="4" w:space="0"/>
-            </w:tcBorders>
-          </w:tcPr>
-          <w:p wp14:textId="77777777">
+            <w:tcW w:w="8152" w:type="dxa"/>
+            <w:tcBorders>
+              <w:top w:val="single" w:sz="4" w:space="0" w:color="000000"/>
+              <w:start w:val="single" w:sz="4" w:space="0" w:color="000000"/>
+              <w:bottom w:val="single" w:sz="4" w:space="0" w:color="000000"/>
+              <w:end w:val="single" w:sz="4" w:space="0" w:color="000000"/>
+            </w:tcBorders>
+          </w:tcPr>
+          <w:p>
             <w:pPr>
               <w:pStyle w:val="Normal"/>
               <w:rPr/>
@@ -2932,19 +2953,19 @@
           </w:p>
         </w:tc>
       </w:tr>
-      <w:tr xmlns:wp14="http://schemas.microsoft.com/office/word/2010/wordml" wp14:textId="77777777">
+      <w:tr>
         <w:trPr/>
         <w:tc>
           <w:tcPr>
-            <w:tcW w:w="1199" w:type="dxa"/>
-            <w:tcBorders>
-              <w:top w:val="single" w:color="000000" w:sz="4" w:space="0"/>
-              <w:start w:val="single" w:color="000000" w:sz="4" w:space="0"/>
-              <w:bottom w:val="single" w:color="000000" w:sz="4" w:space="0"/>
-              <w:end w:val="single" w:color="000000" w:sz="4" w:space="0"/>
-            </w:tcBorders>
-          </w:tcPr>
-          <w:p wp14:textId="77777777">
+            <w:tcW w:w="1198" w:type="dxa"/>
+            <w:tcBorders>
+              <w:top w:val="single" w:sz="4" w:space="0" w:color="000000"/>
+              <w:start w:val="single" w:sz="4" w:space="0" w:color="000000"/>
+              <w:bottom w:val="single" w:sz="4" w:space="0" w:color="000000"/>
+              <w:end w:val="single" w:sz="4" w:space="0" w:color="000000"/>
+            </w:tcBorders>
+          </w:tcPr>
+          <w:p>
             <w:pPr>
               <w:pStyle w:val="Normal"/>
               <w:rPr/>
@@ -2963,15 +2984,15 @@
         </w:tc>
         <w:tc>
           <w:tcPr>
-            <w:tcW w:w="8151" w:type="dxa"/>
-            <w:tcBorders>
-              <w:top w:val="single" w:color="000000" w:sz="4" w:space="0"/>
-              <w:start w:val="single" w:color="000000" w:sz="4" w:space="0"/>
-              <w:bottom w:val="single" w:color="000000" w:sz="4" w:space="0"/>
-              <w:end w:val="single" w:color="000000" w:sz="4" w:space="0"/>
-            </w:tcBorders>
-          </w:tcPr>
-          <w:p wp14:textId="77777777">
+            <w:tcW w:w="8152" w:type="dxa"/>
+            <w:tcBorders>
+              <w:top w:val="single" w:sz="4" w:space="0" w:color="000000"/>
+              <w:start w:val="single" w:sz="4" w:space="0" w:color="000000"/>
+              <w:bottom w:val="single" w:sz="4" w:space="0" w:color="000000"/>
+              <w:end w:val="single" w:sz="4" w:space="0" w:color="000000"/>
+            </w:tcBorders>
+          </w:tcPr>
+          <w:p>
             <w:pPr>
               <w:pStyle w:val="Normal"/>
               <w:rPr/>
@@ -2990,22 +3011,23 @@
         </w:tc>
       </w:tr>
     </w:tbl>
-    <w:p xmlns:wp14="http://schemas.microsoft.com/office/word/2010/wordml" wp14:textId="77777777">
+    <w:p>
       <w:pPr>
         <w:pStyle w:val="Heading1"/>
         <w:spacing w:before="320" w:after="160"/>
-      </w:pPr>
-      <w:bookmarkStart w:name="_Toc1549822083" w:id="629888460"/>
+        <w:rPr/>
+      </w:pPr>
+      <w:bookmarkStart w:id="10" w:name="_Toc1549822083"/>
       <w:r>
         <w:rPr/>
         <w:t>4. User Interaction Flowcharts</w:t>
       </w:r>
-      <w:bookmarkEnd w:id="629888460"/>
-    </w:p>
-    <w:p xmlns:wp14="http://schemas.microsoft.com/office/word/2010/wordml" wp14:textId="77777777">
+      <w:bookmarkEnd w:id="10"/>
+    </w:p>
+    <w:p>
       <w:pPr>
         <w:pStyle w:val="Normal"/>
-        <w:spacing w:before="0" w:after="160" w:line="300" w:lineRule="auto"/>
+        <w:spacing w:lineRule="auto" w:line="300" w:before="0" w:after="160"/>
         <w:jc w:val="start"/>
         <w:rPr/>
       </w:pPr>
@@ -3014,19 +3036,20 @@
         <w:t>The diagrams below trace how a user moves through the application, and how a task moves through its lifecycle once created.</w:t>
       </w:r>
     </w:p>
-    <w:p xmlns:wp14="http://schemas.microsoft.com/office/word/2010/wordml" wp14:textId="77777777">
+    <w:p>
       <w:pPr>
         <w:pStyle w:val="Heading2"/>
         <w:spacing w:before="320" w:after="160"/>
-      </w:pPr>
-      <w:bookmarkStart w:name="_Toc176687226" w:id="138132122"/>
+        <w:rPr/>
+      </w:pPr>
+      <w:bookmarkStart w:id="11" w:name="_Toc176687226"/>
       <w:r>
         <w:rPr/>
         <w:t>4.1 Overall User Journey</w:t>
       </w:r>
-      <w:bookmarkEnd w:id="138132122"/>
-    </w:p>
-    <w:p xmlns:wp14="http://schemas.microsoft.com/office/word/2010/wordml" wp14:textId="77777777">
+      <w:bookmarkEnd w:id="11"/>
+    </w:p>
+    <w:p>
       <w:pPr>
         <w:pStyle w:val="Normal"/>
         <w:spacing w:before="120" w:after="80"/>
@@ -3036,7 +3059,7 @@
       <w:r>
         <w:rPr/>
         <w:drawing>
-          <wp:inline xmlns:wp14="http://schemas.microsoft.com/office/word/2010/wordprocessingDrawing" distT="0" distB="0" distL="0" distR="0" wp14:anchorId="080518AA" wp14:editId="7777777">
+          <wp:inline distT="0" distB="0" distL="0" distR="0">
             <wp:extent cx="5334000" cy="4572000"/>
             <wp:effectExtent l="0" t="0" r="0" b="0"/>
             <wp:docPr id="1" name="Image1"/>
@@ -3075,7 +3098,7 @@
         </w:drawing>
       </w:r>
     </w:p>
-    <w:p xmlns:wp14="http://schemas.microsoft.com/office/word/2010/wordml" wp14:textId="77777777">
+    <w:p>
       <w:pPr>
         <w:pStyle w:val="Normal"/>
         <w:spacing w:before="0" w:after="280"/>
@@ -3093,22 +3116,23 @@
         <w:t>Figure 1. End-to-end user journey from landing page to task completion.</w:t>
       </w:r>
     </w:p>
-    <w:p xmlns:wp14="http://schemas.microsoft.com/office/word/2010/wordml" wp14:textId="77777777">
+    <w:p>
       <w:pPr>
         <w:pStyle w:val="Heading2"/>
         <w:spacing w:before="320" w:after="160"/>
-      </w:pPr>
-      <w:bookmarkStart w:name="_Toc1114175359" w:id="1854073891"/>
+        <w:rPr/>
+      </w:pPr>
+      <w:bookmarkStart w:id="12" w:name="_Toc1114175359"/>
       <w:r>
         <w:rPr/>
         <w:t>4.2 Task Status Lifecycle</w:t>
       </w:r>
-      <w:bookmarkEnd w:id="1854073891"/>
-    </w:p>
-    <w:p xmlns:wp14="http://schemas.microsoft.com/office/word/2010/wordml" wp14:textId="77777777">
+      <w:bookmarkEnd w:id="12"/>
+    </w:p>
+    <w:p>
       <w:pPr>
         <w:pStyle w:val="Normal"/>
-        <w:spacing w:before="0" w:after="160" w:line="300" w:lineRule="auto"/>
+        <w:spacing w:lineRule="auto" w:line="300" w:before="0" w:after="160"/>
         <w:jc w:val="start"/>
         <w:rPr/>
       </w:pPr>
@@ -3117,7 +3141,7 @@
         <w:t>Each task moves through a small state machine rather than a free-form status field, which keeps the board consistent and makes it possible to compute metrics such as cycle time later.</w:t>
       </w:r>
     </w:p>
-    <w:p xmlns:wp14="http://schemas.microsoft.com/office/word/2010/wordml" wp14:textId="77777777">
+    <w:p>
       <w:pPr>
         <w:pStyle w:val="Normal"/>
         <w:spacing w:before="120" w:after="80"/>
@@ -3127,7 +3151,7 @@
       <w:r>
         <w:rPr/>
         <w:drawing>
-          <wp:inline xmlns:wp14="http://schemas.microsoft.com/office/word/2010/wordprocessingDrawing" distT="0" distB="0" distL="0" distR="0" wp14:anchorId="0B1A0565" wp14:editId="7777777">
+          <wp:inline distT="0" distB="0" distL="0" distR="0">
             <wp:extent cx="5334000" cy="2190750"/>
             <wp:effectExtent l="0" t="0" r="0" b="0"/>
             <wp:docPr id="2" name="Image2"/>
@@ -3166,7 +3190,7 @@
         </w:drawing>
       </w:r>
     </w:p>
-    <w:p xmlns:wp14="http://schemas.microsoft.com/office/word/2010/wordml" wp14:textId="77777777">
+    <w:p>
       <w:pPr>
         <w:pStyle w:val="Normal"/>
         <w:spacing w:before="0" w:after="280"/>
@@ -3184,22 +3208,23 @@
         <w:t>Figure 2. Task status state diagram, including rework and reopen paths.</w:t>
       </w:r>
     </w:p>
-    <w:p xmlns:wp14="http://schemas.microsoft.com/office/word/2010/wordml" wp14:textId="77777777">
+    <w:p>
       <w:pPr>
         <w:pStyle w:val="Heading1"/>
         <w:spacing w:before="320" w:after="160"/>
-      </w:pPr>
-      <w:bookmarkStart w:name="_Toc1770173711" w:id="1283184924"/>
+        <w:rPr/>
+      </w:pPr>
+      <w:bookmarkStart w:id="13" w:name="_Toc1770173711"/>
       <w:r>
         <w:rPr/>
         <w:t>5. Wireframes</w:t>
       </w:r>
-      <w:bookmarkEnd w:id="1283184924"/>
-    </w:p>
-    <w:p xmlns:wp14="http://schemas.microsoft.com/office/word/2010/wordml" wp14:textId="77777777">
+      <w:bookmarkEnd w:id="13"/>
+    </w:p>
+    <w:p>
       <w:pPr>
         <w:pStyle w:val="Normal"/>
-        <w:spacing w:before="0" w:after="160" w:line="300" w:lineRule="auto"/>
+        <w:spacing w:lineRule="auto" w:line="300" w:before="0" w:after="160"/>
         <w:jc w:val="start"/>
         <w:rPr/>
       </w:pPr>
@@ -3208,19 +3233,20 @@
         <w:t>Low-fidelity wireframes below outline layout and content priority for the four core screens. Visual styling (colour palette, spacing, iconography) is intentionally left for the UI design phase; these wireframes focus on information hierarchy and interaction placement.</w:t>
       </w:r>
     </w:p>
-    <w:p xmlns:wp14="http://schemas.microsoft.com/office/word/2010/wordml" wp14:textId="77777777">
+    <w:p>
       <w:pPr>
         <w:pStyle w:val="Heading2"/>
         <w:spacing w:before="320" w:after="160"/>
-      </w:pPr>
-      <w:bookmarkStart w:name="_Toc1545017094" w:id="26883589"/>
+        <w:rPr/>
+      </w:pPr>
+      <w:bookmarkStart w:id="14" w:name="_Toc1545017094"/>
       <w:r>
         <w:rPr/>
         <w:t>5.1 Login / Sign Up</w:t>
       </w:r>
-      <w:bookmarkEnd w:id="26883589"/>
-    </w:p>
-    <w:p xmlns:wp14="http://schemas.microsoft.com/office/word/2010/wordml" wp14:textId="77777777">
+      <w:bookmarkEnd w:id="14"/>
+    </w:p>
+    <w:p>
       <w:pPr>
         <w:pStyle w:val="Normal"/>
         <w:spacing w:before="120" w:after="80"/>
@@ -3230,7 +3256,7 @@
       <w:r>
         <w:rPr/>
         <w:drawing>
-          <wp:inline xmlns:wp14="http://schemas.microsoft.com/office/word/2010/wordprocessingDrawing" distT="0" distB="0" distL="0" distR="0" wp14:anchorId="3356A7D2" wp14:editId="7777777">
+          <wp:inline distT="0" distB="0" distL="0" distR="0">
             <wp:extent cx="4095750" cy="2819400"/>
             <wp:effectExtent l="0" t="0" r="0" b="0"/>
             <wp:docPr id="3" name="Image3"/>
@@ -3269,7 +3295,7 @@
         </w:drawing>
       </w:r>
     </w:p>
-    <w:p xmlns:wp14="http://schemas.microsoft.com/office/word/2010/wordml" wp14:textId="77777777">
+    <w:p>
       <w:pPr>
         <w:pStyle w:val="Normal"/>
         <w:spacing w:before="0" w:after="280"/>
@@ -3287,19 +3313,20 @@
         <w:t>Figure 3. Login screen — minimal form, single primary action, link to sign-up.</w:t>
       </w:r>
     </w:p>
-    <w:p xmlns:wp14="http://schemas.microsoft.com/office/word/2010/wordml" wp14:textId="77777777">
+    <w:p>
       <w:pPr>
         <w:pStyle w:val="Heading2"/>
         <w:spacing w:before="320" w:after="160"/>
-      </w:pPr>
-      <w:bookmarkStart w:name="_Toc567655644" w:id="573912509"/>
+        <w:rPr/>
+      </w:pPr>
+      <w:bookmarkStart w:id="15" w:name="_Toc567655644"/>
       <w:r>
         <w:rPr/>
         <w:t>5.2 Dashboard — Project List</w:t>
       </w:r>
-      <w:bookmarkEnd w:id="573912509"/>
-    </w:p>
-    <w:p xmlns:wp14="http://schemas.microsoft.com/office/word/2010/wordml" wp14:textId="77777777">
+      <w:bookmarkEnd w:id="15"/>
+    </w:p>
+    <w:p>
       <w:pPr>
         <w:pStyle w:val="Normal"/>
         <w:spacing w:before="120" w:after="80"/>
@@ -3309,7 +3336,7 @@
       <w:r>
         <w:rPr/>
         <w:drawing>
-          <wp:inline xmlns:wp14="http://schemas.microsoft.com/office/word/2010/wordprocessingDrawing" distT="0" distB="0" distL="0" distR="0" wp14:anchorId="08B46A32" wp14:editId="7777777">
+          <wp:inline distT="0" distB="0" distL="0" distR="0">
             <wp:extent cx="4953000" cy="2971800"/>
             <wp:effectExtent l="0" t="0" r="0" b="0"/>
             <wp:docPr id="4" name="Image4"/>
@@ -3348,7 +3375,7 @@
         </w:drawing>
       </w:r>
     </w:p>
-    <w:p xmlns:wp14="http://schemas.microsoft.com/office/word/2010/wordml" wp14:textId="77777777">
+    <w:p>
       <w:pPr>
         <w:pStyle w:val="Normal"/>
         <w:spacing w:before="0" w:after="280"/>
@@ -3366,19 +3393,20 @@
         <w:t>Figure 4. Dashboard listing the user's projects with a sidebar for global navigation.</w:t>
       </w:r>
     </w:p>
-    <w:p xmlns:wp14="http://schemas.microsoft.com/office/word/2010/wordml" wp14:textId="77777777">
+    <w:p>
       <w:pPr>
         <w:pStyle w:val="Heading2"/>
         <w:spacing w:before="320" w:after="160"/>
-      </w:pPr>
-      <w:bookmarkStart w:name="_Toc1452039316" w:id="303345373"/>
+        <w:rPr/>
+      </w:pPr>
+      <w:bookmarkStart w:id="16" w:name="_Toc1452039316"/>
       <w:r>
         <w:rPr/>
         <w:t>5.3 Kanban Board</w:t>
       </w:r>
-      <w:bookmarkEnd w:id="303345373"/>
-    </w:p>
-    <w:p xmlns:wp14="http://schemas.microsoft.com/office/word/2010/wordml" wp14:textId="77777777">
+      <w:bookmarkEnd w:id="16"/>
+    </w:p>
+    <w:p>
       <w:pPr>
         <w:pStyle w:val="Normal"/>
         <w:spacing w:before="120" w:after="80"/>
@@ -3388,7 +3416,7 @@
       <w:r>
         <w:rPr/>
         <w:drawing>
-          <wp:inline xmlns:wp14="http://schemas.microsoft.com/office/word/2010/wordprocessingDrawing" distT="0" distB="0" distL="0" distR="0" wp14:anchorId="3B2694E7" wp14:editId="7777777">
+          <wp:inline distT="0" distB="0" distL="0" distR="0">
             <wp:extent cx="5334000" cy="3105150"/>
             <wp:effectExtent l="0" t="0" r="0" b="0"/>
             <wp:docPr id="5" name="Image5"/>
@@ -3427,7 +3455,7 @@
         </w:drawing>
       </w:r>
     </w:p>
-    <w:p xmlns:wp14="http://schemas.microsoft.com/office/word/2010/wordml" wp14:textId="77777777">
+    <w:p>
       <w:pPr>
         <w:pStyle w:val="Normal"/>
         <w:spacing w:before="0" w:after="280"/>
@@ -3445,19 +3473,20 @@
         <w:t>Figure 5. Project board with four status columns and draggable task cards.</w:t>
       </w:r>
     </w:p>
-    <w:p xmlns:wp14="http://schemas.microsoft.com/office/word/2010/wordml" wp14:textId="77777777">
+    <w:p>
       <w:pPr>
         <w:pStyle w:val="Heading2"/>
         <w:spacing w:before="320" w:after="160"/>
-      </w:pPr>
-      <w:bookmarkStart w:name="_Toc359405977" w:id="1899370491"/>
+        <w:rPr/>
+      </w:pPr>
+      <w:bookmarkStart w:id="17" w:name="_Toc359405977"/>
       <w:r>
         <w:rPr/>
         <w:t>5.4 Task Detail Panel</w:t>
       </w:r>
-      <w:bookmarkEnd w:id="1899370491"/>
-    </w:p>
-    <w:p xmlns:wp14="http://schemas.microsoft.com/office/word/2010/wordml" wp14:textId="77777777">
+      <w:bookmarkEnd w:id="17"/>
+    </w:p>
+    <w:p>
       <w:pPr>
         <w:pStyle w:val="Normal"/>
         <w:spacing w:before="120" w:after="80"/>
@@ -3467,7 +3496,7 @@
       <w:r>
         <w:rPr/>
         <w:drawing>
-          <wp:inline xmlns:wp14="http://schemas.microsoft.com/office/word/2010/wordprocessingDrawing" distT="0" distB="0" distL="0" distR="0" wp14:anchorId="6E1290A0" wp14:editId="7777777">
+          <wp:inline distT="0" distB="0" distL="0" distR="0">
             <wp:extent cx="4476750" cy="3181350"/>
             <wp:effectExtent l="0" t="0" r="0" b="0"/>
             <wp:docPr id="6" name="Image6"/>
@@ -3506,7 +3535,7 @@
         </w:drawing>
       </w:r>
     </w:p>
-    <w:p xmlns:wp14="http://schemas.microsoft.com/office/word/2010/wordml" wp14:textId="77777777">
+    <w:p>
       <w:pPr>
         <w:pStyle w:val="Normal"/>
         <w:spacing w:before="0" w:after="280"/>
@@ -3524,22 +3553,23 @@
         <w:t>Figure 6. Task detail panel showing metadata, attachments, and comment thread.</w:t>
       </w:r>
     </w:p>
-    <w:p xmlns:wp14="http://schemas.microsoft.com/office/word/2010/wordml" wp14:textId="77777777">
+    <w:p>
       <w:pPr>
         <w:pStyle w:val="Heading1"/>
         <w:spacing w:before="320" w:after="160"/>
-      </w:pPr>
-      <w:bookmarkStart w:name="_Toc1859219649" w:id="2115478900"/>
+        <w:rPr/>
+      </w:pPr>
+      <w:bookmarkStart w:id="18" w:name="_Toc1859219649"/>
       <w:r>
         <w:rPr/>
         <w:t>6. Technical Architecture</w:t>
       </w:r>
-      <w:bookmarkEnd w:id="2115478900"/>
-    </w:p>
-    <w:p xmlns:wp14="http://schemas.microsoft.com/office/word/2010/wordml" wp14:textId="77777777">
+      <w:bookmarkEnd w:id="18"/>
+    </w:p>
+    <w:p>
       <w:pPr>
         <w:pStyle w:val="Normal"/>
-        <w:spacing w:before="0" w:after="160" w:line="300" w:lineRule="auto"/>
+        <w:spacing w:lineRule="auto" w:line="300" w:before="0" w:after="160"/>
         <w:jc w:val="start"/>
         <w:rPr/>
       </w:pPr>
@@ -3548,7 +3578,7 @@
         <w:t>TaskFlow follows a layered client–server architecture: a single-page front end communicates with a REST + WebSocket API, which in turn talks to a relational database, a cache, and object storage.</w:t>
       </w:r>
     </w:p>
-    <w:p xmlns:wp14="http://schemas.microsoft.com/office/word/2010/wordml" wp14:textId="77777777">
+    <w:p>
       <w:pPr>
         <w:pStyle w:val="Normal"/>
         <w:spacing w:before="120" w:after="80"/>
@@ -3558,7 +3588,7 @@
       <w:r>
         <w:rPr/>
         <w:drawing>
-          <wp:inline xmlns:wp14="http://schemas.microsoft.com/office/word/2010/wordprocessingDrawing" distT="0" distB="0" distL="0" distR="0" wp14:anchorId="2F522ECB" wp14:editId="7777777">
+          <wp:inline distT="0" distB="0" distL="0" distR="0">
             <wp:extent cx="5334000" cy="4048125"/>
             <wp:effectExtent l="0" t="0" r="0" b="0"/>
             <wp:docPr id="7" name="Image7"/>
@@ -3597,7 +3627,7 @@
         </w:drawing>
       </w:r>
     </w:p>
-    <w:p xmlns:wp14="http://schemas.microsoft.com/office/word/2010/wordml" wp14:textId="77777777">
+    <w:p>
       <w:pPr>
         <w:pStyle w:val="Normal"/>
         <w:spacing w:before="0" w:after="280"/>
@@ -3615,17 +3645,18 @@
         <w:t>Figure 7. System architecture showing client, edge, application, and data layers.</w:t>
       </w:r>
     </w:p>
-    <w:p xmlns:wp14="http://schemas.microsoft.com/office/word/2010/wordml" wp14:textId="77777777">
+    <w:p>
       <w:pPr>
         <w:pStyle w:val="Heading2"/>
         <w:spacing w:before="320" w:after="160"/>
-      </w:pPr>
-      <w:bookmarkStart w:name="_Toc802795650" w:id="2007773718"/>
+        <w:rPr/>
+      </w:pPr>
+      <w:bookmarkStart w:id="19" w:name="_Toc802795650"/>
       <w:r>
         <w:rPr/>
         <w:t>6.1 Technology Stack &amp; Rationale</w:t>
       </w:r>
-      <w:bookmarkEnd w:id="2007773718"/>
+      <w:bookmarkEnd w:id="19"/>
     </w:p>
     <w:tbl>
       <w:tblPr>
@@ -3645,20 +3676,20 @@
         <w:gridCol w:w="2400"/>
         <w:gridCol w:w="5500"/>
       </w:tblGrid>
-      <w:tr xmlns:wp14="http://schemas.microsoft.com/office/word/2010/wordml" wp14:textId="77777777">
+      <w:tr>
         <w:trPr/>
         <w:tc>
           <w:tcPr>
             <w:tcW w:w="1450" w:type="dxa"/>
             <w:tcBorders>
-              <w:top w:val="single" w:color="000000" w:sz="4" w:space="0"/>
-              <w:start w:val="single" w:color="000000" w:sz="4" w:space="0"/>
-              <w:bottom w:val="single" w:color="000000" w:sz="4" w:space="0"/>
-              <w:end w:val="single" w:color="000000" w:sz="4" w:space="0"/>
-            </w:tcBorders>
-            <w:shd w:val="clear" w:fill="2C5F8A"/>
-          </w:tcPr>
-          <w:p wp14:textId="77777777">
+              <w:top w:val="single" w:sz="4" w:space="0" w:color="000000"/>
+              <w:start w:val="single" w:sz="4" w:space="0" w:color="000000"/>
+              <w:bottom w:val="single" w:sz="4" w:space="0" w:color="000000"/>
+              <w:end w:val="single" w:sz="4" w:space="0" w:color="000000"/>
+            </w:tcBorders>
+            <w:shd w:fill="2C5F8A" w:val="clear"/>
+          </w:tcPr>
+          <w:p>
             <w:pPr>
               <w:pStyle w:val="Normal"/>
               <w:rPr/>
@@ -3679,14 +3710,14 @@
           <w:tcPr>
             <w:tcW w:w="2400" w:type="dxa"/>
             <w:tcBorders>
-              <w:top w:val="single" w:color="000000" w:sz="4" w:space="0"/>
-              <w:start w:val="single" w:color="000000" w:sz="4" w:space="0"/>
-              <w:bottom w:val="single" w:color="000000" w:sz="4" w:space="0"/>
-              <w:end w:val="single" w:color="000000" w:sz="4" w:space="0"/>
-            </w:tcBorders>
-            <w:shd w:val="clear" w:fill="2C5F8A"/>
-          </w:tcPr>
-          <w:p wp14:textId="77777777">
+              <w:top w:val="single" w:sz="4" w:space="0" w:color="000000"/>
+              <w:start w:val="single" w:sz="4" w:space="0" w:color="000000"/>
+              <w:bottom w:val="single" w:sz="4" w:space="0" w:color="000000"/>
+              <w:end w:val="single" w:sz="4" w:space="0" w:color="000000"/>
+            </w:tcBorders>
+            <w:shd w:fill="2C5F8A" w:val="clear"/>
+          </w:tcPr>
+          <w:p>
             <w:pPr>
               <w:pStyle w:val="Normal"/>
               <w:rPr/>
@@ -3707,14 +3738,14 @@
           <w:tcPr>
             <w:tcW w:w="5500" w:type="dxa"/>
             <w:tcBorders>
-              <w:top w:val="single" w:color="000000" w:sz="4" w:space="0"/>
-              <w:start w:val="single" w:color="000000" w:sz="4" w:space="0"/>
-              <w:bottom w:val="single" w:color="000000" w:sz="4" w:space="0"/>
-              <w:end w:val="single" w:color="000000" w:sz="4" w:space="0"/>
-            </w:tcBorders>
-            <w:shd w:val="clear" w:fill="2C5F8A"/>
-          </w:tcPr>
-          <w:p wp14:textId="77777777">
+              <w:top w:val="single" w:sz="4" w:space="0" w:color="000000"/>
+              <w:start w:val="single" w:sz="4" w:space="0" w:color="000000"/>
+              <w:bottom w:val="single" w:sz="4" w:space="0" w:color="000000"/>
+              <w:end w:val="single" w:sz="4" w:space="0" w:color="000000"/>
+            </w:tcBorders>
+            <w:shd w:fill="2C5F8A" w:val="clear"/>
+          </w:tcPr>
+          <w:p>
             <w:pPr>
               <w:pStyle w:val="Normal"/>
               <w:rPr/>
@@ -3732,19 +3763,19 @@
           </w:p>
         </w:tc>
       </w:tr>
-      <w:tr xmlns:wp14="http://schemas.microsoft.com/office/word/2010/wordml" wp14:textId="77777777">
+      <w:tr>
         <w:trPr/>
         <w:tc>
           <w:tcPr>
             <w:tcW w:w="1450" w:type="dxa"/>
             <w:tcBorders>
-              <w:top w:val="single" w:color="000000" w:sz="4" w:space="0"/>
-              <w:start w:val="single" w:color="000000" w:sz="4" w:space="0"/>
-              <w:bottom w:val="single" w:color="000000" w:sz="4" w:space="0"/>
-              <w:end w:val="single" w:color="000000" w:sz="4" w:space="0"/>
-            </w:tcBorders>
-          </w:tcPr>
-          <w:p wp14:textId="77777777">
+              <w:top w:val="single" w:sz="4" w:space="0" w:color="000000"/>
+              <w:start w:val="single" w:sz="4" w:space="0" w:color="000000"/>
+              <w:bottom w:val="single" w:sz="4" w:space="0" w:color="000000"/>
+              <w:end w:val="single" w:sz="4" w:space="0" w:color="000000"/>
+            </w:tcBorders>
+          </w:tcPr>
+          <w:p>
             <w:pPr>
               <w:pStyle w:val="Normal"/>
               <w:rPr/>
@@ -3765,13 +3796,13 @@
           <w:tcPr>
             <w:tcW w:w="2400" w:type="dxa"/>
             <w:tcBorders>
-              <w:top w:val="single" w:color="000000" w:sz="4" w:space="0"/>
-              <w:start w:val="single" w:color="000000" w:sz="4" w:space="0"/>
-              <w:bottom w:val="single" w:color="000000" w:sz="4" w:space="0"/>
-              <w:end w:val="single" w:color="000000" w:sz="4" w:space="0"/>
-            </w:tcBorders>
-          </w:tcPr>
-          <w:p wp14:textId="77777777">
+              <w:top w:val="single" w:sz="4" w:space="0" w:color="000000"/>
+              <w:start w:val="single" w:sz="4" w:space="0" w:color="000000"/>
+              <w:bottom w:val="single" w:sz="4" w:space="0" w:color="000000"/>
+              <w:end w:val="single" w:sz="4" w:space="0" w:color="000000"/>
+            </w:tcBorders>
+          </w:tcPr>
+          <w:p>
             <w:pPr>
               <w:pStyle w:val="Normal"/>
               <w:rPr/>
@@ -3792,13 +3823,13 @@
           <w:tcPr>
             <w:tcW w:w="5500" w:type="dxa"/>
             <w:tcBorders>
-              <w:top w:val="single" w:color="000000" w:sz="4" w:space="0"/>
-              <w:start w:val="single" w:color="000000" w:sz="4" w:space="0"/>
-              <w:bottom w:val="single" w:color="000000" w:sz="4" w:space="0"/>
-              <w:end w:val="single" w:color="000000" w:sz="4" w:space="0"/>
-            </w:tcBorders>
-          </w:tcPr>
-          <w:p wp14:textId="77777777">
+              <w:top w:val="single" w:sz="4" w:space="0" w:color="000000"/>
+              <w:start w:val="single" w:sz="4" w:space="0" w:color="000000"/>
+              <w:bottom w:val="single" w:sz="4" w:space="0" w:color="000000"/>
+              <w:end w:val="single" w:sz="4" w:space="0" w:color="000000"/>
+            </w:tcBorders>
+          </w:tcPr>
+          <w:p>
             <w:pPr>
               <w:pStyle w:val="Normal"/>
               <w:rPr/>
@@ -3816,19 +3847,19 @@
           </w:p>
         </w:tc>
       </w:tr>
-      <w:tr xmlns:wp14="http://schemas.microsoft.com/office/word/2010/wordml" wp14:textId="77777777">
+      <w:tr>
         <w:trPr/>
         <w:tc>
           <w:tcPr>
             <w:tcW w:w="1450" w:type="dxa"/>
             <w:tcBorders>
-              <w:top w:val="single" w:color="000000" w:sz="4" w:space="0"/>
-              <w:start w:val="single" w:color="000000" w:sz="4" w:space="0"/>
-              <w:bottom w:val="single" w:color="000000" w:sz="4" w:space="0"/>
-              <w:end w:val="single" w:color="000000" w:sz="4" w:space="0"/>
-            </w:tcBorders>
-          </w:tcPr>
-          <w:p wp14:textId="77777777">
+              <w:top w:val="single" w:sz="4" w:space="0" w:color="000000"/>
+              <w:start w:val="single" w:sz="4" w:space="0" w:color="000000"/>
+              <w:bottom w:val="single" w:sz="4" w:space="0" w:color="000000"/>
+              <w:end w:val="single" w:sz="4" w:space="0" w:color="000000"/>
+            </w:tcBorders>
+          </w:tcPr>
+          <w:p>
             <w:pPr>
               <w:pStyle w:val="Normal"/>
               <w:rPr/>
@@ -3849,13 +3880,13 @@
           <w:tcPr>
             <w:tcW w:w="2400" w:type="dxa"/>
             <w:tcBorders>
-              <w:top w:val="single" w:color="000000" w:sz="4" w:space="0"/>
-              <w:start w:val="single" w:color="000000" w:sz="4" w:space="0"/>
-              <w:bottom w:val="single" w:color="000000" w:sz="4" w:space="0"/>
-              <w:end w:val="single" w:color="000000" w:sz="4" w:space="0"/>
-            </w:tcBorders>
-          </w:tcPr>
-          <w:p wp14:textId="77777777">
+              <w:top w:val="single" w:sz="4" w:space="0" w:color="000000"/>
+              <w:start w:val="single" w:sz="4" w:space="0" w:color="000000"/>
+              <w:bottom w:val="single" w:sz="4" w:space="0" w:color="000000"/>
+              <w:end w:val="single" w:sz="4" w:space="0" w:color="000000"/>
+            </w:tcBorders>
+          </w:tcPr>
+          <w:p>
             <w:pPr>
               <w:pStyle w:val="Normal"/>
               <w:rPr/>
@@ -3876,13 +3907,13 @@
           <w:tcPr>
             <w:tcW w:w="5500" w:type="dxa"/>
             <w:tcBorders>
-              <w:top w:val="single" w:color="000000" w:sz="4" w:space="0"/>
-              <w:start w:val="single" w:color="000000" w:sz="4" w:space="0"/>
-              <w:bottom w:val="single" w:color="000000" w:sz="4" w:space="0"/>
-              <w:end w:val="single" w:color="000000" w:sz="4" w:space="0"/>
-            </w:tcBorders>
-          </w:tcPr>
-          <w:p wp14:textId="77777777">
+              <w:top w:val="single" w:sz="4" w:space="0" w:color="000000"/>
+              <w:start w:val="single" w:sz="4" w:space="0" w:color="000000"/>
+              <w:bottom w:val="single" w:sz="4" w:space="0" w:color="000000"/>
+              <w:end w:val="single" w:sz="4" w:space="0" w:color="000000"/>
+            </w:tcBorders>
+          </w:tcPr>
+          <w:p>
             <w:pPr>
               <w:pStyle w:val="Normal"/>
               <w:rPr/>
@@ -3900,19 +3931,19 @@
           </w:p>
         </w:tc>
       </w:tr>
-      <w:tr xmlns:wp14="http://schemas.microsoft.com/office/word/2010/wordml" wp14:textId="77777777">
+      <w:tr>
         <w:trPr/>
         <w:tc>
           <w:tcPr>
             <w:tcW w:w="1450" w:type="dxa"/>
             <w:tcBorders>
-              <w:top w:val="single" w:color="000000" w:sz="4" w:space="0"/>
-              <w:start w:val="single" w:color="000000" w:sz="4" w:space="0"/>
-              <w:bottom w:val="single" w:color="000000" w:sz="4" w:space="0"/>
-              <w:end w:val="single" w:color="000000" w:sz="4" w:space="0"/>
-            </w:tcBorders>
-          </w:tcPr>
-          <w:p wp14:textId="77777777">
+              <w:top w:val="single" w:sz="4" w:space="0" w:color="000000"/>
+              <w:start w:val="single" w:sz="4" w:space="0" w:color="000000"/>
+              <w:bottom w:val="single" w:sz="4" w:space="0" w:color="000000"/>
+              <w:end w:val="single" w:sz="4" w:space="0" w:color="000000"/>
+            </w:tcBorders>
+          </w:tcPr>
+          <w:p>
             <w:pPr>
               <w:pStyle w:val="Normal"/>
               <w:rPr/>
@@ -3933,13 +3964,13 @@
           <w:tcPr>
             <w:tcW w:w="2400" w:type="dxa"/>
             <w:tcBorders>
-              <w:top w:val="single" w:color="000000" w:sz="4" w:space="0"/>
-              <w:start w:val="single" w:color="000000" w:sz="4" w:space="0"/>
-              <w:bottom w:val="single" w:color="000000" w:sz="4" w:space="0"/>
-              <w:end w:val="single" w:color="000000" w:sz="4" w:space="0"/>
-            </w:tcBorders>
-          </w:tcPr>
-          <w:p wp14:textId="77777777">
+              <w:top w:val="single" w:sz="4" w:space="0" w:color="000000"/>
+              <w:start w:val="single" w:sz="4" w:space="0" w:color="000000"/>
+              <w:bottom w:val="single" w:sz="4" w:space="0" w:color="000000"/>
+              <w:end w:val="single" w:sz="4" w:space="0" w:color="000000"/>
+            </w:tcBorders>
+          </w:tcPr>
+          <w:p>
             <w:pPr>
               <w:pStyle w:val="Normal"/>
               <w:rPr/>
@@ -3960,13 +3991,13 @@
           <w:tcPr>
             <w:tcW w:w="5500" w:type="dxa"/>
             <w:tcBorders>
-              <w:top w:val="single" w:color="000000" w:sz="4" w:space="0"/>
-              <w:start w:val="single" w:color="000000" w:sz="4" w:space="0"/>
-              <w:bottom w:val="single" w:color="000000" w:sz="4" w:space="0"/>
-              <w:end w:val="single" w:color="000000" w:sz="4" w:space="0"/>
-            </w:tcBorders>
-          </w:tcPr>
-          <w:p wp14:textId="77777777">
+              <w:top w:val="single" w:sz="4" w:space="0" w:color="000000"/>
+              <w:start w:val="single" w:sz="4" w:space="0" w:color="000000"/>
+              <w:bottom w:val="single" w:sz="4" w:space="0" w:color="000000"/>
+              <w:end w:val="single" w:sz="4" w:space="0" w:color="000000"/>
+            </w:tcBorders>
+          </w:tcPr>
+          <w:p>
             <w:pPr>
               <w:pStyle w:val="Normal"/>
               <w:rPr/>
@@ -3984,19 +4015,19 @@
           </w:p>
         </w:tc>
       </w:tr>
-      <w:tr xmlns:wp14="http://schemas.microsoft.com/office/word/2010/wordml" wp14:textId="77777777">
+      <w:tr>
         <w:trPr/>
         <w:tc>
           <w:tcPr>
             <w:tcW w:w="1450" w:type="dxa"/>
             <w:tcBorders>
-              <w:top w:val="single" w:color="000000" w:sz="4" w:space="0"/>
-              <w:start w:val="single" w:color="000000" w:sz="4" w:space="0"/>
-              <w:bottom w:val="single" w:color="000000" w:sz="4" w:space="0"/>
-              <w:end w:val="single" w:color="000000" w:sz="4" w:space="0"/>
-            </w:tcBorders>
-          </w:tcPr>
-          <w:p wp14:textId="77777777">
+              <w:top w:val="single" w:sz="4" w:space="0" w:color="000000"/>
+              <w:start w:val="single" w:sz="4" w:space="0" w:color="000000"/>
+              <w:bottom w:val="single" w:sz="4" w:space="0" w:color="000000"/>
+              <w:end w:val="single" w:sz="4" w:space="0" w:color="000000"/>
+            </w:tcBorders>
+          </w:tcPr>
+          <w:p>
             <w:pPr>
               <w:pStyle w:val="Normal"/>
               <w:rPr/>
@@ -4017,13 +4048,13 @@
           <w:tcPr>
             <w:tcW w:w="2400" w:type="dxa"/>
             <w:tcBorders>
-              <w:top w:val="single" w:color="000000" w:sz="4" w:space="0"/>
-              <w:start w:val="single" w:color="000000" w:sz="4" w:space="0"/>
-              <w:bottom w:val="single" w:color="000000" w:sz="4" w:space="0"/>
-              <w:end w:val="single" w:color="000000" w:sz="4" w:space="0"/>
-            </w:tcBorders>
-          </w:tcPr>
-          <w:p wp14:textId="77777777">
+              <w:top w:val="single" w:sz="4" w:space="0" w:color="000000"/>
+              <w:start w:val="single" w:sz="4" w:space="0" w:color="000000"/>
+              <w:bottom w:val="single" w:sz="4" w:space="0" w:color="000000"/>
+              <w:end w:val="single" w:sz="4" w:space="0" w:color="000000"/>
+            </w:tcBorders>
+          </w:tcPr>
+          <w:p>
             <w:pPr>
               <w:pStyle w:val="Normal"/>
               <w:rPr/>
@@ -4044,13 +4075,13 @@
           <w:tcPr>
             <w:tcW w:w="5500" w:type="dxa"/>
             <w:tcBorders>
-              <w:top w:val="single" w:color="000000" w:sz="4" w:space="0"/>
-              <w:start w:val="single" w:color="000000" w:sz="4" w:space="0"/>
-              <w:bottom w:val="single" w:color="000000" w:sz="4" w:space="0"/>
-              <w:end w:val="single" w:color="000000" w:sz="4" w:space="0"/>
-            </w:tcBorders>
-          </w:tcPr>
-          <w:p wp14:textId="77777777">
+              <w:top w:val="single" w:sz="4" w:space="0" w:color="000000"/>
+              <w:start w:val="single" w:sz="4" w:space="0" w:color="000000"/>
+              <w:bottom w:val="single" w:sz="4" w:space="0" w:color="000000"/>
+              <w:end w:val="single" w:sz="4" w:space="0" w:color="000000"/>
+            </w:tcBorders>
+          </w:tcPr>
+          <w:p>
             <w:pPr>
               <w:pStyle w:val="Normal"/>
               <w:rPr/>
@@ -4068,19 +4099,19 @@
           </w:p>
         </w:tc>
       </w:tr>
-      <w:tr xmlns:wp14="http://schemas.microsoft.com/office/word/2010/wordml" wp14:textId="77777777">
+      <w:tr>
         <w:trPr/>
         <w:tc>
           <w:tcPr>
             <w:tcW w:w="1450" w:type="dxa"/>
             <w:tcBorders>
-              <w:top w:val="single" w:color="000000" w:sz="4" w:space="0"/>
-              <w:start w:val="single" w:color="000000" w:sz="4" w:space="0"/>
-              <w:bottom w:val="single" w:color="000000" w:sz="4" w:space="0"/>
-              <w:end w:val="single" w:color="000000" w:sz="4" w:space="0"/>
-            </w:tcBorders>
-          </w:tcPr>
-          <w:p wp14:textId="77777777">
+              <w:top w:val="single" w:sz="4" w:space="0" w:color="000000"/>
+              <w:start w:val="single" w:sz="4" w:space="0" w:color="000000"/>
+              <w:bottom w:val="single" w:sz="4" w:space="0" w:color="000000"/>
+              <w:end w:val="single" w:sz="4" w:space="0" w:color="000000"/>
+            </w:tcBorders>
+          </w:tcPr>
+          <w:p>
             <w:pPr>
               <w:pStyle w:val="Normal"/>
               <w:rPr/>
@@ -4101,13 +4132,13 @@
           <w:tcPr>
             <w:tcW w:w="2400" w:type="dxa"/>
             <w:tcBorders>
-              <w:top w:val="single" w:color="000000" w:sz="4" w:space="0"/>
-              <w:start w:val="single" w:color="000000" w:sz="4" w:space="0"/>
-              <w:bottom w:val="single" w:color="000000" w:sz="4" w:space="0"/>
-              <w:end w:val="single" w:color="000000" w:sz="4" w:space="0"/>
-            </w:tcBorders>
-          </w:tcPr>
-          <w:p wp14:textId="77777777">
+              <w:top w:val="single" w:sz="4" w:space="0" w:color="000000"/>
+              <w:start w:val="single" w:sz="4" w:space="0" w:color="000000"/>
+              <w:bottom w:val="single" w:sz="4" w:space="0" w:color="000000"/>
+              <w:end w:val="single" w:sz="4" w:space="0" w:color="000000"/>
+            </w:tcBorders>
+          </w:tcPr>
+          <w:p>
             <w:pPr>
               <w:pStyle w:val="Normal"/>
               <w:rPr/>
@@ -4128,13 +4159,13 @@
           <w:tcPr>
             <w:tcW w:w="5500" w:type="dxa"/>
             <w:tcBorders>
-              <w:top w:val="single" w:color="000000" w:sz="4" w:space="0"/>
-              <w:start w:val="single" w:color="000000" w:sz="4" w:space="0"/>
-              <w:bottom w:val="single" w:color="000000" w:sz="4" w:space="0"/>
-              <w:end w:val="single" w:color="000000" w:sz="4" w:space="0"/>
-            </w:tcBorders>
-          </w:tcPr>
-          <w:p wp14:textId="77777777">
+              <w:top w:val="single" w:sz="4" w:space="0" w:color="000000"/>
+              <w:start w:val="single" w:sz="4" w:space="0" w:color="000000"/>
+              <w:bottom w:val="single" w:sz="4" w:space="0" w:color="000000"/>
+              <w:end w:val="single" w:sz="4" w:space="0" w:color="000000"/>
+            </w:tcBorders>
+          </w:tcPr>
+          <w:p>
             <w:pPr>
               <w:pStyle w:val="Normal"/>
               <w:rPr/>
@@ -4152,19 +4183,19 @@
           </w:p>
         </w:tc>
       </w:tr>
-      <w:tr xmlns:wp14="http://schemas.microsoft.com/office/word/2010/wordml" wp14:textId="77777777">
+      <w:tr>
         <w:trPr/>
         <w:tc>
           <w:tcPr>
             <w:tcW w:w="1450" w:type="dxa"/>
             <w:tcBorders>
-              <w:top w:val="single" w:color="000000" w:sz="4" w:space="0"/>
-              <w:start w:val="single" w:color="000000" w:sz="4" w:space="0"/>
-              <w:bottom w:val="single" w:color="000000" w:sz="4" w:space="0"/>
-              <w:end w:val="single" w:color="000000" w:sz="4" w:space="0"/>
-            </w:tcBorders>
-          </w:tcPr>
-          <w:p wp14:textId="77777777">
+              <w:top w:val="single" w:sz="4" w:space="0" w:color="000000"/>
+              <w:start w:val="single" w:sz="4" w:space="0" w:color="000000"/>
+              <w:bottom w:val="single" w:sz="4" w:space="0" w:color="000000"/>
+              <w:end w:val="single" w:sz="4" w:space="0" w:color="000000"/>
+            </w:tcBorders>
+          </w:tcPr>
+          <w:p>
             <w:pPr>
               <w:pStyle w:val="Normal"/>
               <w:rPr/>
@@ -4185,13 +4216,13 @@
           <w:tcPr>
             <w:tcW w:w="2400" w:type="dxa"/>
             <w:tcBorders>
-              <w:top w:val="single" w:color="000000" w:sz="4" w:space="0"/>
-              <w:start w:val="single" w:color="000000" w:sz="4" w:space="0"/>
-              <w:bottom w:val="single" w:color="000000" w:sz="4" w:space="0"/>
-              <w:end w:val="single" w:color="000000" w:sz="4" w:space="0"/>
-            </w:tcBorders>
-          </w:tcPr>
-          <w:p wp14:textId="77777777">
+              <w:top w:val="single" w:sz="4" w:space="0" w:color="000000"/>
+              <w:start w:val="single" w:sz="4" w:space="0" w:color="000000"/>
+              <w:bottom w:val="single" w:sz="4" w:space="0" w:color="000000"/>
+              <w:end w:val="single" w:sz="4" w:space="0" w:color="000000"/>
+            </w:tcBorders>
+          </w:tcPr>
+          <w:p>
             <w:pPr>
               <w:pStyle w:val="Normal"/>
               <w:rPr/>
@@ -4212,13 +4243,13 @@
           <w:tcPr>
             <w:tcW w:w="5500" w:type="dxa"/>
             <w:tcBorders>
-              <w:top w:val="single" w:color="000000" w:sz="4" w:space="0"/>
-              <w:start w:val="single" w:color="000000" w:sz="4" w:space="0"/>
-              <w:bottom w:val="single" w:color="000000" w:sz="4" w:space="0"/>
-              <w:end w:val="single" w:color="000000" w:sz="4" w:space="0"/>
-            </w:tcBorders>
-          </w:tcPr>
-          <w:p wp14:textId="77777777">
+              <w:top w:val="single" w:sz="4" w:space="0" w:color="000000"/>
+              <w:start w:val="single" w:sz="4" w:space="0" w:color="000000"/>
+              <w:bottom w:val="single" w:sz="4" w:space="0" w:color="000000"/>
+              <w:end w:val="single" w:sz="4" w:space="0" w:color="000000"/>
+            </w:tcBorders>
+          </w:tcPr>
+          <w:p>
             <w:pPr>
               <w:pStyle w:val="Normal"/>
               <w:rPr/>
@@ -4236,19 +4267,19 @@
           </w:p>
         </w:tc>
       </w:tr>
-      <w:tr xmlns:wp14="http://schemas.microsoft.com/office/word/2010/wordml" wp14:textId="77777777">
+      <w:tr>
         <w:trPr/>
         <w:tc>
           <w:tcPr>
             <w:tcW w:w="1450" w:type="dxa"/>
             <w:tcBorders>
-              <w:top w:val="single" w:color="000000" w:sz="4" w:space="0"/>
-              <w:start w:val="single" w:color="000000" w:sz="4" w:space="0"/>
-              <w:bottom w:val="single" w:color="000000" w:sz="4" w:space="0"/>
-              <w:end w:val="single" w:color="000000" w:sz="4" w:space="0"/>
-            </w:tcBorders>
-          </w:tcPr>
-          <w:p wp14:textId="77777777">
+              <w:top w:val="single" w:sz="4" w:space="0" w:color="000000"/>
+              <w:start w:val="single" w:sz="4" w:space="0" w:color="000000"/>
+              <w:bottom w:val="single" w:sz="4" w:space="0" w:color="000000"/>
+              <w:end w:val="single" w:sz="4" w:space="0" w:color="000000"/>
+            </w:tcBorders>
+          </w:tcPr>
+          <w:p>
             <w:pPr>
               <w:pStyle w:val="Normal"/>
               <w:rPr/>
@@ -4269,13 +4300,13 @@
           <w:tcPr>
             <w:tcW w:w="2400" w:type="dxa"/>
             <w:tcBorders>
-              <w:top w:val="single" w:color="000000" w:sz="4" w:space="0"/>
-              <w:start w:val="single" w:color="000000" w:sz="4" w:space="0"/>
-              <w:bottom w:val="single" w:color="000000" w:sz="4" w:space="0"/>
-              <w:end w:val="single" w:color="000000" w:sz="4" w:space="0"/>
-            </w:tcBorders>
-          </w:tcPr>
-          <w:p wp14:textId="77777777">
+              <w:top w:val="single" w:sz="4" w:space="0" w:color="000000"/>
+              <w:start w:val="single" w:sz="4" w:space="0" w:color="000000"/>
+              <w:bottom w:val="single" w:sz="4" w:space="0" w:color="000000"/>
+              <w:end w:val="single" w:sz="4" w:space="0" w:color="000000"/>
+            </w:tcBorders>
+          </w:tcPr>
+          <w:p>
             <w:pPr>
               <w:pStyle w:val="Normal"/>
               <w:rPr/>
@@ -4296,13 +4327,13 @@
           <w:tcPr>
             <w:tcW w:w="5500" w:type="dxa"/>
             <w:tcBorders>
-              <w:top w:val="single" w:color="000000" w:sz="4" w:space="0"/>
-              <w:start w:val="single" w:color="000000" w:sz="4" w:space="0"/>
-              <w:bottom w:val="single" w:color="000000" w:sz="4" w:space="0"/>
-              <w:end w:val="single" w:color="000000" w:sz="4" w:space="0"/>
-            </w:tcBorders>
-          </w:tcPr>
-          <w:p wp14:textId="77777777">
+              <w:top w:val="single" w:sz="4" w:space="0" w:color="000000"/>
+              <w:start w:val="single" w:sz="4" w:space="0" w:color="000000"/>
+              <w:bottom w:val="single" w:sz="4" w:space="0" w:color="000000"/>
+              <w:end w:val="single" w:sz="4" w:space="0" w:color="000000"/>
+            </w:tcBorders>
+          </w:tcPr>
+          <w:p>
             <w:pPr>
               <w:pStyle w:val="Normal"/>
               <w:rPr/>
@@ -4320,19 +4351,19 @@
           </w:p>
         </w:tc>
       </w:tr>
-      <w:tr xmlns:wp14="http://schemas.microsoft.com/office/word/2010/wordml" wp14:textId="77777777">
+      <w:tr>
         <w:trPr/>
         <w:tc>
           <w:tcPr>
             <w:tcW w:w="1450" w:type="dxa"/>
             <w:tcBorders>
-              <w:top w:val="single" w:color="000000" w:sz="4" w:space="0"/>
-              <w:start w:val="single" w:color="000000" w:sz="4" w:space="0"/>
-              <w:bottom w:val="single" w:color="000000" w:sz="4" w:space="0"/>
-              <w:end w:val="single" w:color="000000" w:sz="4" w:space="0"/>
-            </w:tcBorders>
-          </w:tcPr>
-          <w:p wp14:textId="77777777">
+              <w:top w:val="single" w:sz="4" w:space="0" w:color="000000"/>
+              <w:start w:val="single" w:sz="4" w:space="0" w:color="000000"/>
+              <w:bottom w:val="single" w:sz="4" w:space="0" w:color="000000"/>
+              <w:end w:val="single" w:sz="4" w:space="0" w:color="000000"/>
+            </w:tcBorders>
+          </w:tcPr>
+          <w:p>
             <w:pPr>
               <w:pStyle w:val="Normal"/>
               <w:rPr/>
@@ -4353,13 +4384,13 @@
           <w:tcPr>
             <w:tcW w:w="2400" w:type="dxa"/>
             <w:tcBorders>
-              <w:top w:val="single" w:color="000000" w:sz="4" w:space="0"/>
-              <w:start w:val="single" w:color="000000" w:sz="4" w:space="0"/>
-              <w:bottom w:val="single" w:color="000000" w:sz="4" w:space="0"/>
-              <w:end w:val="single" w:color="000000" w:sz="4" w:space="0"/>
-            </w:tcBorders>
-          </w:tcPr>
-          <w:p wp14:textId="77777777">
+              <w:top w:val="single" w:sz="4" w:space="0" w:color="000000"/>
+              <w:start w:val="single" w:sz="4" w:space="0" w:color="000000"/>
+              <w:bottom w:val="single" w:sz="4" w:space="0" w:color="000000"/>
+              <w:end w:val="single" w:sz="4" w:space="0" w:color="000000"/>
+            </w:tcBorders>
+          </w:tcPr>
+          <w:p>
             <w:pPr>
               <w:pStyle w:val="Normal"/>
               <w:rPr/>
@@ -4380,13 +4411,13 @@
           <w:tcPr>
             <w:tcW w:w="5500" w:type="dxa"/>
             <w:tcBorders>
-              <w:top w:val="single" w:color="000000" w:sz="4" w:space="0"/>
-              <w:start w:val="single" w:color="000000" w:sz="4" w:space="0"/>
-              <w:bottom w:val="single" w:color="000000" w:sz="4" w:space="0"/>
-              <w:end w:val="single" w:color="000000" w:sz="4" w:space="0"/>
-            </w:tcBorders>
-          </w:tcPr>
-          <w:p wp14:textId="77777777">
+              <w:top w:val="single" w:sz="4" w:space="0" w:color="000000"/>
+              <w:start w:val="single" w:sz="4" w:space="0" w:color="000000"/>
+              <w:bottom w:val="single" w:sz="4" w:space="0" w:color="000000"/>
+              <w:end w:val="single" w:sz="4" w:space="0" w:color="000000"/>
+            </w:tcBorders>
+          </w:tcPr>
+          <w:p>
             <w:pPr>
               <w:pStyle w:val="Normal"/>
               <w:rPr/>
@@ -4404,19 +4435,19 @@
           </w:p>
         </w:tc>
       </w:tr>
-      <w:tr xmlns:wp14="http://schemas.microsoft.com/office/word/2010/wordml" wp14:textId="77777777">
+      <w:tr>
         <w:trPr/>
         <w:tc>
           <w:tcPr>
             <w:tcW w:w="1450" w:type="dxa"/>
             <w:tcBorders>
-              <w:top w:val="single" w:color="000000" w:sz="4" w:space="0"/>
-              <w:start w:val="single" w:color="000000" w:sz="4" w:space="0"/>
-              <w:bottom w:val="single" w:color="000000" w:sz="4" w:space="0"/>
-              <w:end w:val="single" w:color="000000" w:sz="4" w:space="0"/>
-            </w:tcBorders>
-          </w:tcPr>
-          <w:p wp14:textId="77777777">
+              <w:top w:val="single" w:sz="4" w:space="0" w:color="000000"/>
+              <w:start w:val="single" w:sz="4" w:space="0" w:color="000000"/>
+              <w:bottom w:val="single" w:sz="4" w:space="0" w:color="000000"/>
+              <w:end w:val="single" w:sz="4" w:space="0" w:color="000000"/>
+            </w:tcBorders>
+          </w:tcPr>
+          <w:p>
             <w:pPr>
               <w:pStyle w:val="Normal"/>
               <w:rPr/>
@@ -4437,13 +4468,13 @@
           <w:tcPr>
             <w:tcW w:w="2400" w:type="dxa"/>
             <w:tcBorders>
-              <w:top w:val="single" w:color="000000" w:sz="4" w:space="0"/>
-              <w:start w:val="single" w:color="000000" w:sz="4" w:space="0"/>
-              <w:bottom w:val="single" w:color="000000" w:sz="4" w:space="0"/>
-              <w:end w:val="single" w:color="000000" w:sz="4" w:space="0"/>
-            </w:tcBorders>
-          </w:tcPr>
-          <w:p wp14:textId="77777777">
+              <w:top w:val="single" w:sz="4" w:space="0" w:color="000000"/>
+              <w:start w:val="single" w:sz="4" w:space="0" w:color="000000"/>
+              <w:bottom w:val="single" w:sz="4" w:space="0" w:color="000000"/>
+              <w:end w:val="single" w:sz="4" w:space="0" w:color="000000"/>
+            </w:tcBorders>
+          </w:tcPr>
+          <w:p>
             <w:pPr>
               <w:pStyle w:val="Normal"/>
               <w:rPr/>
@@ -4464,13 +4495,13 @@
           <w:tcPr>
             <w:tcW w:w="5500" w:type="dxa"/>
             <w:tcBorders>
-              <w:top w:val="single" w:color="000000" w:sz="4" w:space="0"/>
-              <w:start w:val="single" w:color="000000" w:sz="4" w:space="0"/>
-              <w:bottom w:val="single" w:color="000000" w:sz="4" w:space="0"/>
-              <w:end w:val="single" w:color="000000" w:sz="4" w:space="0"/>
-            </w:tcBorders>
-          </w:tcPr>
-          <w:p wp14:textId="77777777">
+              <w:top w:val="single" w:sz="4" w:space="0" w:color="000000"/>
+              <w:start w:val="single" w:sz="4" w:space="0" w:color="000000"/>
+              <w:bottom w:val="single" w:sz="4" w:space="0" w:color="000000"/>
+              <w:end w:val="single" w:sz="4" w:space="0" w:color="000000"/>
+            </w:tcBorders>
+          </w:tcPr>
+          <w:p>
             <w:pPr>
               <w:pStyle w:val="Normal"/>
               <w:rPr/>
@@ -4489,22 +4520,23 @@
         </w:tc>
       </w:tr>
     </w:tbl>
-    <w:p xmlns:wp14="http://schemas.microsoft.com/office/word/2010/wordml" wp14:textId="77777777">
+    <w:p>
       <w:pPr>
         <w:pStyle w:val="Heading1"/>
         <w:spacing w:before="320" w:after="160"/>
-      </w:pPr>
-      <w:bookmarkStart w:name="_Toc142763804" w:id="378324777"/>
+        <w:rPr/>
+      </w:pPr>
+      <w:bookmarkStart w:id="20" w:name="_Toc142763804"/>
       <w:r>
         <w:rPr/>
         <w:t>7. Database Schema</w:t>
       </w:r>
-      <w:bookmarkEnd w:id="378324777"/>
-    </w:p>
-    <w:p xmlns:wp14="http://schemas.microsoft.com/office/word/2010/wordml" wp14:textId="77777777">
+      <w:bookmarkEnd w:id="20"/>
+    </w:p>
+    <w:p>
       <w:pPr>
         <w:pStyle w:val="Normal"/>
-        <w:spacing w:before="0" w:after="160" w:line="300" w:lineRule="auto"/>
+        <w:spacing w:lineRule="auto" w:line="300" w:before="0" w:after="160"/>
         <w:jc w:val="start"/>
         <w:rPr/>
       </w:pPr>
@@ -4513,7 +4545,7 @@
         <w:t>The schema below normalises the domain into seven tables. Projects and Users have a many-to-many relationship mediated by ProjectMembers (which also carries the member's role); Tasks, Comments, Attachments, and Notifications each belong to exactly one parent record, keeping ownership and cascade-delete rules simple.</w:t>
       </w:r>
     </w:p>
-    <w:p xmlns:wp14="http://schemas.microsoft.com/office/word/2010/wordml" wp14:textId="77777777">
+    <w:p>
       <w:pPr>
         <w:pStyle w:val="Normal"/>
         <w:spacing w:before="120" w:after="80"/>
@@ -4523,7 +4555,7 @@
       <w:r>
         <w:rPr/>
         <w:drawing>
-          <wp:inline xmlns:wp14="http://schemas.microsoft.com/office/word/2010/wordprocessingDrawing" distT="0" distB="0" distL="0" distR="0" wp14:anchorId="529D39A2" wp14:editId="7777777">
+          <wp:inline distT="0" distB="0" distL="0" distR="0">
             <wp:extent cx="5905500" cy="3143250"/>
             <wp:effectExtent l="0" t="0" r="0" b="0"/>
             <wp:docPr id="8" name="Image8"/>
@@ -4562,7 +4594,7 @@
         </w:drawing>
       </w:r>
     </w:p>
-    <w:p xmlns:wp14="http://schemas.microsoft.com/office/word/2010/wordml" wp14:textId="77777777">
+    <w:p>
       <w:pPr>
         <w:pStyle w:val="Normal"/>
         <w:spacing w:before="0" w:after="280"/>
@@ -4580,17 +4612,18 @@
         <w:t>Figure 8. Entity-relationship diagram for the TaskFlow database.</w:t>
       </w:r>
     </w:p>
-    <w:p xmlns:wp14="http://schemas.microsoft.com/office/word/2010/wordml" wp14:textId="77777777">
+    <w:p>
       <w:pPr>
         <w:pStyle w:val="Heading2"/>
         <w:spacing w:before="320" w:after="160"/>
-      </w:pPr>
-      <w:bookmarkStart w:name="_Toc469845514" w:id="691858024"/>
+        <w:rPr/>
+      </w:pPr>
+      <w:bookmarkStart w:id="21" w:name="_Toc469845514"/>
       <w:r>
         <w:rPr/>
         <w:t>7.1 Table Reference</w:t>
       </w:r>
-      <w:bookmarkEnd w:id="691858024"/>
+      <w:bookmarkEnd w:id="21"/>
     </w:p>
     <w:tbl>
       <w:tblPr>
@@ -4610,20 +4643,20 @@
         <w:gridCol w:w="3800"/>
         <w:gridCol w:w="4000"/>
       </w:tblGrid>
-      <w:tr xmlns:wp14="http://schemas.microsoft.com/office/word/2010/wordml" wp14:textId="77777777">
+      <w:tr>
         <w:trPr/>
         <w:tc>
           <w:tcPr>
             <w:tcW w:w="1550" w:type="dxa"/>
             <w:tcBorders>
-              <w:top w:val="single" w:color="000000" w:sz="4" w:space="0"/>
-              <w:start w:val="single" w:color="000000" w:sz="4" w:space="0"/>
-              <w:bottom w:val="single" w:color="000000" w:sz="4" w:space="0"/>
-              <w:end w:val="single" w:color="000000" w:sz="4" w:space="0"/>
-            </w:tcBorders>
-            <w:shd w:val="clear" w:fill="2C5F8A"/>
-          </w:tcPr>
-          <w:p wp14:textId="77777777">
+              <w:top w:val="single" w:sz="4" w:space="0" w:color="000000"/>
+              <w:start w:val="single" w:sz="4" w:space="0" w:color="000000"/>
+              <w:bottom w:val="single" w:sz="4" w:space="0" w:color="000000"/>
+              <w:end w:val="single" w:sz="4" w:space="0" w:color="000000"/>
+            </w:tcBorders>
+            <w:shd w:fill="2C5F8A" w:val="clear"/>
+          </w:tcPr>
+          <w:p>
             <w:pPr>
               <w:pStyle w:val="Normal"/>
               <w:rPr/>
@@ -4644,14 +4677,14 @@
           <w:tcPr>
             <w:tcW w:w="3800" w:type="dxa"/>
             <w:tcBorders>
-              <w:top w:val="single" w:color="000000" w:sz="4" w:space="0"/>
-              <w:start w:val="single" w:color="000000" w:sz="4" w:space="0"/>
-              <w:bottom w:val="single" w:color="000000" w:sz="4" w:space="0"/>
-              <w:end w:val="single" w:color="000000" w:sz="4" w:space="0"/>
-            </w:tcBorders>
-            <w:shd w:val="clear" w:fill="2C5F8A"/>
-          </w:tcPr>
-          <w:p wp14:textId="77777777">
+              <w:top w:val="single" w:sz="4" w:space="0" w:color="000000"/>
+              <w:start w:val="single" w:sz="4" w:space="0" w:color="000000"/>
+              <w:bottom w:val="single" w:sz="4" w:space="0" w:color="000000"/>
+              <w:end w:val="single" w:sz="4" w:space="0" w:color="000000"/>
+            </w:tcBorders>
+            <w:shd w:fill="2C5F8A" w:val="clear"/>
+          </w:tcPr>
+          <w:p>
             <w:pPr>
               <w:pStyle w:val="Normal"/>
               <w:rPr/>
@@ -4672,14 +4705,14 @@
           <w:tcPr>
             <w:tcW w:w="4000" w:type="dxa"/>
             <w:tcBorders>
-              <w:top w:val="single" w:color="000000" w:sz="4" w:space="0"/>
-              <w:start w:val="single" w:color="000000" w:sz="4" w:space="0"/>
-              <w:bottom w:val="single" w:color="000000" w:sz="4" w:space="0"/>
-              <w:end w:val="single" w:color="000000" w:sz="4" w:space="0"/>
-            </w:tcBorders>
-            <w:shd w:val="clear" w:fill="2C5F8A"/>
-          </w:tcPr>
-          <w:p wp14:textId="77777777">
+              <w:top w:val="single" w:sz="4" w:space="0" w:color="000000"/>
+              <w:start w:val="single" w:sz="4" w:space="0" w:color="000000"/>
+              <w:bottom w:val="single" w:sz="4" w:space="0" w:color="000000"/>
+              <w:end w:val="single" w:sz="4" w:space="0" w:color="000000"/>
+            </w:tcBorders>
+            <w:shd w:fill="2C5F8A" w:val="clear"/>
+          </w:tcPr>
+          <w:p>
             <w:pPr>
               <w:pStyle w:val="Normal"/>
               <w:rPr/>
@@ -4697,19 +4730,19 @@
           </w:p>
         </w:tc>
       </w:tr>
-      <w:tr xmlns:wp14="http://schemas.microsoft.com/office/word/2010/wordml" wp14:textId="77777777">
+      <w:tr>
         <w:trPr/>
         <w:tc>
           <w:tcPr>
             <w:tcW w:w="1550" w:type="dxa"/>
             <w:tcBorders>
-              <w:top w:val="single" w:color="000000" w:sz="4" w:space="0"/>
-              <w:start w:val="single" w:color="000000" w:sz="4" w:space="0"/>
-              <w:bottom w:val="single" w:color="000000" w:sz="4" w:space="0"/>
-              <w:end w:val="single" w:color="000000" w:sz="4" w:space="0"/>
-            </w:tcBorders>
-          </w:tcPr>
-          <w:p wp14:textId="77777777">
+              <w:top w:val="single" w:sz="4" w:space="0" w:color="000000"/>
+              <w:start w:val="single" w:sz="4" w:space="0" w:color="000000"/>
+              <w:bottom w:val="single" w:sz="4" w:space="0" w:color="000000"/>
+              <w:end w:val="single" w:sz="4" w:space="0" w:color="000000"/>
+            </w:tcBorders>
+          </w:tcPr>
+          <w:p>
             <w:pPr>
               <w:pStyle w:val="Normal"/>
               <w:rPr/>
@@ -4730,13 +4763,13 @@
           <w:tcPr>
             <w:tcW w:w="3800" w:type="dxa"/>
             <w:tcBorders>
-              <w:top w:val="single" w:color="000000" w:sz="4" w:space="0"/>
-              <w:start w:val="single" w:color="000000" w:sz="4" w:space="0"/>
-              <w:bottom w:val="single" w:color="000000" w:sz="4" w:space="0"/>
-              <w:end w:val="single" w:color="000000" w:sz="4" w:space="0"/>
-            </w:tcBorders>
-          </w:tcPr>
-          <w:p wp14:textId="77777777">
+              <w:top w:val="single" w:sz="4" w:space="0" w:color="000000"/>
+              <w:start w:val="single" w:sz="4" w:space="0" w:color="000000"/>
+              <w:bottom w:val="single" w:sz="4" w:space="0" w:color="000000"/>
+              <w:end w:val="single" w:sz="4" w:space="0" w:color="000000"/>
+            </w:tcBorders>
+          </w:tcPr>
+          <w:p>
             <w:pPr>
               <w:pStyle w:val="Normal"/>
               <w:rPr/>
@@ -4757,13 +4790,13 @@
           <w:tcPr>
             <w:tcW w:w="4000" w:type="dxa"/>
             <w:tcBorders>
-              <w:top w:val="single" w:color="000000" w:sz="4" w:space="0"/>
-              <w:start w:val="single" w:color="000000" w:sz="4" w:space="0"/>
-              <w:bottom w:val="single" w:color="000000" w:sz="4" w:space="0"/>
-              <w:end w:val="single" w:color="000000" w:sz="4" w:space="0"/>
-            </w:tcBorders>
-          </w:tcPr>
-          <w:p wp14:textId="77777777">
+              <w:top w:val="single" w:sz="4" w:space="0" w:color="000000"/>
+              <w:start w:val="single" w:sz="4" w:space="0" w:color="000000"/>
+              <w:bottom w:val="single" w:sz="4" w:space="0" w:color="000000"/>
+              <w:end w:val="single" w:sz="4" w:space="0" w:color="000000"/>
+            </w:tcBorders>
+          </w:tcPr>
+          <w:p>
             <w:pPr>
               <w:pStyle w:val="Normal"/>
               <w:rPr/>
@@ -4781,19 +4814,19 @@
           </w:p>
         </w:tc>
       </w:tr>
-      <w:tr xmlns:wp14="http://schemas.microsoft.com/office/word/2010/wordml" wp14:textId="77777777">
+      <w:tr>
         <w:trPr/>
         <w:tc>
           <w:tcPr>
             <w:tcW w:w="1550" w:type="dxa"/>
             <w:tcBorders>
-              <w:top w:val="single" w:color="000000" w:sz="4" w:space="0"/>
-              <w:start w:val="single" w:color="000000" w:sz="4" w:space="0"/>
-              <w:bottom w:val="single" w:color="000000" w:sz="4" w:space="0"/>
-              <w:end w:val="single" w:color="000000" w:sz="4" w:space="0"/>
-            </w:tcBorders>
-          </w:tcPr>
-          <w:p wp14:textId="77777777">
+              <w:top w:val="single" w:sz="4" w:space="0" w:color="000000"/>
+              <w:start w:val="single" w:sz="4" w:space="0" w:color="000000"/>
+              <w:bottom w:val="single" w:sz="4" w:space="0" w:color="000000"/>
+              <w:end w:val="single" w:sz="4" w:space="0" w:color="000000"/>
+            </w:tcBorders>
+          </w:tcPr>
+          <w:p>
             <w:pPr>
               <w:pStyle w:val="Normal"/>
               <w:rPr/>
@@ -4814,13 +4847,13 @@
           <w:tcPr>
             <w:tcW w:w="3800" w:type="dxa"/>
             <w:tcBorders>
-              <w:top w:val="single" w:color="000000" w:sz="4" w:space="0"/>
-              <w:start w:val="single" w:color="000000" w:sz="4" w:space="0"/>
-              <w:bottom w:val="single" w:color="000000" w:sz="4" w:space="0"/>
-              <w:end w:val="single" w:color="000000" w:sz="4" w:space="0"/>
-            </w:tcBorders>
-          </w:tcPr>
-          <w:p wp14:textId="77777777">
+              <w:top w:val="single" w:sz="4" w:space="0" w:color="000000"/>
+              <w:start w:val="single" w:sz="4" w:space="0" w:color="000000"/>
+              <w:bottom w:val="single" w:sz="4" w:space="0" w:color="000000"/>
+              <w:end w:val="single" w:sz="4" w:space="0" w:color="000000"/>
+            </w:tcBorders>
+          </w:tcPr>
+          <w:p>
             <w:pPr>
               <w:pStyle w:val="Normal"/>
               <w:rPr/>
@@ -4841,13 +4874,13 @@
           <w:tcPr>
             <w:tcW w:w="4000" w:type="dxa"/>
             <w:tcBorders>
-              <w:top w:val="single" w:color="000000" w:sz="4" w:space="0"/>
-              <w:start w:val="single" w:color="000000" w:sz="4" w:space="0"/>
-              <w:bottom w:val="single" w:color="000000" w:sz="4" w:space="0"/>
-              <w:end w:val="single" w:color="000000" w:sz="4" w:space="0"/>
-            </w:tcBorders>
-          </w:tcPr>
-          <w:p wp14:textId="77777777">
+              <w:top w:val="single" w:sz="4" w:space="0" w:color="000000"/>
+              <w:start w:val="single" w:sz="4" w:space="0" w:color="000000"/>
+              <w:bottom w:val="single" w:sz="4" w:space="0" w:color="000000"/>
+              <w:end w:val="single" w:sz="4" w:space="0" w:color="000000"/>
+            </w:tcBorders>
+          </w:tcPr>
+          <w:p>
             <w:pPr>
               <w:pStyle w:val="Normal"/>
               <w:rPr/>
@@ -4865,19 +4898,19 @@
           </w:p>
         </w:tc>
       </w:tr>
-      <w:tr xmlns:wp14="http://schemas.microsoft.com/office/word/2010/wordml" wp14:textId="77777777">
+      <w:tr>
         <w:trPr/>
         <w:tc>
           <w:tcPr>
             <w:tcW w:w="1550" w:type="dxa"/>
             <w:tcBorders>
-              <w:top w:val="single" w:color="000000" w:sz="4" w:space="0"/>
-              <w:start w:val="single" w:color="000000" w:sz="4" w:space="0"/>
-              <w:bottom w:val="single" w:color="000000" w:sz="4" w:space="0"/>
-              <w:end w:val="single" w:color="000000" w:sz="4" w:space="0"/>
-            </w:tcBorders>
-          </w:tcPr>
-          <w:p wp14:textId="77777777">
+              <w:top w:val="single" w:sz="4" w:space="0" w:color="000000"/>
+              <w:start w:val="single" w:sz="4" w:space="0" w:color="000000"/>
+              <w:bottom w:val="single" w:sz="4" w:space="0" w:color="000000"/>
+              <w:end w:val="single" w:sz="4" w:space="0" w:color="000000"/>
+            </w:tcBorders>
+          </w:tcPr>
+          <w:p>
             <w:pPr>
               <w:pStyle w:val="Normal"/>
               <w:rPr/>
@@ -4898,13 +4931,13 @@
           <w:tcPr>
             <w:tcW w:w="3800" w:type="dxa"/>
             <w:tcBorders>
-              <w:top w:val="single" w:color="000000" w:sz="4" w:space="0"/>
-              <w:start w:val="single" w:color="000000" w:sz="4" w:space="0"/>
-              <w:bottom w:val="single" w:color="000000" w:sz="4" w:space="0"/>
-              <w:end w:val="single" w:color="000000" w:sz="4" w:space="0"/>
-            </w:tcBorders>
-          </w:tcPr>
-          <w:p wp14:textId="77777777">
+              <w:top w:val="single" w:sz="4" w:space="0" w:color="000000"/>
+              <w:start w:val="single" w:sz="4" w:space="0" w:color="000000"/>
+              <w:bottom w:val="single" w:sz="4" w:space="0" w:color="000000"/>
+              <w:end w:val="single" w:sz="4" w:space="0" w:color="000000"/>
+            </w:tcBorders>
+          </w:tcPr>
+          <w:p>
             <w:pPr>
               <w:pStyle w:val="Normal"/>
               <w:rPr/>
@@ -4925,13 +4958,13 @@
           <w:tcPr>
             <w:tcW w:w="4000" w:type="dxa"/>
             <w:tcBorders>
-              <w:top w:val="single" w:color="000000" w:sz="4" w:space="0"/>
-              <w:start w:val="single" w:color="000000" w:sz="4" w:space="0"/>
-              <w:bottom w:val="single" w:color="000000" w:sz="4" w:space="0"/>
-              <w:end w:val="single" w:color="000000" w:sz="4" w:space="0"/>
-            </w:tcBorders>
-          </w:tcPr>
-          <w:p wp14:textId="77777777">
+              <w:top w:val="single" w:sz="4" w:space="0" w:color="000000"/>
+              <w:start w:val="single" w:sz="4" w:space="0" w:color="000000"/>
+              <w:bottom w:val="single" w:sz="4" w:space="0" w:color="000000"/>
+              <w:end w:val="single" w:sz="4" w:space="0" w:color="000000"/>
+            </w:tcBorders>
+          </w:tcPr>
+          <w:p>
             <w:pPr>
               <w:pStyle w:val="Normal"/>
               <w:rPr/>
@@ -4949,19 +4982,19 @@
           </w:p>
         </w:tc>
       </w:tr>
-      <w:tr xmlns:wp14="http://schemas.microsoft.com/office/word/2010/wordml" wp14:textId="77777777">
+      <w:tr>
         <w:trPr/>
         <w:tc>
           <w:tcPr>
             <w:tcW w:w="1550" w:type="dxa"/>
             <w:tcBorders>
-              <w:top w:val="single" w:color="000000" w:sz="4" w:space="0"/>
-              <w:start w:val="single" w:color="000000" w:sz="4" w:space="0"/>
-              <w:bottom w:val="single" w:color="000000" w:sz="4" w:space="0"/>
-              <w:end w:val="single" w:color="000000" w:sz="4" w:space="0"/>
-            </w:tcBorders>
-          </w:tcPr>
-          <w:p wp14:textId="77777777">
+              <w:top w:val="single" w:sz="4" w:space="0" w:color="000000"/>
+              <w:start w:val="single" w:sz="4" w:space="0" w:color="000000"/>
+              <w:bottom w:val="single" w:sz="4" w:space="0" w:color="000000"/>
+              <w:end w:val="single" w:sz="4" w:space="0" w:color="000000"/>
+            </w:tcBorders>
+          </w:tcPr>
+          <w:p>
             <w:pPr>
               <w:pStyle w:val="Normal"/>
               <w:rPr/>
@@ -4982,13 +5015,13 @@
           <w:tcPr>
             <w:tcW w:w="3800" w:type="dxa"/>
             <w:tcBorders>
-              <w:top w:val="single" w:color="000000" w:sz="4" w:space="0"/>
-              <w:start w:val="single" w:color="000000" w:sz="4" w:space="0"/>
-              <w:bottom w:val="single" w:color="000000" w:sz="4" w:space="0"/>
-              <w:end w:val="single" w:color="000000" w:sz="4" w:space="0"/>
-            </w:tcBorders>
-          </w:tcPr>
-          <w:p wp14:textId="77777777">
+              <w:top w:val="single" w:sz="4" w:space="0" w:color="000000"/>
+              <w:start w:val="single" w:sz="4" w:space="0" w:color="000000"/>
+              <w:bottom w:val="single" w:sz="4" w:space="0" w:color="000000"/>
+              <w:end w:val="single" w:sz="4" w:space="0" w:color="000000"/>
+            </w:tcBorders>
+          </w:tcPr>
+          <w:p>
             <w:pPr>
               <w:pStyle w:val="Normal"/>
               <w:rPr/>
@@ -5009,13 +5042,13 @@
           <w:tcPr>
             <w:tcW w:w="4000" w:type="dxa"/>
             <w:tcBorders>
-              <w:top w:val="single" w:color="000000" w:sz="4" w:space="0"/>
-              <w:start w:val="single" w:color="000000" w:sz="4" w:space="0"/>
-              <w:bottom w:val="single" w:color="000000" w:sz="4" w:space="0"/>
-              <w:end w:val="single" w:color="000000" w:sz="4" w:space="0"/>
-            </w:tcBorders>
-          </w:tcPr>
-          <w:p wp14:textId="77777777">
+              <w:top w:val="single" w:sz="4" w:space="0" w:color="000000"/>
+              <w:start w:val="single" w:sz="4" w:space="0" w:color="000000"/>
+              <w:bottom w:val="single" w:sz="4" w:space="0" w:color="000000"/>
+              <w:end w:val="single" w:sz="4" w:space="0" w:color="000000"/>
+            </w:tcBorders>
+          </w:tcPr>
+          <w:p>
             <w:pPr>
               <w:pStyle w:val="Normal"/>
               <w:rPr/>
@@ -5033,19 +5066,19 @@
           </w:p>
         </w:tc>
       </w:tr>
-      <w:tr xmlns:wp14="http://schemas.microsoft.com/office/word/2010/wordml" wp14:textId="77777777">
+      <w:tr>
         <w:trPr/>
         <w:tc>
           <w:tcPr>
             <w:tcW w:w="1550" w:type="dxa"/>
             <w:tcBorders>
-              <w:top w:val="single" w:color="000000" w:sz="4" w:space="0"/>
-              <w:start w:val="single" w:color="000000" w:sz="4" w:space="0"/>
-              <w:bottom w:val="single" w:color="000000" w:sz="4" w:space="0"/>
-              <w:end w:val="single" w:color="000000" w:sz="4" w:space="0"/>
-            </w:tcBorders>
-          </w:tcPr>
-          <w:p wp14:textId="77777777">
+              <w:top w:val="single" w:sz="4" w:space="0" w:color="000000"/>
+              <w:start w:val="single" w:sz="4" w:space="0" w:color="000000"/>
+              <w:bottom w:val="single" w:sz="4" w:space="0" w:color="000000"/>
+              <w:end w:val="single" w:sz="4" w:space="0" w:color="000000"/>
+            </w:tcBorders>
+          </w:tcPr>
+          <w:p>
             <w:pPr>
               <w:pStyle w:val="Normal"/>
               <w:rPr/>
@@ -5066,13 +5099,13 @@
           <w:tcPr>
             <w:tcW w:w="3800" w:type="dxa"/>
             <w:tcBorders>
-              <w:top w:val="single" w:color="000000" w:sz="4" w:space="0"/>
-              <w:start w:val="single" w:color="000000" w:sz="4" w:space="0"/>
-              <w:bottom w:val="single" w:color="000000" w:sz="4" w:space="0"/>
-              <w:end w:val="single" w:color="000000" w:sz="4" w:space="0"/>
-            </w:tcBorders>
-          </w:tcPr>
-          <w:p wp14:textId="77777777">
+              <w:top w:val="single" w:sz="4" w:space="0" w:color="000000"/>
+              <w:start w:val="single" w:sz="4" w:space="0" w:color="000000"/>
+              <w:bottom w:val="single" w:sz="4" w:space="0" w:color="000000"/>
+              <w:end w:val="single" w:sz="4" w:space="0" w:color="000000"/>
+            </w:tcBorders>
+          </w:tcPr>
+          <w:p>
             <w:pPr>
               <w:pStyle w:val="Normal"/>
               <w:rPr/>
@@ -5093,13 +5126,13 @@
           <w:tcPr>
             <w:tcW w:w="4000" w:type="dxa"/>
             <w:tcBorders>
-              <w:top w:val="single" w:color="000000" w:sz="4" w:space="0"/>
-              <w:start w:val="single" w:color="000000" w:sz="4" w:space="0"/>
-              <w:bottom w:val="single" w:color="000000" w:sz="4" w:space="0"/>
-              <w:end w:val="single" w:color="000000" w:sz="4" w:space="0"/>
-            </w:tcBorders>
-          </w:tcPr>
-          <w:p wp14:textId="77777777">
+              <w:top w:val="single" w:sz="4" w:space="0" w:color="000000"/>
+              <w:start w:val="single" w:sz="4" w:space="0" w:color="000000"/>
+              <w:bottom w:val="single" w:sz="4" w:space="0" w:color="000000"/>
+              <w:end w:val="single" w:sz="4" w:space="0" w:color="000000"/>
+            </w:tcBorders>
+          </w:tcPr>
+          <w:p>
             <w:pPr>
               <w:pStyle w:val="Normal"/>
               <w:rPr/>
@@ -5117,19 +5150,19 @@
           </w:p>
         </w:tc>
       </w:tr>
-      <w:tr xmlns:wp14="http://schemas.microsoft.com/office/word/2010/wordml" wp14:textId="77777777">
+      <w:tr>
         <w:trPr/>
         <w:tc>
           <w:tcPr>
             <w:tcW w:w="1550" w:type="dxa"/>
             <w:tcBorders>
-              <w:top w:val="single" w:color="000000" w:sz="4" w:space="0"/>
-              <w:start w:val="single" w:color="000000" w:sz="4" w:space="0"/>
-              <w:bottom w:val="single" w:color="000000" w:sz="4" w:space="0"/>
-              <w:end w:val="single" w:color="000000" w:sz="4" w:space="0"/>
-            </w:tcBorders>
-          </w:tcPr>
-          <w:p wp14:textId="77777777">
+              <w:top w:val="single" w:sz="4" w:space="0" w:color="000000"/>
+              <w:start w:val="single" w:sz="4" w:space="0" w:color="000000"/>
+              <w:bottom w:val="single" w:sz="4" w:space="0" w:color="000000"/>
+              <w:end w:val="single" w:sz="4" w:space="0" w:color="000000"/>
+            </w:tcBorders>
+          </w:tcPr>
+          <w:p>
             <w:pPr>
               <w:pStyle w:val="Normal"/>
               <w:rPr/>
@@ -5150,13 +5183,13 @@
           <w:tcPr>
             <w:tcW w:w="3800" w:type="dxa"/>
             <w:tcBorders>
-              <w:top w:val="single" w:color="000000" w:sz="4" w:space="0"/>
-              <w:start w:val="single" w:color="000000" w:sz="4" w:space="0"/>
-              <w:bottom w:val="single" w:color="000000" w:sz="4" w:space="0"/>
-              <w:end w:val="single" w:color="000000" w:sz="4" w:space="0"/>
-            </w:tcBorders>
-          </w:tcPr>
-          <w:p wp14:textId="77777777">
+              <w:top w:val="single" w:sz="4" w:space="0" w:color="000000"/>
+              <w:start w:val="single" w:sz="4" w:space="0" w:color="000000"/>
+              <w:bottom w:val="single" w:sz="4" w:space="0" w:color="000000"/>
+              <w:end w:val="single" w:sz="4" w:space="0" w:color="000000"/>
+            </w:tcBorders>
+          </w:tcPr>
+          <w:p>
             <w:pPr>
               <w:pStyle w:val="Normal"/>
               <w:rPr/>
@@ -5177,13 +5210,13 @@
           <w:tcPr>
             <w:tcW w:w="4000" w:type="dxa"/>
             <w:tcBorders>
-              <w:top w:val="single" w:color="000000" w:sz="4" w:space="0"/>
-              <w:start w:val="single" w:color="000000" w:sz="4" w:space="0"/>
-              <w:bottom w:val="single" w:color="000000" w:sz="4" w:space="0"/>
-              <w:end w:val="single" w:color="000000" w:sz="4" w:space="0"/>
-            </w:tcBorders>
-          </w:tcPr>
-          <w:p wp14:textId="77777777">
+              <w:top w:val="single" w:sz="4" w:space="0" w:color="000000"/>
+              <w:start w:val="single" w:sz="4" w:space="0" w:color="000000"/>
+              <w:bottom w:val="single" w:sz="4" w:space="0" w:color="000000"/>
+              <w:end w:val="single" w:sz="4" w:space="0" w:color="000000"/>
+            </w:tcBorders>
+          </w:tcPr>
+          <w:p>
             <w:pPr>
               <w:pStyle w:val="Normal"/>
               <w:rPr/>
@@ -5201,19 +5234,19 @@
           </w:p>
         </w:tc>
       </w:tr>
-      <w:tr xmlns:wp14="http://schemas.microsoft.com/office/word/2010/wordml" wp14:textId="77777777">
+      <w:tr>
         <w:trPr/>
         <w:tc>
           <w:tcPr>
             <w:tcW w:w="1550" w:type="dxa"/>
             <w:tcBorders>
-              <w:top w:val="single" w:color="000000" w:sz="4" w:space="0"/>
-              <w:start w:val="single" w:color="000000" w:sz="4" w:space="0"/>
-              <w:bottom w:val="single" w:color="000000" w:sz="4" w:space="0"/>
-              <w:end w:val="single" w:color="000000" w:sz="4" w:space="0"/>
-            </w:tcBorders>
-          </w:tcPr>
-          <w:p wp14:textId="77777777">
+              <w:top w:val="single" w:sz="4" w:space="0" w:color="000000"/>
+              <w:start w:val="single" w:sz="4" w:space="0" w:color="000000"/>
+              <w:bottom w:val="single" w:sz="4" w:space="0" w:color="000000"/>
+              <w:end w:val="single" w:sz="4" w:space="0" w:color="000000"/>
+            </w:tcBorders>
+          </w:tcPr>
+          <w:p>
             <w:pPr>
               <w:pStyle w:val="Normal"/>
               <w:rPr/>
@@ -5234,13 +5267,13 @@
           <w:tcPr>
             <w:tcW w:w="3800" w:type="dxa"/>
             <w:tcBorders>
-              <w:top w:val="single" w:color="000000" w:sz="4" w:space="0"/>
-              <w:start w:val="single" w:color="000000" w:sz="4" w:space="0"/>
-              <w:bottom w:val="single" w:color="000000" w:sz="4" w:space="0"/>
-              <w:end w:val="single" w:color="000000" w:sz="4" w:space="0"/>
-            </w:tcBorders>
-          </w:tcPr>
-          <w:p wp14:textId="77777777">
+              <w:top w:val="single" w:sz="4" w:space="0" w:color="000000"/>
+              <w:start w:val="single" w:sz="4" w:space="0" w:color="000000"/>
+              <w:bottom w:val="single" w:sz="4" w:space="0" w:color="000000"/>
+              <w:end w:val="single" w:sz="4" w:space="0" w:color="000000"/>
+            </w:tcBorders>
+          </w:tcPr>
+          <w:p>
             <w:pPr>
               <w:pStyle w:val="Normal"/>
               <w:rPr/>
@@ -5261,13 +5294,13 @@
           <w:tcPr>
             <w:tcW w:w="4000" w:type="dxa"/>
             <w:tcBorders>
-              <w:top w:val="single" w:color="000000" w:sz="4" w:space="0"/>
-              <w:start w:val="single" w:color="000000" w:sz="4" w:space="0"/>
-              <w:bottom w:val="single" w:color="000000" w:sz="4" w:space="0"/>
-              <w:end w:val="single" w:color="000000" w:sz="4" w:space="0"/>
-            </w:tcBorders>
-          </w:tcPr>
-          <w:p wp14:textId="77777777">
+              <w:top w:val="single" w:sz="4" w:space="0" w:color="000000"/>
+              <w:start w:val="single" w:sz="4" w:space="0" w:color="000000"/>
+              <w:bottom w:val="single" w:sz="4" w:space="0" w:color="000000"/>
+              <w:end w:val="single" w:sz="4" w:space="0" w:color="000000"/>
+            </w:tcBorders>
+          </w:tcPr>
+          <w:p>
             <w:pPr>
               <w:pStyle w:val="Normal"/>
               <w:rPr/>
@@ -5286,22 +5319,23 @@
         </w:tc>
       </w:tr>
     </w:tbl>
-    <w:p xmlns:wp14="http://schemas.microsoft.com/office/word/2010/wordml" wp14:textId="77777777">
+    <w:p>
       <w:pPr>
         <w:pStyle w:val="Heading1"/>
         <w:spacing w:before="320" w:after="160"/>
-      </w:pPr>
-      <w:bookmarkStart w:name="_Toc609990947" w:id="789691701"/>
+        <w:rPr/>
+      </w:pPr>
+      <w:bookmarkStart w:id="22" w:name="_Toc609990947"/>
       <w:r>
         <w:rPr/>
         <w:t>8. API Endpoint Design</w:t>
       </w:r>
-      <w:bookmarkEnd w:id="789691701"/>
-    </w:p>
-    <w:p xmlns:wp14="http://schemas.microsoft.com/office/word/2010/wordml" wp14:textId="77777777">
+      <w:bookmarkEnd w:id="22"/>
+    </w:p>
+    <w:p>
       <w:pPr>
         <w:pStyle w:val="Normal"/>
-        <w:spacing w:before="0" w:after="160" w:line="300" w:lineRule="auto"/>
+        <w:spacing w:lineRule="auto" w:line="300" w:before="0" w:after="160"/>
         <w:jc w:val="start"/>
         <w:rPr/>
       </w:pPr>
@@ -5324,23 +5358,23 @@
         </w:tblCellMar>
       </w:tblPr>
       <w:tblGrid>
-        <w:gridCol w:w="3399"/>
-        <w:gridCol w:w="5951"/>
+        <w:gridCol w:w="3398"/>
+        <w:gridCol w:w="5952"/>
       </w:tblGrid>
-      <w:tr xmlns:wp14="http://schemas.microsoft.com/office/word/2010/wordml" wp14:textId="77777777">
+      <w:tr>
         <w:trPr/>
         <w:tc>
           <w:tcPr>
-            <w:tcW w:w="3399" w:type="dxa"/>
-            <w:tcBorders>
-              <w:top w:val="single" w:color="000000" w:sz="4" w:space="0"/>
-              <w:start w:val="single" w:color="000000" w:sz="4" w:space="0"/>
-              <w:bottom w:val="single" w:color="000000" w:sz="4" w:space="0"/>
-              <w:end w:val="single" w:color="000000" w:sz="4" w:space="0"/>
-            </w:tcBorders>
-            <w:shd w:val="clear" w:fill="2C5F8A"/>
-          </w:tcPr>
-          <w:p wp14:textId="77777777">
+            <w:tcW w:w="3398" w:type="dxa"/>
+            <w:tcBorders>
+              <w:top w:val="single" w:sz="4" w:space="0" w:color="000000"/>
+              <w:start w:val="single" w:sz="4" w:space="0" w:color="000000"/>
+              <w:bottom w:val="single" w:sz="4" w:space="0" w:color="000000"/>
+              <w:end w:val="single" w:sz="4" w:space="0" w:color="000000"/>
+            </w:tcBorders>
+            <w:shd w:fill="2C5F8A" w:val="clear"/>
+          </w:tcPr>
+          <w:p>
             <w:pPr>
               <w:pStyle w:val="Normal"/>
               <w:rPr/>
@@ -5359,16 +5393,16 @@
         </w:tc>
         <w:tc>
           <w:tcPr>
-            <w:tcW w:w="5951" w:type="dxa"/>
-            <w:tcBorders>
-              <w:top w:val="single" w:color="000000" w:sz="4" w:space="0"/>
-              <w:start w:val="single" w:color="000000" w:sz="4" w:space="0"/>
-              <w:bottom w:val="single" w:color="000000" w:sz="4" w:space="0"/>
-              <w:end w:val="single" w:color="000000" w:sz="4" w:space="0"/>
-            </w:tcBorders>
-            <w:shd w:val="clear" w:fill="2C5F8A"/>
-          </w:tcPr>
-          <w:p wp14:textId="77777777">
+            <w:tcW w:w="5952" w:type="dxa"/>
+            <w:tcBorders>
+              <w:top w:val="single" w:sz="4" w:space="0" w:color="000000"/>
+              <w:start w:val="single" w:sz="4" w:space="0" w:color="000000"/>
+              <w:bottom w:val="single" w:sz="4" w:space="0" w:color="000000"/>
+              <w:end w:val="single" w:sz="4" w:space="0" w:color="000000"/>
+            </w:tcBorders>
+            <w:shd w:fill="2C5F8A" w:val="clear"/>
+          </w:tcPr>
+          <w:p>
             <w:pPr>
               <w:pStyle w:val="Normal"/>
               <w:rPr/>
@@ -5386,19 +5420,19 @@
           </w:p>
         </w:tc>
       </w:tr>
-      <w:tr xmlns:wp14="http://schemas.microsoft.com/office/word/2010/wordml" wp14:textId="77777777">
+      <w:tr>
         <w:trPr/>
         <w:tc>
           <w:tcPr>
-            <w:tcW w:w="3399" w:type="dxa"/>
-            <w:tcBorders>
-              <w:top w:val="single" w:color="000000" w:sz="4" w:space="0"/>
-              <w:start w:val="single" w:color="000000" w:sz="4" w:space="0"/>
-              <w:bottom w:val="single" w:color="000000" w:sz="4" w:space="0"/>
-              <w:end w:val="single" w:color="000000" w:sz="4" w:space="0"/>
-            </w:tcBorders>
-          </w:tcPr>
-          <w:p wp14:textId="77777777">
+            <w:tcW w:w="3398" w:type="dxa"/>
+            <w:tcBorders>
+              <w:top w:val="single" w:sz="4" w:space="0" w:color="000000"/>
+              <w:start w:val="single" w:sz="4" w:space="0" w:color="000000"/>
+              <w:bottom w:val="single" w:sz="4" w:space="0" w:color="000000"/>
+              <w:end w:val="single" w:sz="4" w:space="0" w:color="000000"/>
+            </w:tcBorders>
+          </w:tcPr>
+          <w:p>
             <w:pPr>
               <w:pStyle w:val="Normal"/>
               <w:rPr/>
@@ -5417,15 +5451,15 @@
         </w:tc>
         <w:tc>
           <w:tcPr>
-            <w:tcW w:w="5951" w:type="dxa"/>
-            <w:tcBorders>
-              <w:top w:val="single" w:color="000000" w:sz="4" w:space="0"/>
-              <w:start w:val="single" w:color="000000" w:sz="4" w:space="0"/>
-              <w:bottom w:val="single" w:color="000000" w:sz="4" w:space="0"/>
-              <w:end w:val="single" w:color="000000" w:sz="4" w:space="0"/>
-            </w:tcBorders>
-          </w:tcPr>
-          <w:p wp14:textId="77777777">
+            <w:tcW w:w="5952" w:type="dxa"/>
+            <w:tcBorders>
+              <w:top w:val="single" w:sz="4" w:space="0" w:color="000000"/>
+              <w:start w:val="single" w:sz="4" w:space="0" w:color="000000"/>
+              <w:bottom w:val="single" w:sz="4" w:space="0" w:color="000000"/>
+              <w:end w:val="single" w:sz="4" w:space="0" w:color="000000"/>
+            </w:tcBorders>
+          </w:tcPr>
+          <w:p>
             <w:pPr>
               <w:pStyle w:val="Normal"/>
               <w:rPr/>
@@ -5443,19 +5477,19 @@
           </w:p>
         </w:tc>
       </w:tr>
-      <w:tr xmlns:wp14="http://schemas.microsoft.com/office/word/2010/wordml" wp14:textId="77777777">
+      <w:tr>
         <w:trPr/>
         <w:tc>
           <w:tcPr>
-            <w:tcW w:w="3399" w:type="dxa"/>
-            <w:tcBorders>
-              <w:top w:val="single" w:color="000000" w:sz="4" w:space="0"/>
-              <w:start w:val="single" w:color="000000" w:sz="4" w:space="0"/>
-              <w:bottom w:val="single" w:color="000000" w:sz="4" w:space="0"/>
-              <w:end w:val="single" w:color="000000" w:sz="4" w:space="0"/>
-            </w:tcBorders>
-          </w:tcPr>
-          <w:p wp14:textId="77777777">
+            <w:tcW w:w="3398" w:type="dxa"/>
+            <w:tcBorders>
+              <w:top w:val="single" w:sz="4" w:space="0" w:color="000000"/>
+              <w:start w:val="single" w:sz="4" w:space="0" w:color="000000"/>
+              <w:bottom w:val="single" w:sz="4" w:space="0" w:color="000000"/>
+              <w:end w:val="single" w:sz="4" w:space="0" w:color="000000"/>
+            </w:tcBorders>
+          </w:tcPr>
+          <w:p>
             <w:pPr>
               <w:pStyle w:val="Normal"/>
               <w:rPr/>
@@ -5474,15 +5508,15 @@
         </w:tc>
         <w:tc>
           <w:tcPr>
-            <w:tcW w:w="5951" w:type="dxa"/>
-            <w:tcBorders>
-              <w:top w:val="single" w:color="000000" w:sz="4" w:space="0"/>
-              <w:start w:val="single" w:color="000000" w:sz="4" w:space="0"/>
-              <w:bottom w:val="single" w:color="000000" w:sz="4" w:space="0"/>
-              <w:end w:val="single" w:color="000000" w:sz="4" w:space="0"/>
-            </w:tcBorders>
-          </w:tcPr>
-          <w:p wp14:textId="77777777">
+            <w:tcW w:w="5952" w:type="dxa"/>
+            <w:tcBorders>
+              <w:top w:val="single" w:sz="4" w:space="0" w:color="000000"/>
+              <w:start w:val="single" w:sz="4" w:space="0" w:color="000000"/>
+              <w:bottom w:val="single" w:sz="4" w:space="0" w:color="000000"/>
+              <w:end w:val="single" w:sz="4" w:space="0" w:color="000000"/>
+            </w:tcBorders>
+          </w:tcPr>
+          <w:p>
             <w:pPr>
               <w:pStyle w:val="Normal"/>
               <w:rPr/>
@@ -5500,19 +5534,19 @@
           </w:p>
         </w:tc>
       </w:tr>
-      <w:tr xmlns:wp14="http://schemas.microsoft.com/office/word/2010/wordml" wp14:textId="77777777">
+      <w:tr>
         <w:trPr/>
         <w:tc>
           <w:tcPr>
-            <w:tcW w:w="3399" w:type="dxa"/>
-            <w:tcBorders>
-              <w:top w:val="single" w:color="000000" w:sz="4" w:space="0"/>
-              <w:start w:val="single" w:color="000000" w:sz="4" w:space="0"/>
-              <w:bottom w:val="single" w:color="000000" w:sz="4" w:space="0"/>
-              <w:end w:val="single" w:color="000000" w:sz="4" w:space="0"/>
-            </w:tcBorders>
-          </w:tcPr>
-          <w:p wp14:textId="77777777">
+            <w:tcW w:w="3398" w:type="dxa"/>
+            <w:tcBorders>
+              <w:top w:val="single" w:sz="4" w:space="0" w:color="000000"/>
+              <w:start w:val="single" w:sz="4" w:space="0" w:color="000000"/>
+              <w:bottom w:val="single" w:sz="4" w:space="0" w:color="000000"/>
+              <w:end w:val="single" w:sz="4" w:space="0" w:color="000000"/>
+            </w:tcBorders>
+          </w:tcPr>
+          <w:p>
             <w:pPr>
               <w:pStyle w:val="Normal"/>
               <w:rPr/>
@@ -5531,15 +5565,15 @@
         </w:tc>
         <w:tc>
           <w:tcPr>
-            <w:tcW w:w="5951" w:type="dxa"/>
-            <w:tcBorders>
-              <w:top w:val="single" w:color="000000" w:sz="4" w:space="0"/>
-              <w:start w:val="single" w:color="000000" w:sz="4" w:space="0"/>
-              <w:bottom w:val="single" w:color="000000" w:sz="4" w:space="0"/>
-              <w:end w:val="single" w:color="000000" w:sz="4" w:space="0"/>
-            </w:tcBorders>
-          </w:tcPr>
-          <w:p wp14:textId="77777777">
+            <w:tcW w:w="5952" w:type="dxa"/>
+            <w:tcBorders>
+              <w:top w:val="single" w:sz="4" w:space="0" w:color="000000"/>
+              <w:start w:val="single" w:sz="4" w:space="0" w:color="000000"/>
+              <w:bottom w:val="single" w:sz="4" w:space="0" w:color="000000"/>
+              <w:end w:val="single" w:sz="4" w:space="0" w:color="000000"/>
+            </w:tcBorders>
+          </w:tcPr>
+          <w:p>
             <w:pPr>
               <w:pStyle w:val="Normal"/>
               <w:rPr/>
@@ -5557,19 +5591,19 @@
           </w:p>
         </w:tc>
       </w:tr>
-      <w:tr xmlns:wp14="http://schemas.microsoft.com/office/word/2010/wordml" wp14:textId="77777777">
+      <w:tr>
         <w:trPr/>
         <w:tc>
           <w:tcPr>
-            <w:tcW w:w="3399" w:type="dxa"/>
-            <w:tcBorders>
-              <w:top w:val="single" w:color="000000" w:sz="4" w:space="0"/>
-              <w:start w:val="single" w:color="000000" w:sz="4" w:space="0"/>
-              <w:bottom w:val="single" w:color="000000" w:sz="4" w:space="0"/>
-              <w:end w:val="single" w:color="000000" w:sz="4" w:space="0"/>
-            </w:tcBorders>
-          </w:tcPr>
-          <w:p wp14:textId="77777777">
+            <w:tcW w:w="3398" w:type="dxa"/>
+            <w:tcBorders>
+              <w:top w:val="single" w:sz="4" w:space="0" w:color="000000"/>
+              <w:start w:val="single" w:sz="4" w:space="0" w:color="000000"/>
+              <w:bottom w:val="single" w:sz="4" w:space="0" w:color="000000"/>
+              <w:end w:val="single" w:sz="4" w:space="0" w:color="000000"/>
+            </w:tcBorders>
+          </w:tcPr>
+          <w:p>
             <w:pPr>
               <w:pStyle w:val="Normal"/>
               <w:rPr/>
@@ -5588,15 +5622,15 @@
         </w:tc>
         <w:tc>
           <w:tcPr>
-            <w:tcW w:w="5951" w:type="dxa"/>
-            <w:tcBorders>
-              <w:top w:val="single" w:color="000000" w:sz="4" w:space="0"/>
-              <w:start w:val="single" w:color="000000" w:sz="4" w:space="0"/>
-              <w:bottom w:val="single" w:color="000000" w:sz="4" w:space="0"/>
-              <w:end w:val="single" w:color="000000" w:sz="4" w:space="0"/>
-            </w:tcBorders>
-          </w:tcPr>
-          <w:p wp14:textId="77777777">
+            <w:tcW w:w="5952" w:type="dxa"/>
+            <w:tcBorders>
+              <w:top w:val="single" w:sz="4" w:space="0" w:color="000000"/>
+              <w:start w:val="single" w:sz="4" w:space="0" w:color="000000"/>
+              <w:bottom w:val="single" w:sz="4" w:space="0" w:color="000000"/>
+              <w:end w:val="single" w:sz="4" w:space="0" w:color="000000"/>
+            </w:tcBorders>
+          </w:tcPr>
+          <w:p>
             <w:pPr>
               <w:pStyle w:val="Normal"/>
               <w:rPr/>
@@ -5614,19 +5648,19 @@
           </w:p>
         </w:tc>
       </w:tr>
-      <w:tr xmlns:wp14="http://schemas.microsoft.com/office/word/2010/wordml" wp14:textId="77777777">
+      <w:tr>
         <w:trPr/>
         <w:tc>
           <w:tcPr>
-            <w:tcW w:w="3399" w:type="dxa"/>
-            <w:tcBorders>
-              <w:top w:val="single" w:color="000000" w:sz="4" w:space="0"/>
-              <w:start w:val="single" w:color="000000" w:sz="4" w:space="0"/>
-              <w:bottom w:val="single" w:color="000000" w:sz="4" w:space="0"/>
-              <w:end w:val="single" w:color="000000" w:sz="4" w:space="0"/>
-            </w:tcBorders>
-          </w:tcPr>
-          <w:p wp14:textId="77777777">
+            <w:tcW w:w="3398" w:type="dxa"/>
+            <w:tcBorders>
+              <w:top w:val="single" w:sz="4" w:space="0" w:color="000000"/>
+              <w:start w:val="single" w:sz="4" w:space="0" w:color="000000"/>
+              <w:bottom w:val="single" w:sz="4" w:space="0" w:color="000000"/>
+              <w:end w:val="single" w:sz="4" w:space="0" w:color="000000"/>
+            </w:tcBorders>
+          </w:tcPr>
+          <w:p>
             <w:pPr>
               <w:pStyle w:val="Normal"/>
               <w:rPr/>
@@ -5645,15 +5679,15 @@
         </w:tc>
         <w:tc>
           <w:tcPr>
-            <w:tcW w:w="5951" w:type="dxa"/>
-            <w:tcBorders>
-              <w:top w:val="single" w:color="000000" w:sz="4" w:space="0"/>
-              <w:start w:val="single" w:color="000000" w:sz="4" w:space="0"/>
-              <w:bottom w:val="single" w:color="000000" w:sz="4" w:space="0"/>
-              <w:end w:val="single" w:color="000000" w:sz="4" w:space="0"/>
-            </w:tcBorders>
-          </w:tcPr>
-          <w:p wp14:textId="77777777">
+            <w:tcW w:w="5952" w:type="dxa"/>
+            <w:tcBorders>
+              <w:top w:val="single" w:sz="4" w:space="0" w:color="000000"/>
+              <w:start w:val="single" w:sz="4" w:space="0" w:color="000000"/>
+              <w:bottom w:val="single" w:sz="4" w:space="0" w:color="000000"/>
+              <w:end w:val="single" w:sz="4" w:space="0" w:color="000000"/>
+            </w:tcBorders>
+          </w:tcPr>
+          <w:p>
             <w:pPr>
               <w:pStyle w:val="Normal"/>
               <w:rPr/>
@@ -5671,19 +5705,19 @@
           </w:p>
         </w:tc>
       </w:tr>
-      <w:tr xmlns:wp14="http://schemas.microsoft.com/office/word/2010/wordml" wp14:textId="77777777">
+      <w:tr>
         <w:trPr/>
         <w:tc>
           <w:tcPr>
-            <w:tcW w:w="3399" w:type="dxa"/>
-            <w:tcBorders>
-              <w:top w:val="single" w:color="000000" w:sz="4" w:space="0"/>
-              <w:start w:val="single" w:color="000000" w:sz="4" w:space="0"/>
-              <w:bottom w:val="single" w:color="000000" w:sz="4" w:space="0"/>
-              <w:end w:val="single" w:color="000000" w:sz="4" w:space="0"/>
-            </w:tcBorders>
-          </w:tcPr>
-          <w:p wp14:textId="77777777">
+            <w:tcW w:w="3398" w:type="dxa"/>
+            <w:tcBorders>
+              <w:top w:val="single" w:sz="4" w:space="0" w:color="000000"/>
+              <w:start w:val="single" w:sz="4" w:space="0" w:color="000000"/>
+              <w:bottom w:val="single" w:sz="4" w:space="0" w:color="000000"/>
+              <w:end w:val="single" w:sz="4" w:space="0" w:color="000000"/>
+            </w:tcBorders>
+          </w:tcPr>
+          <w:p>
             <w:pPr>
               <w:pStyle w:val="Normal"/>
               <w:rPr/>
@@ -5702,15 +5736,15 @@
         </w:tc>
         <w:tc>
           <w:tcPr>
-            <w:tcW w:w="5951" w:type="dxa"/>
-            <w:tcBorders>
-              <w:top w:val="single" w:color="000000" w:sz="4" w:space="0"/>
-              <w:start w:val="single" w:color="000000" w:sz="4" w:space="0"/>
-              <w:bottom w:val="single" w:color="000000" w:sz="4" w:space="0"/>
-              <w:end w:val="single" w:color="000000" w:sz="4" w:space="0"/>
-            </w:tcBorders>
-          </w:tcPr>
-          <w:p wp14:textId="77777777">
+            <w:tcW w:w="5952" w:type="dxa"/>
+            <w:tcBorders>
+              <w:top w:val="single" w:sz="4" w:space="0" w:color="000000"/>
+              <w:start w:val="single" w:sz="4" w:space="0" w:color="000000"/>
+              <w:bottom w:val="single" w:sz="4" w:space="0" w:color="000000"/>
+              <w:end w:val="single" w:sz="4" w:space="0" w:color="000000"/>
+            </w:tcBorders>
+          </w:tcPr>
+          <w:p>
             <w:pPr>
               <w:pStyle w:val="Normal"/>
               <w:rPr/>
@@ -5728,19 +5762,19 @@
           </w:p>
         </w:tc>
       </w:tr>
-      <w:tr xmlns:wp14="http://schemas.microsoft.com/office/word/2010/wordml" wp14:textId="77777777">
+      <w:tr>
         <w:trPr/>
         <w:tc>
           <w:tcPr>
-            <w:tcW w:w="3399" w:type="dxa"/>
-            <w:tcBorders>
-              <w:top w:val="single" w:color="000000" w:sz="4" w:space="0"/>
-              <w:start w:val="single" w:color="000000" w:sz="4" w:space="0"/>
-              <w:bottom w:val="single" w:color="000000" w:sz="4" w:space="0"/>
-              <w:end w:val="single" w:color="000000" w:sz="4" w:space="0"/>
-            </w:tcBorders>
-          </w:tcPr>
-          <w:p wp14:textId="77777777">
+            <w:tcW w:w="3398" w:type="dxa"/>
+            <w:tcBorders>
+              <w:top w:val="single" w:sz="4" w:space="0" w:color="000000"/>
+              <w:start w:val="single" w:sz="4" w:space="0" w:color="000000"/>
+              <w:bottom w:val="single" w:sz="4" w:space="0" w:color="000000"/>
+              <w:end w:val="single" w:sz="4" w:space="0" w:color="000000"/>
+            </w:tcBorders>
+          </w:tcPr>
+          <w:p>
             <w:pPr>
               <w:pStyle w:val="Normal"/>
               <w:rPr/>
@@ -5759,15 +5793,15 @@
         </w:tc>
         <w:tc>
           <w:tcPr>
-            <w:tcW w:w="5951" w:type="dxa"/>
-            <w:tcBorders>
-              <w:top w:val="single" w:color="000000" w:sz="4" w:space="0"/>
-              <w:start w:val="single" w:color="000000" w:sz="4" w:space="0"/>
-              <w:bottom w:val="single" w:color="000000" w:sz="4" w:space="0"/>
-              <w:end w:val="single" w:color="000000" w:sz="4" w:space="0"/>
-            </w:tcBorders>
-          </w:tcPr>
-          <w:p wp14:textId="77777777">
+            <w:tcW w:w="5952" w:type="dxa"/>
+            <w:tcBorders>
+              <w:top w:val="single" w:sz="4" w:space="0" w:color="000000"/>
+              <w:start w:val="single" w:sz="4" w:space="0" w:color="000000"/>
+              <w:bottom w:val="single" w:sz="4" w:space="0" w:color="000000"/>
+              <w:end w:val="single" w:sz="4" w:space="0" w:color="000000"/>
+            </w:tcBorders>
+          </w:tcPr>
+          <w:p>
             <w:pPr>
               <w:pStyle w:val="Normal"/>
               <w:rPr/>
@@ -5785,19 +5819,19 @@
           </w:p>
         </w:tc>
       </w:tr>
-      <w:tr xmlns:wp14="http://schemas.microsoft.com/office/word/2010/wordml" wp14:textId="77777777">
+      <w:tr>
         <w:trPr/>
         <w:tc>
           <w:tcPr>
-            <w:tcW w:w="3399" w:type="dxa"/>
-            <w:tcBorders>
-              <w:top w:val="single" w:color="000000" w:sz="4" w:space="0"/>
-              <w:start w:val="single" w:color="000000" w:sz="4" w:space="0"/>
-              <w:bottom w:val="single" w:color="000000" w:sz="4" w:space="0"/>
-              <w:end w:val="single" w:color="000000" w:sz="4" w:space="0"/>
-            </w:tcBorders>
-          </w:tcPr>
-          <w:p wp14:textId="77777777">
+            <w:tcW w:w="3398" w:type="dxa"/>
+            <w:tcBorders>
+              <w:top w:val="single" w:sz="4" w:space="0" w:color="000000"/>
+              <w:start w:val="single" w:sz="4" w:space="0" w:color="000000"/>
+              <w:bottom w:val="single" w:sz="4" w:space="0" w:color="000000"/>
+              <w:end w:val="single" w:sz="4" w:space="0" w:color="000000"/>
+            </w:tcBorders>
+          </w:tcPr>
+          <w:p>
             <w:pPr>
               <w:pStyle w:val="Normal"/>
               <w:rPr/>
@@ -5816,15 +5850,15 @@
         </w:tc>
         <w:tc>
           <w:tcPr>
-            <w:tcW w:w="5951" w:type="dxa"/>
-            <w:tcBorders>
-              <w:top w:val="single" w:color="000000" w:sz="4" w:space="0"/>
-              <w:start w:val="single" w:color="000000" w:sz="4" w:space="0"/>
-              <w:bottom w:val="single" w:color="000000" w:sz="4" w:space="0"/>
-              <w:end w:val="single" w:color="000000" w:sz="4" w:space="0"/>
-            </w:tcBorders>
-          </w:tcPr>
-          <w:p wp14:textId="77777777">
+            <w:tcW w:w="5952" w:type="dxa"/>
+            <w:tcBorders>
+              <w:top w:val="single" w:sz="4" w:space="0" w:color="000000"/>
+              <w:start w:val="single" w:sz="4" w:space="0" w:color="000000"/>
+              <w:bottom w:val="single" w:sz="4" w:space="0" w:color="000000"/>
+              <w:end w:val="single" w:sz="4" w:space="0" w:color="000000"/>
+            </w:tcBorders>
+          </w:tcPr>
+          <w:p>
             <w:pPr>
               <w:pStyle w:val="Normal"/>
               <w:rPr/>
@@ -5842,19 +5876,19 @@
           </w:p>
         </w:tc>
       </w:tr>
-      <w:tr xmlns:wp14="http://schemas.microsoft.com/office/word/2010/wordml" wp14:textId="77777777">
+      <w:tr>
         <w:trPr/>
         <w:tc>
           <w:tcPr>
-            <w:tcW w:w="3399" w:type="dxa"/>
-            <w:tcBorders>
-              <w:top w:val="single" w:color="000000" w:sz="4" w:space="0"/>
-              <w:start w:val="single" w:color="000000" w:sz="4" w:space="0"/>
-              <w:bottom w:val="single" w:color="000000" w:sz="4" w:space="0"/>
-              <w:end w:val="single" w:color="000000" w:sz="4" w:space="0"/>
-            </w:tcBorders>
-          </w:tcPr>
-          <w:p wp14:textId="77777777">
+            <w:tcW w:w="3398" w:type="dxa"/>
+            <w:tcBorders>
+              <w:top w:val="single" w:sz="4" w:space="0" w:color="000000"/>
+              <w:start w:val="single" w:sz="4" w:space="0" w:color="000000"/>
+              <w:bottom w:val="single" w:sz="4" w:space="0" w:color="000000"/>
+              <w:end w:val="single" w:sz="4" w:space="0" w:color="000000"/>
+            </w:tcBorders>
+          </w:tcPr>
+          <w:p>
             <w:pPr>
               <w:pStyle w:val="Normal"/>
               <w:rPr/>
@@ -5873,15 +5907,15 @@
         </w:tc>
         <w:tc>
           <w:tcPr>
-            <w:tcW w:w="5951" w:type="dxa"/>
-            <w:tcBorders>
-              <w:top w:val="single" w:color="000000" w:sz="4" w:space="0"/>
-              <w:start w:val="single" w:color="000000" w:sz="4" w:space="0"/>
-              <w:bottom w:val="single" w:color="000000" w:sz="4" w:space="0"/>
-              <w:end w:val="single" w:color="000000" w:sz="4" w:space="0"/>
-            </w:tcBorders>
-          </w:tcPr>
-          <w:p wp14:textId="77777777">
+            <w:tcW w:w="5952" w:type="dxa"/>
+            <w:tcBorders>
+              <w:top w:val="single" w:sz="4" w:space="0" w:color="000000"/>
+              <w:start w:val="single" w:sz="4" w:space="0" w:color="000000"/>
+              <w:bottom w:val="single" w:sz="4" w:space="0" w:color="000000"/>
+              <w:end w:val="single" w:sz="4" w:space="0" w:color="000000"/>
+            </w:tcBorders>
+          </w:tcPr>
+          <w:p>
             <w:pPr>
               <w:pStyle w:val="Normal"/>
               <w:rPr/>
@@ -5899,19 +5933,19 @@
           </w:p>
         </w:tc>
       </w:tr>
-      <w:tr xmlns:wp14="http://schemas.microsoft.com/office/word/2010/wordml" wp14:textId="77777777">
+      <w:tr>
         <w:trPr/>
         <w:tc>
           <w:tcPr>
-            <w:tcW w:w="3399" w:type="dxa"/>
-            <w:tcBorders>
-              <w:top w:val="single" w:color="000000" w:sz="4" w:space="0"/>
-              <w:start w:val="single" w:color="000000" w:sz="4" w:space="0"/>
-              <w:bottom w:val="single" w:color="000000" w:sz="4" w:space="0"/>
-              <w:end w:val="single" w:color="000000" w:sz="4" w:space="0"/>
-            </w:tcBorders>
-          </w:tcPr>
-          <w:p wp14:textId="77777777">
+            <w:tcW w:w="3398" w:type="dxa"/>
+            <w:tcBorders>
+              <w:top w:val="single" w:sz="4" w:space="0" w:color="000000"/>
+              <w:start w:val="single" w:sz="4" w:space="0" w:color="000000"/>
+              <w:bottom w:val="single" w:sz="4" w:space="0" w:color="000000"/>
+              <w:end w:val="single" w:sz="4" w:space="0" w:color="000000"/>
+            </w:tcBorders>
+          </w:tcPr>
+          <w:p>
             <w:pPr>
               <w:pStyle w:val="Normal"/>
               <w:rPr/>
@@ -5930,15 +5964,15 @@
         </w:tc>
         <w:tc>
           <w:tcPr>
-            <w:tcW w:w="5951" w:type="dxa"/>
-            <w:tcBorders>
-              <w:top w:val="single" w:color="000000" w:sz="4" w:space="0"/>
-              <w:start w:val="single" w:color="000000" w:sz="4" w:space="0"/>
-              <w:bottom w:val="single" w:color="000000" w:sz="4" w:space="0"/>
-              <w:end w:val="single" w:color="000000" w:sz="4" w:space="0"/>
-            </w:tcBorders>
-          </w:tcPr>
-          <w:p wp14:textId="77777777">
+            <w:tcW w:w="5952" w:type="dxa"/>
+            <w:tcBorders>
+              <w:top w:val="single" w:sz="4" w:space="0" w:color="000000"/>
+              <w:start w:val="single" w:sz="4" w:space="0" w:color="000000"/>
+              <w:bottom w:val="single" w:sz="4" w:space="0" w:color="000000"/>
+              <w:end w:val="single" w:sz="4" w:space="0" w:color="000000"/>
+            </w:tcBorders>
+          </w:tcPr>
+          <w:p>
             <w:pPr>
               <w:pStyle w:val="Normal"/>
               <w:rPr/>
@@ -5956,19 +5990,19 @@
           </w:p>
         </w:tc>
       </w:tr>
-      <w:tr xmlns:wp14="http://schemas.microsoft.com/office/word/2010/wordml" wp14:textId="77777777">
+      <w:tr>
         <w:trPr/>
         <w:tc>
           <w:tcPr>
-            <w:tcW w:w="3399" w:type="dxa"/>
-            <w:tcBorders>
-              <w:top w:val="single" w:color="000000" w:sz="4" w:space="0"/>
-              <w:start w:val="single" w:color="000000" w:sz="4" w:space="0"/>
-              <w:bottom w:val="single" w:color="000000" w:sz="4" w:space="0"/>
-              <w:end w:val="single" w:color="000000" w:sz="4" w:space="0"/>
-            </w:tcBorders>
-          </w:tcPr>
-          <w:p wp14:textId="77777777">
+            <w:tcW w:w="3398" w:type="dxa"/>
+            <w:tcBorders>
+              <w:top w:val="single" w:sz="4" w:space="0" w:color="000000"/>
+              <w:start w:val="single" w:sz="4" w:space="0" w:color="000000"/>
+              <w:bottom w:val="single" w:sz="4" w:space="0" w:color="000000"/>
+              <w:end w:val="single" w:sz="4" w:space="0" w:color="000000"/>
+            </w:tcBorders>
+          </w:tcPr>
+          <w:p>
             <w:pPr>
               <w:pStyle w:val="Normal"/>
               <w:rPr/>
@@ -5987,15 +6021,15 @@
         </w:tc>
         <w:tc>
           <w:tcPr>
-            <w:tcW w:w="5951" w:type="dxa"/>
-            <w:tcBorders>
-              <w:top w:val="single" w:color="000000" w:sz="4" w:space="0"/>
-              <w:start w:val="single" w:color="000000" w:sz="4" w:space="0"/>
-              <w:bottom w:val="single" w:color="000000" w:sz="4" w:space="0"/>
-              <w:end w:val="single" w:color="000000" w:sz="4" w:space="0"/>
-            </w:tcBorders>
-          </w:tcPr>
-          <w:p wp14:textId="77777777">
+            <w:tcW w:w="5952" w:type="dxa"/>
+            <w:tcBorders>
+              <w:top w:val="single" w:sz="4" w:space="0" w:color="000000"/>
+              <w:start w:val="single" w:sz="4" w:space="0" w:color="000000"/>
+              <w:bottom w:val="single" w:sz="4" w:space="0" w:color="000000"/>
+              <w:end w:val="single" w:sz="4" w:space="0" w:color="000000"/>
+            </w:tcBorders>
+          </w:tcPr>
+          <w:p>
             <w:pPr>
               <w:pStyle w:val="Normal"/>
               <w:rPr/>
@@ -6013,19 +6047,19 @@
           </w:p>
         </w:tc>
       </w:tr>
-      <w:tr xmlns:wp14="http://schemas.microsoft.com/office/word/2010/wordml" wp14:textId="77777777">
+      <w:tr>
         <w:trPr/>
         <w:tc>
           <w:tcPr>
-            <w:tcW w:w="3399" w:type="dxa"/>
-            <w:tcBorders>
-              <w:top w:val="single" w:color="000000" w:sz="4" w:space="0"/>
-              <w:start w:val="single" w:color="000000" w:sz="4" w:space="0"/>
-              <w:bottom w:val="single" w:color="000000" w:sz="4" w:space="0"/>
-              <w:end w:val="single" w:color="000000" w:sz="4" w:space="0"/>
-            </w:tcBorders>
-          </w:tcPr>
-          <w:p wp14:textId="77777777">
+            <w:tcW w:w="3398" w:type="dxa"/>
+            <w:tcBorders>
+              <w:top w:val="single" w:sz="4" w:space="0" w:color="000000"/>
+              <w:start w:val="single" w:sz="4" w:space="0" w:color="000000"/>
+              <w:bottom w:val="single" w:sz="4" w:space="0" w:color="000000"/>
+              <w:end w:val="single" w:sz="4" w:space="0" w:color="000000"/>
+            </w:tcBorders>
+          </w:tcPr>
+          <w:p>
             <w:pPr>
               <w:pStyle w:val="Normal"/>
               <w:rPr/>
@@ -6044,15 +6078,15 @@
         </w:tc>
         <w:tc>
           <w:tcPr>
-            <w:tcW w:w="5951" w:type="dxa"/>
-            <w:tcBorders>
-              <w:top w:val="single" w:color="000000" w:sz="4" w:space="0"/>
-              <w:start w:val="single" w:color="000000" w:sz="4" w:space="0"/>
-              <w:bottom w:val="single" w:color="000000" w:sz="4" w:space="0"/>
-              <w:end w:val="single" w:color="000000" w:sz="4" w:space="0"/>
-            </w:tcBorders>
-          </w:tcPr>
-          <w:p wp14:textId="77777777">
+            <w:tcW w:w="5952" w:type="dxa"/>
+            <w:tcBorders>
+              <w:top w:val="single" w:sz="4" w:space="0" w:color="000000"/>
+              <w:start w:val="single" w:sz="4" w:space="0" w:color="000000"/>
+              <w:bottom w:val="single" w:sz="4" w:space="0" w:color="000000"/>
+              <w:end w:val="single" w:sz="4" w:space="0" w:color="000000"/>
+            </w:tcBorders>
+          </w:tcPr>
+          <w:p>
             <w:pPr>
               <w:pStyle w:val="Normal"/>
               <w:rPr/>
@@ -6070,19 +6104,19 @@
           </w:p>
         </w:tc>
       </w:tr>
-      <w:tr xmlns:wp14="http://schemas.microsoft.com/office/word/2010/wordml" wp14:textId="77777777">
+      <w:tr>
         <w:trPr/>
         <w:tc>
           <w:tcPr>
-            <w:tcW w:w="3399" w:type="dxa"/>
-            <w:tcBorders>
-              <w:top w:val="single" w:color="000000" w:sz="4" w:space="0"/>
-              <w:start w:val="single" w:color="000000" w:sz="4" w:space="0"/>
-              <w:bottom w:val="single" w:color="000000" w:sz="4" w:space="0"/>
-              <w:end w:val="single" w:color="000000" w:sz="4" w:space="0"/>
-            </w:tcBorders>
-          </w:tcPr>
-          <w:p wp14:textId="77777777">
+            <w:tcW w:w="3398" w:type="dxa"/>
+            <w:tcBorders>
+              <w:top w:val="single" w:sz="4" w:space="0" w:color="000000"/>
+              <w:start w:val="single" w:sz="4" w:space="0" w:color="000000"/>
+              <w:bottom w:val="single" w:sz="4" w:space="0" w:color="000000"/>
+              <w:end w:val="single" w:sz="4" w:space="0" w:color="000000"/>
+            </w:tcBorders>
+          </w:tcPr>
+          <w:p>
             <w:pPr>
               <w:pStyle w:val="Normal"/>
               <w:rPr/>
@@ -6101,15 +6135,15 @@
         </w:tc>
         <w:tc>
           <w:tcPr>
-            <w:tcW w:w="5951" w:type="dxa"/>
-            <w:tcBorders>
-              <w:top w:val="single" w:color="000000" w:sz="4" w:space="0"/>
-              <w:start w:val="single" w:color="000000" w:sz="4" w:space="0"/>
-              <w:bottom w:val="single" w:color="000000" w:sz="4" w:space="0"/>
-              <w:end w:val="single" w:color="000000" w:sz="4" w:space="0"/>
-            </w:tcBorders>
-          </w:tcPr>
-          <w:p wp14:textId="77777777">
+            <w:tcW w:w="5952" w:type="dxa"/>
+            <w:tcBorders>
+              <w:top w:val="single" w:sz="4" w:space="0" w:color="000000"/>
+              <w:start w:val="single" w:sz="4" w:space="0" w:color="000000"/>
+              <w:bottom w:val="single" w:sz="4" w:space="0" w:color="000000"/>
+              <w:end w:val="single" w:sz="4" w:space="0" w:color="000000"/>
+            </w:tcBorders>
+          </w:tcPr>
+          <w:p>
             <w:pPr>
               <w:pStyle w:val="Normal"/>
               <w:rPr/>
@@ -6127,19 +6161,19 @@
           </w:p>
         </w:tc>
       </w:tr>
-      <w:tr xmlns:wp14="http://schemas.microsoft.com/office/word/2010/wordml" wp14:textId="77777777">
+      <w:tr>
         <w:trPr/>
         <w:tc>
           <w:tcPr>
-            <w:tcW w:w="3399" w:type="dxa"/>
-            <w:tcBorders>
-              <w:top w:val="single" w:color="000000" w:sz="4" w:space="0"/>
-              <w:start w:val="single" w:color="000000" w:sz="4" w:space="0"/>
-              <w:bottom w:val="single" w:color="000000" w:sz="4" w:space="0"/>
-              <w:end w:val="single" w:color="000000" w:sz="4" w:space="0"/>
-            </w:tcBorders>
-          </w:tcPr>
-          <w:p wp14:textId="77777777">
+            <w:tcW w:w="3398" w:type="dxa"/>
+            <w:tcBorders>
+              <w:top w:val="single" w:sz="4" w:space="0" w:color="000000"/>
+              <w:start w:val="single" w:sz="4" w:space="0" w:color="000000"/>
+              <w:bottom w:val="single" w:sz="4" w:space="0" w:color="000000"/>
+              <w:end w:val="single" w:sz="4" w:space="0" w:color="000000"/>
+            </w:tcBorders>
+          </w:tcPr>
+          <w:p>
             <w:pPr>
               <w:pStyle w:val="Normal"/>
               <w:rPr/>
@@ -6158,15 +6192,15 @@
         </w:tc>
         <w:tc>
           <w:tcPr>
-            <w:tcW w:w="5951" w:type="dxa"/>
-            <w:tcBorders>
-              <w:top w:val="single" w:color="000000" w:sz="4" w:space="0"/>
-              <w:start w:val="single" w:color="000000" w:sz="4" w:space="0"/>
-              <w:bottom w:val="single" w:color="000000" w:sz="4" w:space="0"/>
-              <w:end w:val="single" w:color="000000" w:sz="4" w:space="0"/>
-            </w:tcBorders>
-          </w:tcPr>
-          <w:p wp14:textId="77777777">
+            <w:tcW w:w="5952" w:type="dxa"/>
+            <w:tcBorders>
+              <w:top w:val="single" w:sz="4" w:space="0" w:color="000000"/>
+              <w:start w:val="single" w:sz="4" w:space="0" w:color="000000"/>
+              <w:bottom w:val="single" w:sz="4" w:space="0" w:color="000000"/>
+              <w:end w:val="single" w:sz="4" w:space="0" w:color="000000"/>
+            </w:tcBorders>
+          </w:tcPr>
+          <w:p>
             <w:pPr>
               <w:pStyle w:val="Normal"/>
               <w:rPr/>
@@ -6184,19 +6218,19 @@
           </w:p>
         </w:tc>
       </w:tr>
-      <w:tr xmlns:wp14="http://schemas.microsoft.com/office/word/2010/wordml" wp14:textId="77777777">
+      <w:tr>
         <w:trPr/>
         <w:tc>
           <w:tcPr>
-            <w:tcW w:w="3399" w:type="dxa"/>
-            <w:tcBorders>
-              <w:top w:val="single" w:color="000000" w:sz="4" w:space="0"/>
-              <w:start w:val="single" w:color="000000" w:sz="4" w:space="0"/>
-              <w:bottom w:val="single" w:color="000000" w:sz="4" w:space="0"/>
-              <w:end w:val="single" w:color="000000" w:sz="4" w:space="0"/>
-            </w:tcBorders>
-          </w:tcPr>
-          <w:p wp14:textId="77777777">
+            <w:tcW w:w="3398" w:type="dxa"/>
+            <w:tcBorders>
+              <w:top w:val="single" w:sz="4" w:space="0" w:color="000000"/>
+              <w:start w:val="single" w:sz="4" w:space="0" w:color="000000"/>
+              <w:bottom w:val="single" w:sz="4" w:space="0" w:color="000000"/>
+              <w:end w:val="single" w:sz="4" w:space="0" w:color="000000"/>
+            </w:tcBorders>
+          </w:tcPr>
+          <w:p>
             <w:pPr>
               <w:pStyle w:val="Normal"/>
               <w:rPr/>
@@ -6215,15 +6249,15 @@
         </w:tc>
         <w:tc>
           <w:tcPr>
-            <w:tcW w:w="5951" w:type="dxa"/>
-            <w:tcBorders>
-              <w:top w:val="single" w:color="000000" w:sz="4" w:space="0"/>
-              <w:start w:val="single" w:color="000000" w:sz="4" w:space="0"/>
-              <w:bottom w:val="single" w:color="000000" w:sz="4" w:space="0"/>
-              <w:end w:val="single" w:color="000000" w:sz="4" w:space="0"/>
-            </w:tcBorders>
-          </w:tcPr>
-          <w:p wp14:textId="77777777">
+            <w:tcW w:w="5952" w:type="dxa"/>
+            <w:tcBorders>
+              <w:top w:val="single" w:sz="4" w:space="0" w:color="000000"/>
+              <w:start w:val="single" w:sz="4" w:space="0" w:color="000000"/>
+              <w:bottom w:val="single" w:sz="4" w:space="0" w:color="000000"/>
+              <w:end w:val="single" w:sz="4" w:space="0" w:color="000000"/>
+            </w:tcBorders>
+          </w:tcPr>
+          <w:p>
             <w:pPr>
               <w:pStyle w:val="Normal"/>
               <w:rPr/>
@@ -6241,19 +6275,19 @@
           </w:p>
         </w:tc>
       </w:tr>
-      <w:tr xmlns:wp14="http://schemas.microsoft.com/office/word/2010/wordml" wp14:textId="77777777">
+      <w:tr>
         <w:trPr/>
         <w:tc>
           <w:tcPr>
-            <w:tcW w:w="3399" w:type="dxa"/>
-            <w:tcBorders>
-              <w:top w:val="single" w:color="000000" w:sz="4" w:space="0"/>
-              <w:start w:val="single" w:color="000000" w:sz="4" w:space="0"/>
-              <w:bottom w:val="single" w:color="000000" w:sz="4" w:space="0"/>
-              <w:end w:val="single" w:color="000000" w:sz="4" w:space="0"/>
-            </w:tcBorders>
-          </w:tcPr>
-          <w:p wp14:textId="77777777">
+            <w:tcW w:w="3398" w:type="dxa"/>
+            <w:tcBorders>
+              <w:top w:val="single" w:sz="4" w:space="0" w:color="000000"/>
+              <w:start w:val="single" w:sz="4" w:space="0" w:color="000000"/>
+              <w:bottom w:val="single" w:sz="4" w:space="0" w:color="000000"/>
+              <w:end w:val="single" w:sz="4" w:space="0" w:color="000000"/>
+            </w:tcBorders>
+          </w:tcPr>
+          <w:p>
             <w:pPr>
               <w:pStyle w:val="Normal"/>
               <w:rPr/>
@@ -6272,15 +6306,15 @@
         </w:tc>
         <w:tc>
           <w:tcPr>
-            <w:tcW w:w="5951" w:type="dxa"/>
-            <w:tcBorders>
-              <w:top w:val="single" w:color="000000" w:sz="4" w:space="0"/>
-              <w:start w:val="single" w:color="000000" w:sz="4" w:space="0"/>
-              <w:bottom w:val="single" w:color="000000" w:sz="4" w:space="0"/>
-              <w:end w:val="single" w:color="000000" w:sz="4" w:space="0"/>
-            </w:tcBorders>
-          </w:tcPr>
-          <w:p wp14:textId="77777777">
+            <w:tcW w:w="5952" w:type="dxa"/>
+            <w:tcBorders>
+              <w:top w:val="single" w:sz="4" w:space="0" w:color="000000"/>
+              <w:start w:val="single" w:sz="4" w:space="0" w:color="000000"/>
+              <w:bottom w:val="single" w:sz="4" w:space="0" w:color="000000"/>
+              <w:end w:val="single" w:sz="4" w:space="0" w:color="000000"/>
+            </w:tcBorders>
+          </w:tcPr>
+          <w:p>
             <w:pPr>
               <w:pStyle w:val="Normal"/>
               <w:rPr/>
@@ -6298,19 +6332,19 @@
           </w:p>
         </w:tc>
       </w:tr>
-      <w:tr xmlns:wp14="http://schemas.microsoft.com/office/word/2010/wordml" wp14:textId="77777777">
+      <w:tr>
         <w:trPr/>
         <w:tc>
           <w:tcPr>
-            <w:tcW w:w="3399" w:type="dxa"/>
-            <w:tcBorders>
-              <w:top w:val="single" w:color="000000" w:sz="4" w:space="0"/>
-              <w:start w:val="single" w:color="000000" w:sz="4" w:space="0"/>
-              <w:bottom w:val="single" w:color="000000" w:sz="4" w:space="0"/>
-              <w:end w:val="single" w:color="000000" w:sz="4" w:space="0"/>
-            </w:tcBorders>
-          </w:tcPr>
-          <w:p wp14:textId="77777777">
+            <w:tcW w:w="3398" w:type="dxa"/>
+            <w:tcBorders>
+              <w:top w:val="single" w:sz="4" w:space="0" w:color="000000"/>
+              <w:start w:val="single" w:sz="4" w:space="0" w:color="000000"/>
+              <w:bottom w:val="single" w:sz="4" w:space="0" w:color="000000"/>
+              <w:end w:val="single" w:sz="4" w:space="0" w:color="000000"/>
+            </w:tcBorders>
+          </w:tcPr>
+          <w:p>
             <w:pPr>
               <w:pStyle w:val="Normal"/>
               <w:rPr/>
@@ -6329,15 +6363,15 @@
         </w:tc>
         <w:tc>
           <w:tcPr>
-            <w:tcW w:w="5951" w:type="dxa"/>
-            <w:tcBorders>
-              <w:top w:val="single" w:color="000000" w:sz="4" w:space="0"/>
-              <w:start w:val="single" w:color="000000" w:sz="4" w:space="0"/>
-              <w:bottom w:val="single" w:color="000000" w:sz="4" w:space="0"/>
-              <w:end w:val="single" w:color="000000" w:sz="4" w:space="0"/>
-            </w:tcBorders>
-          </w:tcPr>
-          <w:p wp14:textId="77777777">
+            <w:tcW w:w="5952" w:type="dxa"/>
+            <w:tcBorders>
+              <w:top w:val="single" w:sz="4" w:space="0" w:color="000000"/>
+              <w:start w:val="single" w:sz="4" w:space="0" w:color="000000"/>
+              <w:bottom w:val="single" w:sz="4" w:space="0" w:color="000000"/>
+              <w:end w:val="single" w:sz="4" w:space="0" w:color="000000"/>
+            </w:tcBorders>
+          </w:tcPr>
+          <w:p>
             <w:pPr>
               <w:pStyle w:val="Normal"/>
               <w:rPr/>
@@ -6355,19 +6389,19 @@
           </w:p>
         </w:tc>
       </w:tr>
-      <w:tr xmlns:wp14="http://schemas.microsoft.com/office/word/2010/wordml" wp14:textId="77777777">
+      <w:tr>
         <w:trPr/>
         <w:tc>
           <w:tcPr>
-            <w:tcW w:w="3399" w:type="dxa"/>
-            <w:tcBorders>
-              <w:top w:val="single" w:color="000000" w:sz="4" w:space="0"/>
-              <w:start w:val="single" w:color="000000" w:sz="4" w:space="0"/>
-              <w:bottom w:val="single" w:color="000000" w:sz="4" w:space="0"/>
-              <w:end w:val="single" w:color="000000" w:sz="4" w:space="0"/>
-            </w:tcBorders>
-          </w:tcPr>
-          <w:p wp14:textId="77777777">
+            <w:tcW w:w="3398" w:type="dxa"/>
+            <w:tcBorders>
+              <w:top w:val="single" w:sz="4" w:space="0" w:color="000000"/>
+              <w:start w:val="single" w:sz="4" w:space="0" w:color="000000"/>
+              <w:bottom w:val="single" w:sz="4" w:space="0" w:color="000000"/>
+              <w:end w:val="single" w:sz="4" w:space="0" w:color="000000"/>
+            </w:tcBorders>
+          </w:tcPr>
+          <w:p>
             <w:pPr>
               <w:pStyle w:val="Normal"/>
               <w:rPr/>
@@ -6386,15 +6420,15 @@
         </w:tc>
         <w:tc>
           <w:tcPr>
-            <w:tcW w:w="5951" w:type="dxa"/>
-            <w:tcBorders>
-              <w:top w:val="single" w:color="000000" w:sz="4" w:space="0"/>
-              <w:start w:val="single" w:color="000000" w:sz="4" w:space="0"/>
-              <w:bottom w:val="single" w:color="000000" w:sz="4" w:space="0"/>
-              <w:end w:val="single" w:color="000000" w:sz="4" w:space="0"/>
-            </w:tcBorders>
-          </w:tcPr>
-          <w:p wp14:textId="77777777">
+            <w:tcW w:w="5952" w:type="dxa"/>
+            <w:tcBorders>
+              <w:top w:val="single" w:sz="4" w:space="0" w:color="000000"/>
+              <w:start w:val="single" w:sz="4" w:space="0" w:color="000000"/>
+              <w:bottom w:val="single" w:sz="4" w:space="0" w:color="000000"/>
+              <w:end w:val="single" w:sz="4" w:space="0" w:color="000000"/>
+            </w:tcBorders>
+          </w:tcPr>
+          <w:p>
             <w:pPr>
               <w:pStyle w:val="Normal"/>
               <w:rPr/>
@@ -6412,19 +6446,19 @@
           </w:p>
         </w:tc>
       </w:tr>
-      <w:tr xmlns:wp14="http://schemas.microsoft.com/office/word/2010/wordml" wp14:textId="77777777">
+      <w:tr>
         <w:trPr/>
         <w:tc>
           <w:tcPr>
-            <w:tcW w:w="3399" w:type="dxa"/>
-            <w:tcBorders>
-              <w:top w:val="single" w:color="000000" w:sz="4" w:space="0"/>
-              <w:start w:val="single" w:color="000000" w:sz="4" w:space="0"/>
-              <w:bottom w:val="single" w:color="000000" w:sz="4" w:space="0"/>
-              <w:end w:val="single" w:color="000000" w:sz="4" w:space="0"/>
-            </w:tcBorders>
-          </w:tcPr>
-          <w:p wp14:textId="77777777">
+            <w:tcW w:w="3398" w:type="dxa"/>
+            <w:tcBorders>
+              <w:top w:val="single" w:sz="4" w:space="0" w:color="000000"/>
+              <w:start w:val="single" w:sz="4" w:space="0" w:color="000000"/>
+              <w:bottom w:val="single" w:sz="4" w:space="0" w:color="000000"/>
+              <w:end w:val="single" w:sz="4" w:space="0" w:color="000000"/>
+            </w:tcBorders>
+          </w:tcPr>
+          <w:p>
             <w:pPr>
               <w:pStyle w:val="Normal"/>
               <w:rPr/>
@@ -6443,15 +6477,15 @@
         </w:tc>
         <w:tc>
           <w:tcPr>
-            <w:tcW w:w="5951" w:type="dxa"/>
-            <w:tcBorders>
-              <w:top w:val="single" w:color="000000" w:sz="4" w:space="0"/>
-              <w:start w:val="single" w:color="000000" w:sz="4" w:space="0"/>
-              <w:bottom w:val="single" w:color="000000" w:sz="4" w:space="0"/>
-              <w:end w:val="single" w:color="000000" w:sz="4" w:space="0"/>
-            </w:tcBorders>
-          </w:tcPr>
-          <w:p wp14:textId="77777777">
+            <w:tcW w:w="5952" w:type="dxa"/>
+            <w:tcBorders>
+              <w:top w:val="single" w:sz="4" w:space="0" w:color="000000"/>
+              <w:start w:val="single" w:sz="4" w:space="0" w:color="000000"/>
+              <w:bottom w:val="single" w:sz="4" w:space="0" w:color="000000"/>
+              <w:end w:val="single" w:sz="4" w:space="0" w:color="000000"/>
+            </w:tcBorders>
+          </w:tcPr>
+          <w:p>
             <w:pPr>
               <w:pStyle w:val="Normal"/>
               <w:rPr/>
@@ -6470,34 +6504,36 @@
         </w:tc>
       </w:tr>
     </w:tbl>
-    <w:p xmlns:wp14="http://schemas.microsoft.com/office/word/2010/wordml" wp14:textId="77777777">
+    <w:p>
       <w:pPr>
         <w:pStyle w:val="Heading1"/>
         <w:spacing w:before="320" w:after="160"/>
-      </w:pPr>
-      <w:bookmarkStart w:name="_Toc455321331" w:id="1703438573"/>
+        <w:rPr/>
+      </w:pPr>
+      <w:bookmarkStart w:id="23" w:name="_Toc455321331"/>
       <w:r>
         <w:rPr/>
         <w:t>9. Design Rationale &amp; Key Decisions</w:t>
       </w:r>
-      <w:bookmarkEnd w:id="1703438573"/>
-    </w:p>
-    <w:p xmlns:wp14="http://schemas.microsoft.com/office/word/2010/wordml" wp14:textId="77777777">
+      <w:bookmarkEnd w:id="23"/>
+    </w:p>
+    <w:p>
       <w:pPr>
         <w:pStyle w:val="Heading2"/>
         <w:spacing w:before="320" w:after="160"/>
-      </w:pPr>
-      <w:bookmarkStart w:name="_Toc360185762" w:id="406633137"/>
+        <w:rPr/>
+      </w:pPr>
+      <w:bookmarkStart w:id="24" w:name="_Toc360185762"/>
       <w:r>
         <w:rPr/>
         <w:t>9.1 Why a Kanban board instead of a flat task list</w:t>
       </w:r>
-      <w:bookmarkEnd w:id="406633137"/>
-    </w:p>
-    <w:p xmlns:wp14="http://schemas.microsoft.com/office/word/2010/wordml" wp14:textId="77777777">
+      <w:bookmarkEnd w:id="24"/>
+    </w:p>
+    <w:p>
       <w:pPr>
         <w:pStyle w:val="Normal"/>
-        <w:spacing w:before="0" w:after="160" w:line="300" w:lineRule="auto"/>
+        <w:spacing w:lineRule="auto" w:line="300" w:before="0" w:after="160"/>
         <w:jc w:val="start"/>
         <w:rPr/>
       </w:pPr>
@@ -6506,22 +6542,23 @@
         <w:t>A columnar board makes work-in-progress visible at a glance, which is the main pain point this project targets. A flat list would require extra filtering/sorting to answer “what's in progress right now,” whereas a board answers it visually with zero interaction.</w:t>
       </w:r>
     </w:p>
-    <w:p xmlns:wp14="http://schemas.microsoft.com/office/word/2010/wordml" wp14:textId="77777777">
+    <w:p>
       <w:pPr>
         <w:pStyle w:val="Heading2"/>
         <w:spacing w:before="320" w:after="160"/>
-      </w:pPr>
-      <w:bookmarkStart w:name="_Toc1064148020" w:id="1303849445"/>
+        <w:rPr/>
+      </w:pPr>
+      <w:bookmarkStart w:id="25" w:name="_Toc1064148020"/>
       <w:r>
         <w:rPr/>
         <w:t>9.2 Why a fixed status enum instead of freeform status text</w:t>
       </w:r>
-      <w:bookmarkEnd w:id="1303849445"/>
-    </w:p>
-    <w:p xmlns:wp14="http://schemas.microsoft.com/office/word/2010/wordml" wp14:textId="77777777">
+      <w:bookmarkEnd w:id="25"/>
+    </w:p>
+    <w:p>
       <w:pPr>
         <w:pStyle w:val="Normal"/>
-        <w:spacing w:before="0" w:after="160" w:line="300" w:lineRule="auto"/>
+        <w:spacing w:lineRule="auto" w:line="300" w:before="0" w:after="160"/>
         <w:jc w:val="start"/>
         <w:rPr/>
       </w:pPr>
@@ -6530,22 +6567,23 @@
         <w:t>Constraining status to four values (To Do, In Progress, In Review, Done) keeps the board's columns predictable and makes future reporting (e.g., cycle-time analytics) straightforward, at the cost of some flexibility that a freeform field would offer. Teams needing custom columns are treated as a post-MVP extension rather than a day-one requirement, to keep the initial data model simple.</w:t>
       </w:r>
     </w:p>
-    <w:p xmlns:wp14="http://schemas.microsoft.com/office/word/2010/wordml" wp14:textId="77777777">
+    <w:p>
       <w:pPr>
         <w:pStyle w:val="Heading2"/>
         <w:spacing w:before="320" w:after="160"/>
-      </w:pPr>
-      <w:bookmarkStart w:name="_Toc1745869291" w:id="2004739621"/>
+        <w:rPr/>
+      </w:pPr>
+      <w:bookmarkStart w:id="26" w:name="_Toc1745869291"/>
       <w:r>
         <w:rPr/>
         <w:t>9.3 Why WebSockets for board updates rather than polling</w:t>
       </w:r>
-      <w:bookmarkEnd w:id="2004739621"/>
-    </w:p>
-    <w:p xmlns:wp14="http://schemas.microsoft.com/office/word/2010/wordml" wp14:textId="77777777">
+      <w:bookmarkEnd w:id="26"/>
+    </w:p>
+    <w:p>
       <w:pPr>
         <w:pStyle w:val="Normal"/>
-        <w:spacing w:before="0" w:after="160" w:line="300" w:lineRule="auto"/>
+        <w:spacing w:lineRule="auto" w:line="300" w:before="0" w:after="160"/>
         <w:jc w:val="start"/>
         <w:rPr/>
       </w:pPr>
@@ -6554,22 +6592,23 @@
         <w:t>Polling every few seconds would be simpler to build but wastes requests when nothing has changed and still introduces a visible delay. Since multiple people editing the same board in real time is a core use case, a small Socket.io layer was included in the architecture from the start, backed by Redis pub-sub so it can be scaled across multiple server instances rather than being retrofitted later.</w:t>
       </w:r>
     </w:p>
-    <w:p xmlns:wp14="http://schemas.microsoft.com/office/word/2010/wordml" wp14:textId="77777777">
+    <w:p>
       <w:pPr>
         <w:pStyle w:val="Heading2"/>
         <w:spacing w:before="320" w:after="160"/>
-      </w:pPr>
-      <w:bookmarkStart w:name="_Toc1224487545" w:id="1017107540"/>
+        <w:rPr/>
+      </w:pPr>
+      <w:bookmarkStart w:id="27" w:name="_Toc1224487545"/>
       <w:r>
         <w:rPr/>
         <w:t>9.4 Why role-based access at the project level, not the task level</w:t>
       </w:r>
-      <w:bookmarkEnd w:id="1017107540"/>
-    </w:p>
-    <w:p xmlns:wp14="http://schemas.microsoft.com/office/word/2010/wordml" wp14:textId="77777777">
+      <w:bookmarkEnd w:id="27"/>
+    </w:p>
+    <w:p>
       <w:pPr>
         <w:pStyle w:val="Normal"/>
-        <w:spacing w:before="0" w:after="160" w:line="300" w:lineRule="auto"/>
+        <w:spacing w:lineRule="auto" w:line="300" w:before="0" w:after="160"/>
         <w:jc w:val="start"/>
         <w:rPr/>
       </w:pPr>
@@ -6578,26 +6617,27 @@
         <w:t>Permissions are checked once per project membership rather than per task, which keeps the authorisation logic in one place (the ProjectMembers table) and avoids a combinatorial explosion of per-task permission rows. This matches how real teams work — access is almost always granted at the project/team level, not per individual task.</w:t>
       </w:r>
     </w:p>
-    <w:p xmlns:wp14="http://schemas.microsoft.com/office/word/2010/wordml" wp14:textId="77777777">
+    <w:p>
       <w:pPr>
         <w:pStyle w:val="Heading2"/>
         <w:spacing w:before="320" w:after="160"/>
-      </w:pPr>
-      <w:bookmarkStart w:name="_Toc1074671857" w:id="1503877517"/>
+        <w:rPr/>
+      </w:pPr>
+      <w:bookmarkStart w:id="28" w:name="_Toc1074671857"/>
       <w:r>
         <w:rPr/>
         <w:t>9.5 Scope Deliberately Left Out of Version 1</w:t>
       </w:r>
-      <w:bookmarkEnd w:id="1503877517"/>
-    </w:p>
-    <w:p xmlns:wp14="http://schemas.microsoft.com/office/word/2010/wordml" wp14:textId="77777777">
+      <w:bookmarkEnd w:id="28"/>
+    </w:p>
+    <w:p>
       <w:pPr>
         <w:pStyle w:val="ListParagraph"/>
         <w:numPr>
           <w:ilvl w:val="0"/>
-          <w:numId w:val="1"/>
+          <w:numId w:val="2"/>
         </w:numPr>
-        <w:spacing w:before="0" w:after="90" w:line="281" w:lineRule="auto"/>
+        <w:spacing w:lineRule="auto" w:line="281" w:before="0" w:after="90"/>
         <w:rPr/>
       </w:pPr>
       <w:r>
@@ -6605,14 +6645,14 @@
         <w:t>Custom/renameable Kanban columns per project</w:t>
       </w:r>
     </w:p>
-    <w:p xmlns:wp14="http://schemas.microsoft.com/office/word/2010/wordml" wp14:textId="77777777">
+    <w:p>
       <w:pPr>
         <w:pStyle w:val="ListParagraph"/>
         <w:numPr>
           <w:ilvl w:val="0"/>
-          <w:numId w:val="1"/>
+          <w:numId w:val="2"/>
         </w:numPr>
-        <w:spacing w:before="0" w:after="90" w:line="281" w:lineRule="auto"/>
+        <w:spacing w:lineRule="auto" w:line="281" w:before="0" w:after="90"/>
         <w:rPr/>
       </w:pPr>
       <w:r>
@@ -6620,14 +6660,14 @@
         <w:t>Sub-tasks / checklists within a task</w:t>
       </w:r>
     </w:p>
-    <w:p xmlns:wp14="http://schemas.microsoft.com/office/word/2010/wordml" wp14:textId="77777777">
+    <w:p>
       <w:pPr>
         <w:pStyle w:val="ListParagraph"/>
         <w:numPr>
           <w:ilvl w:val="0"/>
-          <w:numId w:val="1"/>
+          <w:numId w:val="2"/>
         </w:numPr>
-        <w:spacing w:before="0" w:after="90" w:line="281" w:lineRule="auto"/>
+        <w:spacing w:lineRule="auto" w:line="281" w:before="0" w:after="90"/>
         <w:rPr/>
       </w:pPr>
       <w:r>
@@ -6635,14 +6675,14 @@
         <w:t>Third-party calendar integration (Google Calendar sync for due dates)</w:t>
       </w:r>
     </w:p>
-    <w:p xmlns:wp14="http://schemas.microsoft.com/office/word/2010/wordml" wp14:textId="77777777">
+    <w:p>
       <w:pPr>
         <w:pStyle w:val="ListParagraph"/>
         <w:numPr>
           <w:ilvl w:val="0"/>
-          <w:numId w:val="1"/>
+          <w:numId w:val="2"/>
         </w:numPr>
-        <w:spacing w:before="0" w:after="90" w:line="281" w:lineRule="auto"/>
+        <w:spacing w:lineRule="auto" w:line="281" w:before="0" w:after="90"/>
         <w:rPr/>
       </w:pPr>
       <w:r>
@@ -6650,10 +6690,10 @@
         <w:t>Mobile native apps (the responsive web UI covers tablet/desktop for now)</w:t>
       </w:r>
     </w:p>
-    <w:p xmlns:wp14="http://schemas.microsoft.com/office/word/2010/wordml" wp14:textId="77777777">
+    <w:p>
       <w:pPr>
         <w:pStyle w:val="Normal"/>
-        <w:spacing w:before="0" w:after="160" w:line="300" w:lineRule="auto"/>
+        <w:spacing w:lineRule="auto" w:line="300" w:before="0" w:after="160"/>
         <w:jc w:val="start"/>
         <w:rPr/>
       </w:pPr>
@@ -6662,22 +6702,23 @@
         <w:t>These were excluded to keep the first version buildable within a realistic timeframe while the architecture above (particularly the Tasks table and REST routes) leaves room to add them without a redesign.</w:t>
       </w:r>
     </w:p>
-    <w:p xmlns:wp14="http://schemas.microsoft.com/office/word/2010/wordml" wp14:textId="77777777">
+    <w:p>
       <w:pPr>
         <w:pStyle w:val="Heading1"/>
         <w:spacing w:before="320" w:after="160"/>
-      </w:pPr>
-      <w:bookmarkStart w:name="_Toc240739033" w:id="227167315"/>
+        <w:rPr/>
+      </w:pPr>
+      <w:bookmarkStart w:id="29" w:name="_Toc240739033"/>
       <w:r>
         <w:rPr/>
         <w:t>10. Conclusion &amp; Next Steps</w:t>
       </w:r>
-      <w:bookmarkEnd w:id="227167315"/>
-    </w:p>
-    <w:p xmlns:wp14="http://schemas.microsoft.com/office/word/2010/wordml" wp14:textId="77777777">
+      <w:bookmarkEnd w:id="29"/>
+    </w:p>
+    <w:p>
       <w:pPr>
         <w:pStyle w:val="Normal"/>
-        <w:spacing w:before="0" w:after="160" w:line="300" w:lineRule="auto"/>
+        <w:spacing w:lineRule="auto" w:line="300" w:before="0" w:after="160"/>
         <w:jc w:val="start"/>
         <w:rPr/>
       </w:pPr>
@@ -6686,10 +6727,10 @@
         <w:t>This document lays out a complete plan for TaskFlow: the problem it solves, the features and requirements that follow from that problem, the user flows and wireframes that shape the interface, and the architecture and database schema needed to build it. Together these artifacts give a clear, implementable blueprint rather than just a feature list.</w:t>
       </w:r>
     </w:p>
-    <w:p xmlns:wp14="http://schemas.microsoft.com/office/word/2010/wordml" wp14:textId="77777777">
+    <w:p>
       <w:pPr>
         <w:pStyle w:val="Normal"/>
-        <w:spacing w:before="0" w:after="160" w:line="300" w:lineRule="auto"/>
+        <w:spacing w:lineRule="auto" w:line="300" w:before="0" w:after="160"/>
         <w:jc w:val="start"/>
         <w:rPr/>
       </w:pPr>
@@ -6698,14 +6739,14 @@
         <w:t>Suggested next steps for the following weeks of the internship:</w:t>
       </w:r>
     </w:p>
-    <w:p xmlns:wp14="http://schemas.microsoft.com/office/word/2010/wordml" wp14:textId="77777777">
+    <w:p>
       <w:pPr>
         <w:pStyle w:val="ListParagraph"/>
         <w:numPr>
           <w:ilvl w:val="0"/>
-          <w:numId w:val="1"/>
+          <w:numId w:val="2"/>
         </w:numPr>
-        <w:spacing w:before="0" w:after="90" w:line="281" w:lineRule="auto"/>
+        <w:spacing w:lineRule="auto" w:line="281" w:before="0" w:after="90"/>
         <w:rPr/>
       </w:pPr>
       <w:r>
@@ -6713,14 +6754,14 @@
         <w:t>Set up the project repository, base Express server, and PostgreSQL schema from Section 7.</w:t>
       </w:r>
     </w:p>
-    <w:p xmlns:wp14="http://schemas.microsoft.com/office/word/2010/wordml" wp14:textId="77777777">
+    <w:p>
       <w:pPr>
         <w:pStyle w:val="ListParagraph"/>
         <w:numPr>
           <w:ilvl w:val="0"/>
-          <w:numId w:val="1"/>
+          <w:numId w:val="2"/>
         </w:numPr>
-        <w:spacing w:before="0" w:after="90" w:line="281" w:lineRule="auto"/>
+        <w:spacing w:lineRule="auto" w:line="281" w:before="0" w:after="90"/>
         <w:rPr/>
       </w:pPr>
       <w:r>
@@ -6728,14 +6769,14 @@
         <w:t>Implement authentication (FR-1, FR-2) and project CRUD (FR-3, FR-4) end to end.</w:t>
       </w:r>
     </w:p>
-    <w:p xmlns:wp14="http://schemas.microsoft.com/office/word/2010/wordml" wp14:textId="77777777">
+    <w:p>
       <w:pPr>
         <w:pStyle w:val="ListParagraph"/>
         <w:numPr>
           <w:ilvl w:val="0"/>
-          <w:numId w:val="1"/>
+          <w:numId w:val="2"/>
         </w:numPr>
-        <w:spacing w:before="0" w:after="90" w:line="281" w:lineRule="auto"/>
+        <w:spacing w:lineRule="auto" w:line="281" w:before="0" w:after="90"/>
         <w:rPr/>
       </w:pPr>
       <w:r>
@@ -6743,14 +6784,14 @@
         <w:t>Build the Kanban board UI against the API, wiring up drag-and-drop status changes (FR-6).</w:t>
       </w:r>
     </w:p>
-    <w:p xmlns:wp14="http://schemas.microsoft.com/office/word/2010/wordml" wp14:textId="77777777">
+    <w:p>
       <w:pPr>
         <w:pStyle w:val="ListParagraph"/>
         <w:numPr>
           <w:ilvl w:val="0"/>
-          <w:numId w:val="1"/>
+          <w:numId w:val="2"/>
         </w:numPr>
-        <w:spacing w:before="0" w:after="90" w:line="281" w:lineRule="auto"/>
+        <w:spacing w:lineRule="auto" w:line="281" w:before="0" w:after="90"/>
         <w:rPr/>
       </w:pPr>
       <w:r>
@@ -6758,14 +6799,14 @@
         <w:t>Add comments, attachments, and notifications (FR-7, FR-8) in a later sprint.</w:t>
       </w:r>
     </w:p>
-    <w:p xmlns:wp14="http://schemas.microsoft.com/office/word/2010/wordml" wp14:textId="77777777">
+    <w:p>
       <w:pPr>
         <w:pStyle w:val="ListParagraph"/>
         <w:numPr>
           <w:ilvl w:val="0"/>
-          <w:numId w:val="1"/>
+          <w:numId w:val="2"/>
         </w:numPr>
-        <w:spacing w:before="0" w:after="90" w:line="281" w:lineRule="auto"/>
+        <w:spacing w:lineRule="auto" w:line="281" w:before="0" w:after="90"/>
         <w:rPr/>
       </w:pPr>
       <w:r>
@@ -6775,13 +6816,12 @@
     </w:p>
     <w:sectPr>
       <w:type w:val="nextPage"/>
-      <w:pgSz w:w="12240" w:h="15840" w:orient="portrait"/>
-      <w:pgMar w:top="1440" w:right="1440" w:bottom="1440" w:left="1440" w:header="0" w:footer="0" w:gutter="0"/>
+      <w:pgSz w:w="12240" w:h="15840"/>
+      <w:pgMar w:left="1440" w:right="1440" w:gutter="0" w:header="0" w:top="1440" w:footer="0" w:bottom="1440"/>
       <w:pgNumType w:fmt="decimal"/>
       <w:formProt w:val="false"/>
       <w:textDirection w:val="lrTb"/>
       <w:docGrid w:type="default" w:linePitch="360" w:charSpace="0"/>
-      <w:cols w:num="1"/>
     </w:sectPr>
   </w:body>
 </w:document>
@@ -6802,7 +6842,7 @@
         <w:ind w:start="460" w:hanging="260"/>
       </w:pPr>
       <w:rPr>
-        <w:rFonts w:hint="default" w:ascii="Symbol" w:hAnsi="Symbol" w:cs="Symbol"/>
+        <w:rFonts w:ascii="Symbol" w:hAnsi="Symbol" w:cs="Symbol" w:hint="default"/>
       </w:rPr>
     </w:lvl>
     <w:lvl w:ilvl="1">
@@ -6817,7 +6857,7 @@
         <w:ind w:start="920" w:hanging="260"/>
       </w:pPr>
       <w:rPr>
-        <w:rFonts w:hint="default" w:ascii="OpenSymbol" w:hAnsi="OpenSymbol" w:cs="OpenSymbol"/>
+        <w:rFonts w:ascii="OpenSymbol" w:hAnsi="OpenSymbol" w:cs="OpenSymbol" w:hint="default"/>
       </w:rPr>
     </w:lvl>
     <w:lvl w:ilvl="2">
@@ -6831,6 +6871,7 @@
         </w:tabs>
         <w:ind w:start="1440" w:hanging="360"/>
       </w:pPr>
+      <w:rPr/>
     </w:lvl>
     <w:lvl w:ilvl="3">
       <w:start w:val="1"/>
@@ -6843,6 +6884,7 @@
         </w:tabs>
         <w:ind w:start="1800" w:hanging="360"/>
       </w:pPr>
+      <w:rPr/>
     </w:lvl>
     <w:lvl w:ilvl="4">
       <w:start w:val="1"/>
@@ -6855,6 +6897,7 @@
         </w:tabs>
         <w:ind w:start="2160" w:hanging="360"/>
       </w:pPr>
+      <w:rPr/>
     </w:lvl>
     <w:lvl w:ilvl="5">
       <w:start w:val="1"/>
@@ -6867,6 +6910,7 @@
         </w:tabs>
         <w:ind w:start="2520" w:hanging="360"/>
       </w:pPr>
+      <w:rPr/>
     </w:lvl>
     <w:lvl w:ilvl="6">
       <w:start w:val="1"/>
@@ -6879,6 +6923,7 @@
         </w:tabs>
         <w:ind w:start="2880" w:hanging="360"/>
       </w:pPr>
+      <w:rPr/>
     </w:lvl>
     <w:lvl w:ilvl="7">
       <w:start w:val="1"/>
@@ -6891,6 +6936,7 @@
         </w:tabs>
         <w:ind w:start="3240" w:hanging="360"/>
       </w:pPr>
+      <w:rPr/>
     </w:lvl>
     <w:lvl w:ilvl="8">
       <w:start w:val="1"/>
@@ -6903,10 +6949,133 @@
         </w:tabs>
         <w:ind w:start="3600" w:hanging="360"/>
       </w:pPr>
+      <w:rPr/>
     </w:lvl>
-    <w:nsid w:val="10ec902"/>
   </w:abstractNum>
   <w:abstractNum w:abstractNumId="2">
+    <w:lvl w:ilvl="0">
+      <w:start w:val="1"/>
+      <w:numFmt w:val="bullet"/>
+      <w:lvlText w:val=""/>
+      <w:lvlJc w:val="start"/>
+      <w:pPr>
+        <w:tabs>
+          <w:tab w:val="num" w:pos="0"/>
+        </w:tabs>
+        <w:ind w:start="460" w:hanging="260"/>
+      </w:pPr>
+      <w:rPr>
+        <w:rFonts w:ascii="Symbol" w:hAnsi="Symbol" w:cs="Symbol" w:hint="default"/>
+      </w:rPr>
+    </w:lvl>
+    <w:lvl w:ilvl="1">
+      <w:start w:val="1"/>
+      <w:numFmt w:val="bullet"/>
+      <w:lvlText w:val="◦"/>
+      <w:lvlJc w:val="start"/>
+      <w:pPr>
+        <w:tabs>
+          <w:tab w:val="num" w:pos="0"/>
+        </w:tabs>
+        <w:ind w:start="920" w:hanging="260"/>
+      </w:pPr>
+      <w:rPr>
+        <w:rFonts w:ascii="OpenSymbol" w:hAnsi="OpenSymbol" w:cs="OpenSymbol" w:hint="default"/>
+      </w:rPr>
+    </w:lvl>
+    <w:lvl w:ilvl="2">
+      <w:start w:val="1"/>
+      <w:numFmt w:val="decimal"/>
+      <w:lvlText w:val="%3."/>
+      <w:lvlJc w:val="start"/>
+      <w:pPr>
+        <w:tabs>
+          <w:tab w:val="num" w:pos="1440"/>
+        </w:tabs>
+        <w:ind w:start="1440" w:hanging="360"/>
+      </w:pPr>
+      <w:rPr/>
+    </w:lvl>
+    <w:lvl w:ilvl="3">
+      <w:start w:val="1"/>
+      <w:numFmt w:val="decimal"/>
+      <w:lvlText w:val="%4."/>
+      <w:lvlJc w:val="start"/>
+      <w:pPr>
+        <w:tabs>
+          <w:tab w:val="num" w:pos="1800"/>
+        </w:tabs>
+        <w:ind w:start="1800" w:hanging="360"/>
+      </w:pPr>
+      <w:rPr/>
+    </w:lvl>
+    <w:lvl w:ilvl="4">
+      <w:start w:val="1"/>
+      <w:numFmt w:val="decimal"/>
+      <w:lvlText w:val="%5."/>
+      <w:lvlJc w:val="start"/>
+      <w:pPr>
+        <w:tabs>
+          <w:tab w:val="num" w:pos="2160"/>
+        </w:tabs>
+        <w:ind w:start="2160" w:hanging="360"/>
+      </w:pPr>
+      <w:rPr/>
+    </w:lvl>
+    <w:lvl w:ilvl="5">
+      <w:start w:val="1"/>
+      <w:numFmt w:val="decimal"/>
+      <w:lvlText w:val="%6."/>
+      <w:lvlJc w:val="start"/>
+      <w:pPr>
+        <w:tabs>
+          <w:tab w:val="num" w:pos="2520"/>
+        </w:tabs>
+        <w:ind w:start="2520" w:hanging="360"/>
+      </w:pPr>
+      <w:rPr/>
+    </w:lvl>
+    <w:lvl w:ilvl="6">
+      <w:start w:val="1"/>
+      <w:numFmt w:val="decimal"/>
+      <w:lvlText w:val="%7."/>
+      <w:lvlJc w:val="start"/>
+      <w:pPr>
+        <w:tabs>
+          <w:tab w:val="num" w:pos="2880"/>
+        </w:tabs>
+        <w:ind w:start="2880" w:hanging="360"/>
+      </w:pPr>
+      <w:rPr/>
+    </w:lvl>
+    <w:lvl w:ilvl="7">
+      <w:start w:val="1"/>
+      <w:numFmt w:val="decimal"/>
+      <w:lvlText w:val="%8."/>
+      <w:lvlJc w:val="start"/>
+      <w:pPr>
+        <w:tabs>
+          <w:tab w:val="num" w:pos="3240"/>
+        </w:tabs>
+        <w:ind w:start="3240" w:hanging="360"/>
+      </w:pPr>
+      <w:rPr/>
+    </w:lvl>
+    <w:lvl w:ilvl="8">
+      <w:start w:val="1"/>
+      <w:numFmt w:val="decimal"/>
+      <w:lvlText w:val="%9."/>
+      <w:lvlJc w:val="start"/>
+      <w:pPr>
+        <w:tabs>
+          <w:tab w:val="num" w:pos="3600"/>
+        </w:tabs>
+        <w:ind w:start="3600" w:hanging="360"/>
+      </w:pPr>
+      <w:rPr/>
+    </w:lvl>
+  </w:abstractNum>
+  <w:abstractNum w:abstractNumId="3">
     <w:lvl w:ilvl="0">
       <w:start w:val="1"/>
       <w:numFmt w:val="none"/>
@@ -7024,7 +7193,6 @@
         <w:ind w:start="0" w:hanging="0"/>
       </w:pPr>
     </w:lvl>
-    <w:nsid w:val="32c7a05e"/>
   </w:abstractNum>
   <w:num w:numId="1">
     <w:abstractNumId w:val="1"/>
@@ -7033,7 +7201,10 @@
     <w:abstractNumId w:val="2"/>
   </w:num>
   <w:num w:numId="3">
-    <w:abstractNumId w:val="1"/>
+    <w:abstractNumId w:val="3"/>
+  </w:num>
+  <w:num w:numId="4">
+    <w:abstractNumId w:val="2"/>
     <w:lvlOverride w:ilvl="0">
       <w:startOverride w:val="1"/>
     </w:lvlOverride>
@@ -7042,7 +7213,7 @@
 </file>
 
 <file path=word/styles.xml><?xml version="1.0" encoding="utf-8"?>
-<w:styles xmlns:wp14="http://schemas.microsoft.com/office/word/2010/wordprocessingDrawing" xmlns:w="http://schemas.openxmlformats.org/wordprocessingml/2006/main" xmlns:w14="http://schemas.microsoft.com/office/word/2010/wordml" xmlns:mc="http://schemas.openxmlformats.org/markup-compatibility/2006" mc:Ignorable="w14 wp14">
+<w:styles xmlns:w="http://schemas.openxmlformats.org/wordprocessingml/2006/main" xmlns:w14="http://schemas.microsoft.com/office/word/2010/wordml" xmlns:mc="http://schemas.openxmlformats.org/markup-compatibility/2006" mc:Ignorable="w14">
   <w:docDefaults>
     <w:rPrDefault>
       <w:rPr>
@@ -7061,6 +7232,7 @@
     <w:qFormat/>
     <w:pPr>
       <w:widowControl/>
+      <w:suppressAutoHyphens w:val="true"/>
       <w:bidi w:val="0"/>
       <w:spacing w:before="0" w:after="0"/>
       <w:jc w:val="start"/>
@@ -7145,11 +7317,18 @@
       <w:u w:val="single"/>
     </w:rPr>
   </w:style>
-  <w:style w:type="character" w:styleId="FootnoteCharacters">
-    <w:name w:val="Footnote Characters"/>
+  <w:style w:type="character" w:styleId="FootnoteCharactersuser">
+    <w:name w:val="Footnote Characters (user)"/>
     <w:uiPriority w:val="99"/>
     <w:semiHidden/>
     <w:unhideWhenUsed/>
+    <w:qFormat/>
+    <w:rPr>
+      <w:vertAlign w:val="superscript"/>
+    </w:rPr>
+  </w:style>
+  <w:style w:type="character" w:styleId="FootnoteCharacters">
+    <w:name w:val="Footnote Characters"/>
     <w:qFormat/>
     <w:rPr>
       <w:vertAlign w:val="superscript"/>
@@ -7173,11 +7352,18 @@
       <w:szCs w:val="20"/>
     </w:rPr>
   </w:style>
-  <w:style w:type="character" w:styleId="EndnoteCharacters">
-    <w:name w:val="Endnote Characters"/>
+  <w:style w:type="character" w:styleId="EndnoteCharactersuser">
+    <w:name w:val="Endnote Characters (user)"/>
     <w:uiPriority w:val="99"/>
     <w:semiHidden/>
     <w:unhideWhenUsed/>
+    <w:qFormat/>
+    <w:rPr>
+      <w:vertAlign w:val="superscript"/>
+    </w:rPr>
+  </w:style>
+  <w:style w:type="character" w:styleId="EndnoteCharacters">
+    <w:name w:val="Endnote Characters"/>
     <w:qFormat/>
     <w:rPr>
       <w:vertAlign w:val="superscript"/>
@@ -7201,6 +7387,11 @@
       <w:szCs w:val="20"/>
     </w:rPr>
   </w:style>
+  <w:style w:type="character" w:styleId="IndexLink">
+    <w:name w:val="Index Link"/>
+    <w:qFormat/>
+    <w:rPr/>
+  </w:style>
   <w:style w:type="paragraph" w:styleId="Heading">
     <w:name w:val="Heading"/>
     <w:basedOn w:val="Normal"/>
@@ -7220,7 +7411,7 @@
     <w:name w:val="Body Text"/>
     <w:basedOn w:val="Normal"/>
     <w:pPr>
-      <w:spacing w:before="0" w:after="140" w:line="276" w:lineRule="auto"/>
+      <w:spacing w:lineRule="auto" w:line="276" w:before="0" w:after="140"/>
     </w:pPr>
     <w:rPr/>
   </w:style>
@@ -7274,6 +7465,7 @@
     <w:qFormat/>
     <w:pPr>
       <w:widowControl/>
+      <w:suppressAutoHyphens w:val="true"/>
       <w:bidi w:val="0"/>
       <w:spacing w:before="0" w:after="0"/>
       <w:jc w:val="start"/>
@@ -7294,6 +7486,7 @@
     <w:qFormat/>
     <w:pPr>
       <w:widowControl/>
+      <w:suppressAutoHyphens w:val="true"/>
       <w:bidi w:val="0"/>
       <w:spacing w:before="0" w:after="0"/>
       <w:jc w:val="start"/>
@@ -7315,7 +7508,7 @@
     <w:semiHidden/>
     <w:unhideWhenUsed/>
     <w:pPr>
-      <w:spacing w:before="0" w:after="0" w:line="240" w:lineRule="auto"/>
+      <w:spacing w:lineRule="auto" w:line="240" w:before="0" w:after="0"/>
     </w:pPr>
     <w:rPr>
       <w:sz w:val="20"/>
@@ -7330,7 +7523,7 @@
     <w:semiHidden/>
     <w:unhideWhenUsed/>
     <w:pPr>
-      <w:spacing w:before="0" w:after="0" w:line="240" w:lineRule="auto"/>
+      <w:spacing w:lineRule="auto" w:line="240" w:before="0" w:after="0"/>
     </w:pPr>
     <w:rPr>
       <w:sz w:val="20"/>
@@ -7338,27 +7531,29 @@
     </w:rPr>
   </w:style>
   <w:style w:type="paragraph" w:styleId="TOC1">
-    <w:uiPriority w:val="39"/>
     <w:name w:val="toc 1"/>
     <w:basedOn w:val="Normal"/>
     <w:next w:val="Normal"/>
+    <w:uiPriority w:val="39"/>
     <w:unhideWhenUsed/>
-    <w:rsid w:val="6A7E1011"/>
+    <w:rsid w:val="6a7e1011"/>
     <w:pPr>
-      <w:spacing w:after="100"/>
+      <w:spacing w:before="0" w:after="100"/>
     </w:pPr>
+    <w:rPr/>
   </w:style>
   <w:style w:type="paragraph" w:styleId="TOC2">
-    <w:uiPriority w:val="39"/>
     <w:name w:val="toc 2"/>
     <w:basedOn w:val="Normal"/>
     <w:next w:val="Normal"/>
+    <w:uiPriority w:val="39"/>
     <w:unhideWhenUsed/>
-    <w:rsid w:val="6A7E1011"/>
+    <w:rsid w:val="6a7e1011"/>
     <w:pPr>
-      <w:spacing w:after="100"/>
-      <w:ind w:left="220"/>
+      <w:spacing w:before="0" w:after="100"/>
+      <w:ind w:start="220"/>
     </w:pPr>
+    <w:rPr/>
   </w:style>
 </w:styles>
 </file>
